--- a/dosyalar/sinavlar/10-sinif/arapca-10-2d1y-klasik.docx
+++ b/dosyalar/sinavlar/10-sinif/arapca-10-2d1y-klasik.docx
@@ -32,7 +32,7 @@
           </w:tcPr>
           <w:p>
             <w:pPr>
-              <w:spacing w:after="20"/>
+              <w:spacing w:after="6"/>
               <w:jc w:val="center"/>
             </w:pPr>
             <w:r>
@@ -43,46 +43,46 @@
                 <w:i w:val="false"/>
                 <w:iCs w:val="false"/>
                 <w:color w:val="39454F"/>
+                <w:sz w:val="16"/>
+                <w:szCs w:val="16"/>
+              </w:rPr>
+              <w:t xml:space="preserve">2026-2027 EĞİTİM ÖĞRETİM YILI</w:t>
+            </w:r>
+          </w:p>
+          <w:p>
+            <w:pPr>
+              <w:spacing w:after="6"/>
+              <w:jc w:val="center"/>
+            </w:pPr>
+            <w:r>
+              <w:rPr>
+                <w:rFonts w:ascii="Times New Roman" w:cs="Times New Roman" w:eastAsia="Times New Roman" w:hAnsi="Times New Roman"/>
+                <w:b/>
+                <w:bCs/>
+                <w:i w:val="false"/>
+                <w:iCs w:val="false"/>
+                <w:color w:val="111111"/>
+                <w:sz w:val="17"/>
+                <w:szCs w:val="17"/>
+              </w:rPr>
+              <w:t xml:space="preserve">……………………………………………………………… ANADOLU İMAM HATİP LİSESİ</w:t>
+            </w:r>
+          </w:p>
+          <w:p>
+            <w:pPr>
+              <w:spacing w:after="0"/>
+              <w:jc w:val="center"/>
+            </w:pPr>
+            <w:r>
+              <w:rPr>
+                <w:rFonts w:ascii="Times New Roman" w:cs="Times New Roman" w:eastAsia="Times New Roman" w:hAnsi="Times New Roman"/>
+                <w:b/>
+                <w:bCs/>
+                <w:i w:val="false"/>
+                <w:iCs w:val="false"/>
+                <w:color w:val="15222E"/>
                 <w:sz w:val="19"/>
                 <w:szCs w:val="19"/>
-              </w:rPr>
-              <w:t xml:space="preserve">2026-2027 EĞİTİM ÖĞRETİM YILI</w:t>
-            </w:r>
-          </w:p>
-          <w:p>
-            <w:pPr>
-              <w:spacing w:after="20"/>
-              <w:jc w:val="center"/>
-            </w:pPr>
-            <w:r>
-              <w:rPr>
-                <w:rFonts w:ascii="Times New Roman" w:cs="Times New Roman" w:eastAsia="Times New Roman" w:hAnsi="Times New Roman"/>
-                <w:b/>
-                <w:bCs/>
-                <w:i w:val="false"/>
-                <w:iCs w:val="false"/>
-                <w:color w:val="111111"/>
-                <w:sz w:val="21"/>
-                <w:szCs w:val="21"/>
-              </w:rPr>
-              <w:t xml:space="preserve">……………………………………………………………… ANADOLU İMAM HATİP LİSESİ</w:t>
-            </w:r>
-          </w:p>
-          <w:p>
-            <w:pPr>
-              <w:spacing w:after="0"/>
-              <w:jc w:val="center"/>
-            </w:pPr>
-            <w:r>
-              <w:rPr>
-                <w:rFonts w:ascii="Times New Roman" w:cs="Times New Roman" w:eastAsia="Times New Roman" w:hAnsi="Times New Roman"/>
-                <w:b/>
-                <w:bCs/>
-                <w:i w:val="false"/>
-                <w:iCs w:val="false"/>
-                <w:color w:val="15222E"/>
-                <w:sz w:val="23"/>
-                <w:szCs w:val="23"/>
               </w:rPr>
               <w:t xml:space="preserve">10. SINIF ARAPÇA DERSİ 2. DÖNEM 1. YAZILI SINAVI</w:t>
             </w:r>
@@ -122,7 +122,118 @@
           </w:tcPr>
           <w:p>
             <w:pPr>
-              <w:spacing w:after="0" w:line="270"/>
+              <w:spacing w:after="0" w:line="208"/>
+            </w:pPr>
+            <w:r>
+              <w:rPr>
+                <w:rFonts w:ascii="Times New Roman" w:cs="Times New Roman" w:eastAsia="Times New Roman" w:hAnsi="Times New Roman"/>
+                <w:b w:val="false"/>
+                <w:bCs w:val="false"/>
+                <w:i w:val="false"/>
+                <w:iCs w:val="false"/>
+                <w:color w:val="111111"/>
+                <w:sz w:val="17"/>
+                <w:szCs w:val="17"/>
+              </w:rPr>
+              <w:t xml:space="preserve">Adı Soyadı :  ………………………………………………………</w:t>
+            </w:r>
+          </w:p>
+        </w:tc>
+        <w:tc>
+          <w:tcPr>
+            <w:tcW w:type="dxa" w:w="1973"/>
+            <w:tcMar>
+              <w:top w:type="dxa" w:w="60"/>
+              <w:left w:type="dxa" w:w="90"/>
+              <w:bottom w:type="dxa" w:w="60"/>
+              <w:right w:type="dxa" w:w="90"/>
+            </w:tcMar>
+            <w:vAlign w:val="center"/>
+          </w:tcPr>
+          <w:p>
+            <w:pPr>
+              <w:spacing w:after="0" w:line="208"/>
+            </w:pPr>
+            <w:r>
+              <w:rPr>
+                <w:rFonts w:ascii="Times New Roman" w:cs="Times New Roman" w:eastAsia="Times New Roman" w:hAnsi="Times New Roman"/>
+                <w:b w:val="false"/>
+                <w:bCs w:val="false"/>
+                <w:i w:val="false"/>
+                <w:iCs w:val="false"/>
+                <w:color w:val="111111"/>
+                <w:sz w:val="17"/>
+                <w:szCs w:val="17"/>
+              </w:rPr>
+              <w:t xml:space="preserve">Sınıfı :  …………</w:t>
+            </w:r>
+          </w:p>
+        </w:tc>
+        <w:tc>
+          <w:tcPr>
+            <w:tcW w:type="dxa" w:w="1578"/>
+            <w:tcMar>
+              <w:top w:type="dxa" w:w="60"/>
+              <w:left w:type="dxa" w:w="90"/>
+              <w:bottom w:type="dxa" w:w="60"/>
+              <w:right w:type="dxa" w:w="90"/>
+            </w:tcMar>
+            <w:vAlign w:val="center"/>
+          </w:tcPr>
+          <w:p>
+            <w:pPr>
+              <w:spacing w:after="0" w:line="208"/>
+            </w:pPr>
+            <w:r>
+              <w:rPr>
+                <w:rFonts w:ascii="Times New Roman" w:cs="Times New Roman" w:eastAsia="Times New Roman" w:hAnsi="Times New Roman"/>
+                <w:b w:val="false"/>
+                <w:bCs w:val="false"/>
+                <w:i w:val="false"/>
+                <w:iCs w:val="false"/>
+                <w:color w:val="111111"/>
+                <w:sz w:val="17"/>
+                <w:szCs w:val="17"/>
+              </w:rPr>
+              <w:t xml:space="preserve">No :  ………</w:t>
+            </w:r>
+          </w:p>
+        </w:tc>
+        <w:tc>
+          <w:tcPr>
+            <w:tcW w:type="dxa" w:w="1381"/>
+            <w:shd w:fill="F2F6FA" w:color="auto" w:val="clear"/>
+            <w:tcMar>
+              <w:top w:type="dxa" w:w="60"/>
+              <w:left w:type="dxa" w:w="90"/>
+              <w:bottom w:type="dxa" w:w="60"/>
+              <w:right w:type="dxa" w:w="90"/>
+            </w:tcMar>
+            <w:vAlign w:val="center"/>
+          </w:tcPr>
+          <w:p>
+            <w:pPr>
+              <w:spacing w:after="0"/>
+              <w:jc w:val="center"/>
+            </w:pPr>
+            <w:r>
+              <w:rPr>
+                <w:rFonts w:ascii="Times New Roman" w:cs="Times New Roman" w:eastAsia="Times New Roman" w:hAnsi="Times New Roman"/>
+                <w:b/>
+                <w:bCs/>
+                <w:i w:val="false"/>
+                <w:iCs w:val="false"/>
+                <w:color w:val="39454F"/>
+                <w:sz w:val="15"/>
+                <w:szCs w:val="15"/>
+              </w:rPr>
+              <w:t xml:space="preserve">PUAN</w:t>
+            </w:r>
+          </w:p>
+          <w:p>
+            <w:pPr>
+              <w:spacing w:after="12" w:before="18"/>
+              <w:jc w:val="center"/>
             </w:pPr>
             <w:r>
               <w:rPr>
@@ -135,141 +246,12 @@
                 <w:sz w:val="20"/>
                 <w:szCs w:val="20"/>
               </w:rPr>
-              <w:t xml:space="preserve">Adı Soyadı :  ………………………………………………………</w:t>
-            </w:r>
-          </w:p>
-        </w:tc>
-        <w:tc>
-          <w:tcPr>
-            <w:tcW w:type="dxa" w:w="1973"/>
-            <w:tcMar>
-              <w:top w:type="dxa" w:w="60"/>
-              <w:left w:type="dxa" w:w="90"/>
-              <w:bottom w:type="dxa" w:w="60"/>
-              <w:right w:type="dxa" w:w="90"/>
-            </w:tcMar>
-            <w:vAlign w:val="center"/>
-          </w:tcPr>
-          <w:p>
-            <w:pPr>
-              <w:spacing w:after="0" w:line="270"/>
-            </w:pPr>
-            <w:r>
-              <w:rPr>
-                <w:rFonts w:ascii="Times New Roman" w:cs="Times New Roman" w:eastAsia="Times New Roman" w:hAnsi="Times New Roman"/>
-                <w:b w:val="false"/>
-                <w:bCs w:val="false"/>
-                <w:i w:val="false"/>
-                <w:iCs w:val="false"/>
-                <w:color w:val="111111"/>
-                <w:sz w:val="20"/>
-                <w:szCs w:val="20"/>
-              </w:rPr>
-              <w:t xml:space="preserve">Sınıfı :  …………</w:t>
-            </w:r>
-          </w:p>
-        </w:tc>
-        <w:tc>
-          <w:tcPr>
-            <w:tcW w:type="dxa" w:w="1578"/>
-            <w:tcMar>
-              <w:top w:type="dxa" w:w="60"/>
-              <w:left w:type="dxa" w:w="90"/>
-              <w:bottom w:type="dxa" w:w="60"/>
-              <w:right w:type="dxa" w:w="90"/>
-            </w:tcMar>
-            <w:vAlign w:val="center"/>
-          </w:tcPr>
-          <w:p>
-            <w:pPr>
-              <w:spacing w:after="0" w:line="270"/>
-            </w:pPr>
-            <w:r>
-              <w:rPr>
-                <w:rFonts w:ascii="Times New Roman" w:cs="Times New Roman" w:eastAsia="Times New Roman" w:hAnsi="Times New Roman"/>
-                <w:b w:val="false"/>
-                <w:bCs w:val="false"/>
-                <w:i w:val="false"/>
-                <w:iCs w:val="false"/>
-                <w:color w:val="111111"/>
-                <w:sz w:val="20"/>
-                <w:szCs w:val="20"/>
-              </w:rPr>
-              <w:t xml:space="preserve">No :  ………</w:t>
-            </w:r>
-          </w:p>
-        </w:tc>
-        <w:tc>
-          <w:tcPr>
-            <w:tcW w:type="dxa" w:w="1381"/>
-            <w:shd w:fill="F2F6FA" w:color="auto" w:val="clear"/>
-            <w:tcMar>
-              <w:top w:type="dxa" w:w="60"/>
-              <w:left w:type="dxa" w:w="90"/>
-              <w:bottom w:type="dxa" w:w="60"/>
-              <w:right w:type="dxa" w:w="90"/>
-            </w:tcMar>
-            <w:vAlign w:val="center"/>
-          </w:tcPr>
-          <w:p>
-            <w:pPr>
-              <w:spacing w:after="0"/>
-              <w:jc w:val="center"/>
-            </w:pPr>
-            <w:r>
-              <w:rPr>
-                <w:rFonts w:ascii="Times New Roman" w:cs="Times New Roman" w:eastAsia="Times New Roman" w:hAnsi="Times New Roman"/>
-                <w:b/>
-                <w:bCs/>
-                <w:i w:val="false"/>
-                <w:iCs w:val="false"/>
-                <w:color w:val="39454F"/>
-                <w:sz w:val="18"/>
-                <w:szCs w:val="18"/>
-              </w:rPr>
-              <w:t xml:space="preserve">PUAN</w:t>
-            </w:r>
-          </w:p>
-          <w:p>
-            <w:pPr>
-              <w:spacing w:after="40" w:before="60"/>
-              <w:jc w:val="center"/>
-            </w:pPr>
-            <w:r>
-              <w:rPr>
-                <w:rFonts w:ascii="Times New Roman" w:cs="Times New Roman" w:eastAsia="Times New Roman" w:hAnsi="Times New Roman"/>
-                <w:b w:val="false"/>
-                <w:bCs w:val="false"/>
-                <w:i w:val="false"/>
-                <w:iCs w:val="false"/>
-                <w:color w:val="111111"/>
-                <w:sz w:val="24"/>
-                <w:szCs w:val="24"/>
-              </w:rPr>
               <w:t xml:space="preserve"/>
             </w:r>
           </w:p>
         </w:tc>
       </w:tr>
     </w:tbl>
-    <w:p>
-      <w:pPr>
-        <w:spacing w:after="110"/>
-      </w:pPr>
-      <w:r>
-        <w:rPr>
-          <w:rFonts w:ascii="Times New Roman" w:cs="Times New Roman" w:eastAsia="Times New Roman" w:hAnsi="Times New Roman"/>
-          <w:b w:val="false"/>
-          <w:bCs w:val="false"/>
-          <w:i w:val="false"/>
-          <w:iCs w:val="false"/>
-          <w:color w:val="111111"/>
-          <w:sz w:val="21"/>
-          <w:szCs w:val="21"/>
-        </w:rPr>
-        <w:t xml:space="preserve"/>
-      </w:r>
-    </w:p>
     <w:tbl>
       <w:tblPr>
         <w:tblW w:type="dxa" w:w="9864"/>
@@ -300,7 +282,7 @@
           </w:tcPr>
           <w:p>
             <w:pPr>
-              <w:spacing w:after="40"/>
+              <w:spacing w:after="12"/>
             </w:pPr>
             <w:r>
               <w:rPr>
@@ -310,15 +292,15 @@
                 <w:i w:val="false"/>
                 <w:iCs w:val="false"/>
                 <w:color w:val="2B3742"/>
-                <w:sz w:val="18"/>
-                <w:szCs w:val="18"/>
+                <w:sz w:val="15"/>
+                <w:szCs w:val="15"/>
               </w:rPr>
               <w:t xml:space="preserve">AÇIKLAMALAR</w:t>
             </w:r>
           </w:p>
           <w:p>
             <w:pPr>
-              <w:spacing w:after="20" w:line="250"/>
+              <w:spacing w:after="6" w:line="208"/>
               <w:ind w:left="170" w:hanging="170"/>
             </w:pPr>
             <w:r>
@@ -329,15 +311,15 @@
                 <w:i w:val="false"/>
                 <w:iCs w:val="false"/>
                 <w:color w:val="2B3742"/>
-                <w:sz w:val="18"/>
-                <w:szCs w:val="18"/>
+                <w:sz w:val="15"/>
+                <w:szCs w:val="15"/>
               </w:rPr>
               <w:t xml:space="preserve">•  Sınav süresi bir ders saatidir.</w:t>
             </w:r>
           </w:p>
           <w:p>
             <w:pPr>
-              <w:spacing w:after="20" w:line="250"/>
+              <w:spacing w:after="6" w:line="208"/>
               <w:ind w:left="170" w:hanging="170"/>
             </w:pPr>
             <w:r>
@@ -348,15 +330,15 @@
                 <w:i w:val="false"/>
                 <w:iCs w:val="false"/>
                 <w:color w:val="2B3742"/>
-                <w:sz w:val="18"/>
-                <w:szCs w:val="18"/>
+                <w:sz w:val="15"/>
+                <w:szCs w:val="15"/>
               </w:rPr>
               <w:t xml:space="preserve">•  Her sorunun puanı soru sonunda belirtilmiştir.</w:t>
             </w:r>
           </w:p>
           <w:p>
             <w:pPr>
-              <w:spacing w:after="20" w:line="250"/>
+              <w:spacing w:after="6" w:line="208"/>
               <w:ind w:left="170" w:hanging="170"/>
             </w:pPr>
             <w:r>
@@ -367,15 +349,15 @@
                 <w:i w:val="false"/>
                 <w:iCs w:val="false"/>
                 <w:color w:val="2B3742"/>
-                <w:sz w:val="18"/>
-                <w:szCs w:val="18"/>
+                <w:sz w:val="15"/>
+                <w:szCs w:val="15"/>
               </w:rPr>
               <w:t xml:space="preserve">•  Arapça yazarken harekeleri de yazmayı unutmayınız.</w:t>
             </w:r>
           </w:p>
           <w:p>
             <w:pPr>
-              <w:spacing w:after="20" w:line="250"/>
+              <w:spacing w:after="6" w:line="208"/>
               <w:ind w:left="170" w:hanging="170"/>
             </w:pPr>
             <w:r>
@@ -386,8 +368,8 @@
                 <w:i w:val="false"/>
                 <w:iCs w:val="false"/>
                 <w:color w:val="2B3742"/>
-                <w:sz w:val="18"/>
-                <w:szCs w:val="18"/>
+                <w:sz w:val="15"/>
+                <w:szCs w:val="15"/>
               </w:rPr>
               <w:t xml:space="preserve">•  Cevaplarınızı okunaklı yazınız; okunmayan cevaplar değerlendirmeye alınmaz.</w:t>
             </w:r>
@@ -400,7 +382,7 @@
         <w:tabs>
           <w:tab w:val="right" w:pos="9864"/>
         </w:tabs>
-        <w:spacing w:after="90" w:before="220" w:line="280"/>
+        <w:spacing w:after="27" w:before="66" w:line="208"/>
         <w:ind w:left="340" w:hanging="340"/>
       </w:pPr>
       <w:r>
@@ -411,16 +393,16 @@
           <w:i w:val="false"/>
           <w:iCs w:val="false"/>
           <w:color w:val="111111"/>
-          <w:sz w:val="21"/>
-          <w:szCs w:val="21"/>
+          <w:sz w:val="17"/>
+          <w:szCs w:val="17"/>
         </w:rPr>
         <w:t xml:space="preserve">1.</w:t>
       </w:r>
       <w:r>
         <w:rPr>
           <w:rFonts w:ascii="Times New Roman" w:cs="Times New Roman" w:eastAsia="Times New Roman" w:hAnsi="Times New Roman"/>
-          <w:sz w:val="21"/>
-          <w:szCs w:val="21"/>
+          <w:sz w:val="17"/>
+          <w:szCs w:val="17"/>
         </w:rPr>
         <w:tab/>
       </w:r>
@@ -432,16 +414,16 @@
           <w:i w:val="false"/>
           <w:iCs w:val="false"/>
           <w:color w:val="111111"/>
-          <w:sz w:val="21"/>
-          <w:szCs w:val="21"/>
+          <w:sz w:val="17"/>
+          <w:szCs w:val="17"/>
         </w:rPr>
         <w:t xml:space="preserve">Aşağıdaki kelimelerin Türkçe karşılıklarını yazınız.</w:t>
       </w:r>
       <w:r>
         <w:rPr>
           <w:rFonts w:ascii="Times New Roman" w:cs="Times New Roman" w:eastAsia="Times New Roman" w:hAnsi="Times New Roman"/>
-          <w:sz w:val="21"/>
-          <w:szCs w:val="21"/>
+          <w:sz w:val="17"/>
+          <w:szCs w:val="17"/>
         </w:rPr>
         <w:tab/>
       </w:r>
@@ -453,8 +435,8 @@
           <w:i w:val="false"/>
           <w:iCs w:val="false"/>
           <w:color w:val="55636F"/>
-          <w:sz w:val="18"/>
-          <w:szCs w:val="18"/>
+          <w:sz w:val="15"/>
+          <w:szCs w:val="15"/>
         </w:rPr>
         <w:t xml:space="preserve">(12 puan)</w:t>
       </w:r>
@@ -462,7 +444,7 @@
     <w:p>
       <w:pPr>
         <w:keepNext w:val="false"/>
-        <w:spacing w:after="90" w:before="0" w:line="280"/>
+        <w:spacing w:after="27" w:before="0" w:line="208"/>
         <w:ind w:left="340"/>
       </w:pPr>
       <w:r>
@@ -473,8 +455,8 @@
           <w:i/>
           <w:iCs/>
           <w:color w:val="5B6772"/>
-          <w:sz w:val="18"/>
-          <w:szCs w:val="18"/>
+          <w:sz w:val="15"/>
+          <w:szCs w:val="15"/>
         </w:rPr>
         <w:t xml:space="preserve">Her doğru cevap 2 puandır.</w:t>
       </w:r>
@@ -514,7 +496,7 @@
           </w:tcPr>
           <w:p>
             <w:pPr>
-              <w:spacing w:after="0" w:line="270"/>
+              <w:spacing w:after="0" w:line="208"/>
               <w:jc w:val="center"/>
             </w:pPr>
             <w:r>
@@ -525,8 +507,8 @@
                 <w:i w:val="false"/>
                 <w:iCs w:val="false"/>
                 <w:color w:val="111111"/>
-                <w:sz w:val="18"/>
-                <w:szCs w:val="18"/>
+                <w:sz w:val="15"/>
+                <w:szCs w:val="15"/>
               </w:rPr>
               <w:t xml:space="preserve">No</w:t>
             </w:r>
@@ -546,7 +528,7 @@
           </w:tcPr>
           <w:p>
             <w:pPr>
-              <w:spacing w:after="0" w:line="270"/>
+              <w:spacing w:after="0" w:line="208"/>
               <w:jc w:val="center"/>
             </w:pPr>
             <w:r>
@@ -557,8 +539,8 @@
                 <w:i w:val="false"/>
                 <w:iCs w:val="false"/>
                 <w:color w:val="111111"/>
-                <w:sz w:val="18"/>
-                <w:szCs w:val="18"/>
+                <w:sz w:val="15"/>
+                <w:szCs w:val="15"/>
               </w:rPr>
               <w:t xml:space="preserve">Kelime</w:t>
             </w:r>
@@ -578,7 +560,7 @@
           </w:tcPr>
           <w:p>
             <w:pPr>
-              <w:spacing w:after="0" w:line="270"/>
+              <w:spacing w:after="0" w:line="208"/>
               <w:jc w:val="center"/>
             </w:pPr>
             <w:r>
@@ -589,8 +571,8 @@
                 <w:i w:val="false"/>
                 <w:iCs w:val="false"/>
                 <w:color w:val="111111"/>
-                <w:sz w:val="18"/>
-                <w:szCs w:val="18"/>
+                <w:sz w:val="15"/>
+                <w:szCs w:val="15"/>
               </w:rPr>
               <w:t xml:space="preserve">Türkçesi</w:t>
             </w:r>
@@ -599,7 +581,7 @@
       </w:tr>
       <w:tr>
         <w:trPr>
-          <w:trHeight w:val="430" w:hRule="atLeast"/>
+          <w:trHeight w:val="266" w:hRule="atLeast"/>
         </w:trPr>
         <w:tc>
           <w:tcPr>
@@ -614,19 +596,19 @@
           </w:tcPr>
           <w:p>
             <w:pPr>
-              <w:spacing w:after="0" w:line="270"/>
-              <w:jc w:val="center"/>
-            </w:pPr>
-            <w:r>
-              <w:rPr>
-                <w:rFonts w:ascii="Times New Roman" w:cs="Times New Roman" w:eastAsia="Times New Roman" w:hAnsi="Times New Roman"/>
-                <w:b w:val="false"/>
-                <w:bCs w:val="false"/>
-                <w:i w:val="false"/>
-                <w:iCs w:val="false"/>
-                <w:color w:val="111111"/>
-                <w:sz w:val="19"/>
-                <w:szCs w:val="19"/>
+              <w:spacing w:after="0" w:line="208"/>
+              <w:jc w:val="center"/>
+            </w:pPr>
+            <w:r>
+              <w:rPr>
+                <w:rFonts w:ascii="Times New Roman" w:cs="Times New Roman" w:eastAsia="Times New Roman" w:hAnsi="Times New Roman"/>
+                <w:b w:val="false"/>
+                <w:bCs w:val="false"/>
+                <w:i w:val="false"/>
+                <w:iCs w:val="false"/>
+                <w:color w:val="111111"/>
+                <w:sz w:val="16"/>
+                <w:szCs w:val="16"/>
               </w:rPr>
               <w:t xml:space="preserve">1</w:t>
             </w:r>
@@ -646,7 +628,7 @@
           <w:p>
             <w:pPr>
               <w:bidi/>
-              <w:spacing w:after="0" w:line="320"/>
+              <w:spacing w:after="0" w:line="208"/>
             </w:pPr>
             <w:r>
               <w:rPr>
@@ -654,8 +636,8 @@
                 <w:b w:val="false"/>
                 <w:bCs w:val="false"/>
                 <w:color w:val="111111"/>
-                <w:sz w:val="30"/>
-                <w:szCs w:val="30"/>
+                <w:sz w:val="26"/>
+                <w:szCs w:val="26"/>
                 <w:rtl/>
               </w:rPr>
               <w:t xml:space="preserve">اَلرِّحْلَةُ</w:t>
@@ -675,18 +657,18 @@
           </w:tcPr>
           <w:p>
             <w:pPr>
-              <w:spacing w:after="0" w:line="270"/>
-            </w:pPr>
-            <w:r>
-              <w:rPr>
-                <w:rFonts w:ascii="Times New Roman" w:cs="Times New Roman" w:eastAsia="Times New Roman" w:hAnsi="Times New Roman"/>
-                <w:b w:val="false"/>
-                <w:bCs w:val="false"/>
-                <w:i w:val="false"/>
-                <w:iCs w:val="false"/>
-                <w:color w:val="111111"/>
-                <w:sz w:val="20"/>
-                <w:szCs w:val="20"/>
+              <w:spacing w:after="0" w:line="208"/>
+            </w:pPr>
+            <w:r>
+              <w:rPr>
+                <w:rFonts w:ascii="Times New Roman" w:cs="Times New Roman" w:eastAsia="Times New Roman" w:hAnsi="Times New Roman"/>
+                <w:b w:val="false"/>
+                <w:bCs w:val="false"/>
+                <w:i w:val="false"/>
+                <w:iCs w:val="false"/>
+                <w:color w:val="111111"/>
+                <w:sz w:val="17"/>
+                <w:szCs w:val="17"/>
               </w:rPr>
               <w:t xml:space="preserve"/>
             </w:r>
@@ -695,7 +677,7 @@
       </w:tr>
       <w:tr>
         <w:trPr>
-          <w:trHeight w:val="430" w:hRule="atLeast"/>
+          <w:trHeight w:val="266" w:hRule="atLeast"/>
         </w:trPr>
         <w:tc>
           <w:tcPr>
@@ -710,19 +692,19 @@
           </w:tcPr>
           <w:p>
             <w:pPr>
-              <w:spacing w:after="0" w:line="270"/>
-              <w:jc w:val="center"/>
-            </w:pPr>
-            <w:r>
-              <w:rPr>
-                <w:rFonts w:ascii="Times New Roman" w:cs="Times New Roman" w:eastAsia="Times New Roman" w:hAnsi="Times New Roman"/>
-                <w:b w:val="false"/>
-                <w:bCs w:val="false"/>
-                <w:i w:val="false"/>
-                <w:iCs w:val="false"/>
-                <w:color w:val="111111"/>
-                <w:sz w:val="19"/>
-                <w:szCs w:val="19"/>
+              <w:spacing w:after="0" w:line="208"/>
+              <w:jc w:val="center"/>
+            </w:pPr>
+            <w:r>
+              <w:rPr>
+                <w:rFonts w:ascii="Times New Roman" w:cs="Times New Roman" w:eastAsia="Times New Roman" w:hAnsi="Times New Roman"/>
+                <w:b w:val="false"/>
+                <w:bCs w:val="false"/>
+                <w:i w:val="false"/>
+                <w:iCs w:val="false"/>
+                <w:color w:val="111111"/>
+                <w:sz w:val="16"/>
+                <w:szCs w:val="16"/>
               </w:rPr>
               <w:t xml:space="preserve">2</w:t>
             </w:r>
@@ -742,7 +724,7 @@
           <w:p>
             <w:pPr>
               <w:bidi/>
-              <w:spacing w:after="0" w:line="320"/>
+              <w:spacing w:after="0" w:line="208"/>
             </w:pPr>
             <w:r>
               <w:rPr>
@@ -750,8 +732,8 @@
                 <w:b w:val="false"/>
                 <w:bCs w:val="false"/>
                 <w:color w:val="111111"/>
-                <w:sz w:val="30"/>
-                <w:szCs w:val="30"/>
+                <w:sz w:val="26"/>
+                <w:szCs w:val="26"/>
                 <w:rtl/>
               </w:rPr>
               <w:t xml:space="preserve">اَلطَّائِرَةُ</w:t>
@@ -771,18 +753,18 @@
           </w:tcPr>
           <w:p>
             <w:pPr>
-              <w:spacing w:after="0" w:line="270"/>
-            </w:pPr>
-            <w:r>
-              <w:rPr>
-                <w:rFonts w:ascii="Times New Roman" w:cs="Times New Roman" w:eastAsia="Times New Roman" w:hAnsi="Times New Roman"/>
-                <w:b w:val="false"/>
-                <w:bCs w:val="false"/>
-                <w:i w:val="false"/>
-                <w:iCs w:val="false"/>
-                <w:color w:val="111111"/>
-                <w:sz w:val="20"/>
-                <w:szCs w:val="20"/>
+              <w:spacing w:after="0" w:line="208"/>
+            </w:pPr>
+            <w:r>
+              <w:rPr>
+                <w:rFonts w:ascii="Times New Roman" w:cs="Times New Roman" w:eastAsia="Times New Roman" w:hAnsi="Times New Roman"/>
+                <w:b w:val="false"/>
+                <w:bCs w:val="false"/>
+                <w:i w:val="false"/>
+                <w:iCs w:val="false"/>
+                <w:color w:val="111111"/>
+                <w:sz w:val="17"/>
+                <w:szCs w:val="17"/>
               </w:rPr>
               <w:t xml:space="preserve"/>
             </w:r>
@@ -791,7 +773,7 @@
       </w:tr>
       <w:tr>
         <w:trPr>
-          <w:trHeight w:val="430" w:hRule="atLeast"/>
+          <w:trHeight w:val="266" w:hRule="atLeast"/>
         </w:trPr>
         <w:tc>
           <w:tcPr>
@@ -806,19 +788,19 @@
           </w:tcPr>
           <w:p>
             <w:pPr>
-              <w:spacing w:after="0" w:line="270"/>
-              <w:jc w:val="center"/>
-            </w:pPr>
-            <w:r>
-              <w:rPr>
-                <w:rFonts w:ascii="Times New Roman" w:cs="Times New Roman" w:eastAsia="Times New Roman" w:hAnsi="Times New Roman"/>
-                <w:b w:val="false"/>
-                <w:bCs w:val="false"/>
-                <w:i w:val="false"/>
-                <w:iCs w:val="false"/>
-                <w:color w:val="111111"/>
-                <w:sz w:val="19"/>
-                <w:szCs w:val="19"/>
+              <w:spacing w:after="0" w:line="208"/>
+              <w:jc w:val="center"/>
+            </w:pPr>
+            <w:r>
+              <w:rPr>
+                <w:rFonts w:ascii="Times New Roman" w:cs="Times New Roman" w:eastAsia="Times New Roman" w:hAnsi="Times New Roman"/>
+                <w:b w:val="false"/>
+                <w:bCs w:val="false"/>
+                <w:i w:val="false"/>
+                <w:iCs w:val="false"/>
+                <w:color w:val="111111"/>
+                <w:sz w:val="16"/>
+                <w:szCs w:val="16"/>
               </w:rPr>
               <w:t xml:space="preserve">3</w:t>
             </w:r>
@@ -838,7 +820,7 @@
           <w:p>
             <w:pPr>
               <w:bidi/>
-              <w:spacing w:after="0" w:line="320"/>
+              <w:spacing w:after="0" w:line="208"/>
             </w:pPr>
             <w:r>
               <w:rPr>
@@ -846,8 +828,8 @@
                 <w:b w:val="false"/>
                 <w:bCs w:val="false"/>
                 <w:color w:val="111111"/>
-                <w:sz w:val="30"/>
-                <w:szCs w:val="30"/>
+                <w:sz w:val="26"/>
+                <w:szCs w:val="26"/>
                 <w:rtl/>
               </w:rPr>
               <w:t xml:space="preserve">اَلْمَحَطَّةُ</w:t>
@@ -867,18 +849,18 @@
           </w:tcPr>
           <w:p>
             <w:pPr>
-              <w:spacing w:after="0" w:line="270"/>
-            </w:pPr>
-            <w:r>
-              <w:rPr>
-                <w:rFonts w:ascii="Times New Roman" w:cs="Times New Roman" w:eastAsia="Times New Roman" w:hAnsi="Times New Roman"/>
-                <w:b w:val="false"/>
-                <w:bCs w:val="false"/>
-                <w:i w:val="false"/>
-                <w:iCs w:val="false"/>
-                <w:color w:val="111111"/>
-                <w:sz w:val="20"/>
-                <w:szCs w:val="20"/>
+              <w:spacing w:after="0" w:line="208"/>
+            </w:pPr>
+            <w:r>
+              <w:rPr>
+                <w:rFonts w:ascii="Times New Roman" w:cs="Times New Roman" w:eastAsia="Times New Roman" w:hAnsi="Times New Roman"/>
+                <w:b w:val="false"/>
+                <w:bCs w:val="false"/>
+                <w:i w:val="false"/>
+                <w:iCs w:val="false"/>
+                <w:color w:val="111111"/>
+                <w:sz w:val="17"/>
+                <w:szCs w:val="17"/>
               </w:rPr>
               <w:t xml:space="preserve"/>
             </w:r>
@@ -887,7 +869,7 @@
       </w:tr>
       <w:tr>
         <w:trPr>
-          <w:trHeight w:val="430" w:hRule="atLeast"/>
+          <w:trHeight w:val="266" w:hRule="atLeast"/>
         </w:trPr>
         <w:tc>
           <w:tcPr>
@@ -902,19 +884,19 @@
           </w:tcPr>
           <w:p>
             <w:pPr>
-              <w:spacing w:after="0" w:line="270"/>
-              <w:jc w:val="center"/>
-            </w:pPr>
-            <w:r>
-              <w:rPr>
-                <w:rFonts w:ascii="Times New Roman" w:cs="Times New Roman" w:eastAsia="Times New Roman" w:hAnsi="Times New Roman"/>
-                <w:b w:val="false"/>
-                <w:bCs w:val="false"/>
-                <w:i w:val="false"/>
-                <w:iCs w:val="false"/>
-                <w:color w:val="111111"/>
-                <w:sz w:val="19"/>
-                <w:szCs w:val="19"/>
+              <w:spacing w:after="0" w:line="208"/>
+              <w:jc w:val="center"/>
+            </w:pPr>
+            <w:r>
+              <w:rPr>
+                <w:rFonts w:ascii="Times New Roman" w:cs="Times New Roman" w:eastAsia="Times New Roman" w:hAnsi="Times New Roman"/>
+                <w:b w:val="false"/>
+                <w:bCs w:val="false"/>
+                <w:i w:val="false"/>
+                <w:iCs w:val="false"/>
+                <w:color w:val="111111"/>
+                <w:sz w:val="16"/>
+                <w:szCs w:val="16"/>
               </w:rPr>
               <w:t xml:space="preserve">4</w:t>
             </w:r>
@@ -934,7 +916,7 @@
           <w:p>
             <w:pPr>
               <w:bidi/>
-              <w:spacing w:after="0" w:line="320"/>
+              <w:spacing w:after="0" w:line="208"/>
             </w:pPr>
             <w:r>
               <w:rPr>
@@ -942,8 +924,8 @@
                 <w:b w:val="false"/>
                 <w:bCs w:val="false"/>
                 <w:color w:val="111111"/>
-                <w:sz w:val="30"/>
-                <w:szCs w:val="30"/>
+                <w:sz w:val="26"/>
+                <w:szCs w:val="26"/>
                 <w:rtl/>
               </w:rPr>
               <w:t xml:space="preserve">جَوَازُ السَّفَرِ</w:t>
@@ -963,18 +945,18 @@
           </w:tcPr>
           <w:p>
             <w:pPr>
-              <w:spacing w:after="0" w:line="270"/>
-            </w:pPr>
-            <w:r>
-              <w:rPr>
-                <w:rFonts w:ascii="Times New Roman" w:cs="Times New Roman" w:eastAsia="Times New Roman" w:hAnsi="Times New Roman"/>
-                <w:b w:val="false"/>
-                <w:bCs w:val="false"/>
-                <w:i w:val="false"/>
-                <w:iCs w:val="false"/>
-                <w:color w:val="111111"/>
-                <w:sz w:val="20"/>
-                <w:szCs w:val="20"/>
+              <w:spacing w:after="0" w:line="208"/>
+            </w:pPr>
+            <w:r>
+              <w:rPr>
+                <w:rFonts w:ascii="Times New Roman" w:cs="Times New Roman" w:eastAsia="Times New Roman" w:hAnsi="Times New Roman"/>
+                <w:b w:val="false"/>
+                <w:bCs w:val="false"/>
+                <w:i w:val="false"/>
+                <w:iCs w:val="false"/>
+                <w:color w:val="111111"/>
+                <w:sz w:val="17"/>
+                <w:szCs w:val="17"/>
               </w:rPr>
               <w:t xml:space="preserve"/>
             </w:r>
@@ -983,7 +965,7 @@
       </w:tr>
       <w:tr>
         <w:trPr>
-          <w:trHeight w:val="430" w:hRule="atLeast"/>
+          <w:trHeight w:val="266" w:hRule="atLeast"/>
         </w:trPr>
         <w:tc>
           <w:tcPr>
@@ -998,19 +980,19 @@
           </w:tcPr>
           <w:p>
             <w:pPr>
-              <w:spacing w:after="0" w:line="270"/>
-              <w:jc w:val="center"/>
-            </w:pPr>
-            <w:r>
-              <w:rPr>
-                <w:rFonts w:ascii="Times New Roman" w:cs="Times New Roman" w:eastAsia="Times New Roman" w:hAnsi="Times New Roman"/>
-                <w:b w:val="false"/>
-                <w:bCs w:val="false"/>
-                <w:i w:val="false"/>
-                <w:iCs w:val="false"/>
-                <w:color w:val="111111"/>
-                <w:sz w:val="19"/>
-                <w:szCs w:val="19"/>
+              <w:spacing w:after="0" w:line="208"/>
+              <w:jc w:val="center"/>
+            </w:pPr>
+            <w:r>
+              <w:rPr>
+                <w:rFonts w:ascii="Times New Roman" w:cs="Times New Roman" w:eastAsia="Times New Roman" w:hAnsi="Times New Roman"/>
+                <w:b w:val="false"/>
+                <w:bCs w:val="false"/>
+                <w:i w:val="false"/>
+                <w:iCs w:val="false"/>
+                <w:color w:val="111111"/>
+                <w:sz w:val="16"/>
+                <w:szCs w:val="16"/>
               </w:rPr>
               <w:t xml:space="preserve">5</w:t>
             </w:r>
@@ -1030,7 +1012,7 @@
           <w:p>
             <w:pPr>
               <w:bidi/>
-              <w:spacing w:after="0" w:line="320"/>
+              <w:spacing w:after="0" w:line="208"/>
             </w:pPr>
             <w:r>
               <w:rPr>
@@ -1038,8 +1020,8 @@
                 <w:b w:val="false"/>
                 <w:bCs w:val="false"/>
                 <w:color w:val="111111"/>
-                <w:sz w:val="30"/>
-                <w:szCs w:val="30"/>
+                <w:sz w:val="26"/>
+                <w:szCs w:val="26"/>
                 <w:rtl/>
               </w:rPr>
               <w:t xml:space="preserve">اَلْحَقِيبَةُ</w:t>
@@ -1059,18 +1041,18 @@
           </w:tcPr>
           <w:p>
             <w:pPr>
-              <w:spacing w:after="0" w:line="270"/>
-            </w:pPr>
-            <w:r>
-              <w:rPr>
-                <w:rFonts w:ascii="Times New Roman" w:cs="Times New Roman" w:eastAsia="Times New Roman" w:hAnsi="Times New Roman"/>
-                <w:b w:val="false"/>
-                <w:bCs w:val="false"/>
-                <w:i w:val="false"/>
-                <w:iCs w:val="false"/>
-                <w:color w:val="111111"/>
-                <w:sz w:val="20"/>
-                <w:szCs w:val="20"/>
+              <w:spacing w:after="0" w:line="208"/>
+            </w:pPr>
+            <w:r>
+              <w:rPr>
+                <w:rFonts w:ascii="Times New Roman" w:cs="Times New Roman" w:eastAsia="Times New Roman" w:hAnsi="Times New Roman"/>
+                <w:b w:val="false"/>
+                <w:bCs w:val="false"/>
+                <w:i w:val="false"/>
+                <w:iCs w:val="false"/>
+                <w:color w:val="111111"/>
+                <w:sz w:val="17"/>
+                <w:szCs w:val="17"/>
               </w:rPr>
               <w:t xml:space="preserve"/>
             </w:r>
@@ -1079,7 +1061,7 @@
       </w:tr>
       <w:tr>
         <w:trPr>
-          <w:trHeight w:val="430" w:hRule="atLeast"/>
+          <w:trHeight w:val="266" w:hRule="atLeast"/>
         </w:trPr>
         <w:tc>
           <w:tcPr>
@@ -1094,19 +1076,19 @@
           </w:tcPr>
           <w:p>
             <w:pPr>
-              <w:spacing w:after="0" w:line="270"/>
-              <w:jc w:val="center"/>
-            </w:pPr>
-            <w:r>
-              <w:rPr>
-                <w:rFonts w:ascii="Times New Roman" w:cs="Times New Roman" w:eastAsia="Times New Roman" w:hAnsi="Times New Roman"/>
-                <w:b w:val="false"/>
-                <w:bCs w:val="false"/>
-                <w:i w:val="false"/>
-                <w:iCs w:val="false"/>
-                <w:color w:val="111111"/>
-                <w:sz w:val="19"/>
-                <w:szCs w:val="19"/>
+              <w:spacing w:after="0" w:line="208"/>
+              <w:jc w:val="center"/>
+            </w:pPr>
+            <w:r>
+              <w:rPr>
+                <w:rFonts w:ascii="Times New Roman" w:cs="Times New Roman" w:eastAsia="Times New Roman" w:hAnsi="Times New Roman"/>
+                <w:b w:val="false"/>
+                <w:bCs w:val="false"/>
+                <w:i w:val="false"/>
+                <w:iCs w:val="false"/>
+                <w:color w:val="111111"/>
+                <w:sz w:val="16"/>
+                <w:szCs w:val="16"/>
               </w:rPr>
               <w:t xml:space="preserve">6</w:t>
             </w:r>
@@ -1126,7 +1108,7 @@
           <w:p>
             <w:pPr>
               <w:bidi/>
-              <w:spacing w:after="0" w:line="320"/>
+              <w:spacing w:after="0" w:line="208"/>
             </w:pPr>
             <w:r>
               <w:rPr>
@@ -1134,8 +1116,8 @@
                 <w:b w:val="false"/>
                 <w:bCs w:val="false"/>
                 <w:color w:val="111111"/>
-                <w:sz w:val="30"/>
-                <w:szCs w:val="30"/>
+                <w:sz w:val="26"/>
+                <w:szCs w:val="26"/>
                 <w:rtl/>
               </w:rPr>
               <w:t xml:space="preserve">اَلْعَاصِمَةُ</w:t>
@@ -1155,18 +1137,18 @@
           </w:tcPr>
           <w:p>
             <w:pPr>
-              <w:spacing w:after="0" w:line="270"/>
-            </w:pPr>
-            <w:r>
-              <w:rPr>
-                <w:rFonts w:ascii="Times New Roman" w:cs="Times New Roman" w:eastAsia="Times New Roman" w:hAnsi="Times New Roman"/>
-                <w:b w:val="false"/>
-                <w:bCs w:val="false"/>
-                <w:i w:val="false"/>
-                <w:iCs w:val="false"/>
-                <w:color w:val="111111"/>
-                <w:sz w:val="20"/>
-                <w:szCs w:val="20"/>
+              <w:spacing w:after="0" w:line="208"/>
+            </w:pPr>
+            <w:r>
+              <w:rPr>
+                <w:rFonts w:ascii="Times New Roman" w:cs="Times New Roman" w:eastAsia="Times New Roman" w:hAnsi="Times New Roman"/>
+                <w:b w:val="false"/>
+                <w:bCs w:val="false"/>
+                <w:i w:val="false"/>
+                <w:iCs w:val="false"/>
+                <w:color w:val="111111"/>
+                <w:sz w:val="17"/>
+                <w:szCs w:val="17"/>
               </w:rPr>
               <w:t xml:space="preserve"/>
             </w:r>
@@ -1179,7 +1161,7 @@
         <w:tabs>
           <w:tab w:val="right" w:pos="9864"/>
         </w:tabs>
-        <w:spacing w:after="90" w:before="220" w:line="280"/>
+        <w:spacing w:after="27" w:before="66" w:line="208"/>
         <w:ind w:left="340" w:hanging="340"/>
       </w:pPr>
       <w:r>
@@ -1190,16 +1172,16 @@
           <w:i w:val="false"/>
           <w:iCs w:val="false"/>
           <w:color w:val="111111"/>
-          <w:sz w:val="21"/>
-          <w:szCs w:val="21"/>
+          <w:sz w:val="17"/>
+          <w:szCs w:val="17"/>
         </w:rPr>
         <w:t xml:space="preserve">2.</w:t>
       </w:r>
       <w:r>
         <w:rPr>
           <w:rFonts w:ascii="Times New Roman" w:cs="Times New Roman" w:eastAsia="Times New Roman" w:hAnsi="Times New Roman"/>
-          <w:sz w:val="21"/>
-          <w:szCs w:val="21"/>
+          <w:sz w:val="17"/>
+          <w:szCs w:val="17"/>
         </w:rPr>
         <w:tab/>
       </w:r>
@@ -1211,16 +1193,16 @@
           <w:i w:val="false"/>
           <w:iCs w:val="false"/>
           <w:color w:val="111111"/>
-          <w:sz w:val="21"/>
-          <w:szCs w:val="21"/>
+          <w:sz w:val="17"/>
+          <w:szCs w:val="17"/>
         </w:rPr>
         <w:t xml:space="preserve">Aşağıdaki cümlelerin Arapçasını harekeleriyle birlikte yazınız.</w:t>
       </w:r>
       <w:r>
         <w:rPr>
           <w:rFonts w:ascii="Times New Roman" w:cs="Times New Roman" w:eastAsia="Times New Roman" w:hAnsi="Times New Roman"/>
-          <w:sz w:val="21"/>
-          <w:szCs w:val="21"/>
+          <w:sz w:val="17"/>
+          <w:szCs w:val="17"/>
         </w:rPr>
         <w:tab/>
       </w:r>
@@ -1232,8 +1214,8 @@
           <w:i w:val="false"/>
           <w:iCs w:val="false"/>
           <w:color w:val="55636F"/>
-          <w:sz w:val="18"/>
-          <w:szCs w:val="18"/>
+          <w:sz w:val="15"/>
+          <w:szCs w:val="15"/>
         </w:rPr>
         <w:t xml:space="preserve">(12 puan)</w:t>
       </w:r>
@@ -1241,7 +1223,7 @@
     <w:p>
       <w:pPr>
         <w:keepNext w:val="false"/>
-        <w:spacing w:after="90" w:before="0" w:line="280"/>
+        <w:spacing w:after="27" w:before="0" w:line="208"/>
         <w:ind w:left="340"/>
       </w:pPr>
       <w:r>
@@ -1252,8 +1234,8 @@
           <w:i/>
           <w:iCs/>
           <w:color w:val="5B6772"/>
-          <w:sz w:val="18"/>
-          <w:szCs w:val="18"/>
+          <w:sz w:val="15"/>
+          <w:szCs w:val="15"/>
         </w:rPr>
         <w:t xml:space="preserve">Her doğru cevap 2 puandır.</w:t>
       </w:r>
@@ -1293,7 +1275,7 @@
           </w:tcPr>
           <w:p>
             <w:pPr>
-              <w:spacing w:after="0" w:line="270"/>
+              <w:spacing w:after="0" w:line="208"/>
               <w:jc w:val="center"/>
             </w:pPr>
             <w:r>
@@ -1304,8 +1286,8 @@
                 <w:i w:val="false"/>
                 <w:iCs w:val="false"/>
                 <w:color w:val="111111"/>
-                <w:sz w:val="18"/>
-                <w:szCs w:val="18"/>
+                <w:sz w:val="15"/>
+                <w:szCs w:val="15"/>
               </w:rPr>
               <w:t xml:space="preserve">No</w:t>
             </w:r>
@@ -1325,7 +1307,7 @@
           </w:tcPr>
           <w:p>
             <w:pPr>
-              <w:spacing w:after="0" w:line="270"/>
+              <w:spacing w:after="0" w:line="208"/>
               <w:jc w:val="center"/>
             </w:pPr>
             <w:r>
@@ -1336,8 +1318,8 @@
                 <w:i w:val="false"/>
                 <w:iCs w:val="false"/>
                 <w:color w:val="111111"/>
-                <w:sz w:val="18"/>
-                <w:szCs w:val="18"/>
+                <w:sz w:val="15"/>
+                <w:szCs w:val="15"/>
               </w:rPr>
               <w:t xml:space="preserve">Türkçesi</w:t>
             </w:r>
@@ -1357,7 +1339,7 @@
           </w:tcPr>
           <w:p>
             <w:pPr>
-              <w:spacing w:after="0" w:line="270"/>
+              <w:spacing w:after="0" w:line="208"/>
               <w:jc w:val="center"/>
             </w:pPr>
             <w:r>
@@ -1368,8 +1350,8 @@
                 <w:i w:val="false"/>
                 <w:iCs w:val="false"/>
                 <w:color w:val="111111"/>
-                <w:sz w:val="18"/>
-                <w:szCs w:val="18"/>
+                <w:sz w:val="15"/>
+                <w:szCs w:val="15"/>
               </w:rPr>
               <w:t xml:space="preserve">Arapçası</w:t>
             </w:r>
@@ -1378,7 +1360,7 @@
       </w:tr>
       <w:tr>
         <w:trPr>
-          <w:trHeight w:val="460" w:hRule="atLeast"/>
+          <w:trHeight w:val="285" w:hRule="atLeast"/>
         </w:trPr>
         <w:tc>
           <w:tcPr>
@@ -1393,19 +1375,19 @@
           </w:tcPr>
           <w:p>
             <w:pPr>
-              <w:spacing w:after="0" w:line="270"/>
-              <w:jc w:val="center"/>
-            </w:pPr>
-            <w:r>
-              <w:rPr>
-                <w:rFonts w:ascii="Times New Roman" w:cs="Times New Roman" w:eastAsia="Times New Roman" w:hAnsi="Times New Roman"/>
-                <w:b w:val="false"/>
-                <w:bCs w:val="false"/>
-                <w:i w:val="false"/>
-                <w:iCs w:val="false"/>
-                <w:color w:val="111111"/>
-                <w:sz w:val="19"/>
-                <w:szCs w:val="19"/>
+              <w:spacing w:after="0" w:line="208"/>
+              <w:jc w:val="center"/>
+            </w:pPr>
+            <w:r>
+              <w:rPr>
+                <w:rFonts w:ascii="Times New Roman" w:cs="Times New Roman" w:eastAsia="Times New Roman" w:hAnsi="Times New Roman"/>
+                <w:b w:val="false"/>
+                <w:bCs w:val="false"/>
+                <w:i w:val="false"/>
+                <w:iCs w:val="false"/>
+                <w:color w:val="111111"/>
+                <w:sz w:val="16"/>
+                <w:szCs w:val="16"/>
               </w:rPr>
               <w:t xml:space="preserve">1</w:t>
             </w:r>
@@ -1424,18 +1406,18 @@
           </w:tcPr>
           <w:p>
             <w:pPr>
-              <w:spacing w:after="0" w:line="270"/>
-            </w:pPr>
-            <w:r>
-              <w:rPr>
-                <w:rFonts w:ascii="Times New Roman" w:cs="Times New Roman" w:eastAsia="Times New Roman" w:hAnsi="Times New Roman"/>
-                <w:b w:val="false"/>
-                <w:bCs w:val="false"/>
-                <w:i w:val="false"/>
-                <w:iCs w:val="false"/>
-                <w:color w:val="111111"/>
-                <w:sz w:val="20"/>
-                <w:szCs w:val="20"/>
+              <w:spacing w:after="0" w:line="208"/>
+            </w:pPr>
+            <w:r>
+              <w:rPr>
+                <w:rFonts w:ascii="Times New Roman" w:cs="Times New Roman" w:eastAsia="Times New Roman" w:hAnsi="Times New Roman"/>
+                <w:b w:val="false"/>
+                <w:bCs w:val="false"/>
+                <w:i w:val="false"/>
+                <w:iCs w:val="false"/>
+                <w:color w:val="111111"/>
+                <w:sz w:val="17"/>
+                <w:szCs w:val="17"/>
               </w:rPr>
               <w:t xml:space="preserve">Yarın uçakla Kahire’ye gideceğim.</w:t>
             </w:r>
@@ -1455,7 +1437,7 @@
           <w:p>
             <w:pPr>
               <w:bidi/>
-              <w:spacing w:after="0" w:line="320"/>
+              <w:spacing w:after="0" w:line="208"/>
             </w:pPr>
             <w:r>
               <w:rPr>
@@ -1463,8 +1445,8 @@
                 <w:b w:val="false"/>
                 <w:bCs w:val="false"/>
                 <w:color w:val="111111"/>
-                <w:sz w:val="28"/>
-                <w:szCs w:val="28"/>
+                <w:sz w:val="25"/>
+                <w:szCs w:val="25"/>
                 <w:rtl/>
               </w:rPr>
               <w:t xml:space="preserve"/>
@@ -1474,7 +1456,7 @@
       </w:tr>
       <w:tr>
         <w:trPr>
-          <w:trHeight w:val="460" w:hRule="atLeast"/>
+          <w:trHeight w:val="285" w:hRule="atLeast"/>
         </w:trPr>
         <w:tc>
           <w:tcPr>
@@ -1489,19 +1471,19 @@
           </w:tcPr>
           <w:p>
             <w:pPr>
-              <w:spacing w:after="0" w:line="270"/>
-              <w:jc w:val="center"/>
-            </w:pPr>
-            <w:r>
-              <w:rPr>
-                <w:rFonts w:ascii="Times New Roman" w:cs="Times New Roman" w:eastAsia="Times New Roman" w:hAnsi="Times New Roman"/>
-                <w:b w:val="false"/>
-                <w:bCs w:val="false"/>
-                <w:i w:val="false"/>
-                <w:iCs w:val="false"/>
-                <w:color w:val="111111"/>
-                <w:sz w:val="19"/>
-                <w:szCs w:val="19"/>
+              <w:spacing w:after="0" w:line="208"/>
+              <w:jc w:val="center"/>
+            </w:pPr>
+            <w:r>
+              <w:rPr>
+                <w:rFonts w:ascii="Times New Roman" w:cs="Times New Roman" w:eastAsia="Times New Roman" w:hAnsi="Times New Roman"/>
+                <w:b w:val="false"/>
+                <w:bCs w:val="false"/>
+                <w:i w:val="false"/>
+                <w:iCs w:val="false"/>
+                <w:color w:val="111111"/>
+                <w:sz w:val="16"/>
+                <w:szCs w:val="16"/>
               </w:rPr>
               <w:t xml:space="preserve">2</w:t>
             </w:r>
@@ -1520,18 +1502,18 @@
           </w:tcPr>
           <w:p>
             <w:pPr>
-              <w:spacing w:after="0" w:line="270"/>
-            </w:pPr>
-            <w:r>
-              <w:rPr>
-                <w:rFonts w:ascii="Times New Roman" w:cs="Times New Roman" w:eastAsia="Times New Roman" w:hAnsi="Times New Roman"/>
-                <w:b w:val="false"/>
-                <w:bCs w:val="false"/>
-                <w:i w:val="false"/>
-                <w:iCs w:val="false"/>
-                <w:color w:val="111111"/>
-                <w:sz w:val="20"/>
-                <w:szCs w:val="20"/>
+              <w:spacing w:after="0" w:line="208"/>
+            </w:pPr>
+            <w:r>
+              <w:rPr>
+                <w:rFonts w:ascii="Times New Roman" w:cs="Times New Roman" w:eastAsia="Times New Roman" w:hAnsi="Times New Roman"/>
+                <w:b w:val="false"/>
+                <w:bCs w:val="false"/>
+                <w:i w:val="false"/>
+                <w:iCs w:val="false"/>
+                <w:color w:val="111111"/>
+                <w:sz w:val="17"/>
+                <w:szCs w:val="17"/>
               </w:rPr>
               <w:t xml:space="preserve">Otobüs istasyonu buradan uzak mıdır?</w:t>
             </w:r>
@@ -1551,7 +1533,7 @@
           <w:p>
             <w:pPr>
               <w:bidi/>
-              <w:spacing w:after="0" w:line="320"/>
+              <w:spacing w:after="0" w:line="208"/>
             </w:pPr>
             <w:r>
               <w:rPr>
@@ -1559,8 +1541,8 @@
                 <w:b w:val="false"/>
                 <w:bCs w:val="false"/>
                 <w:color w:val="111111"/>
-                <w:sz w:val="28"/>
-                <w:szCs w:val="28"/>
+                <w:sz w:val="25"/>
+                <w:szCs w:val="25"/>
                 <w:rtl/>
               </w:rPr>
               <w:t xml:space="preserve"/>
@@ -1570,7 +1552,7 @@
       </w:tr>
       <w:tr>
         <w:trPr>
-          <w:trHeight w:val="460" w:hRule="atLeast"/>
+          <w:trHeight w:val="285" w:hRule="atLeast"/>
         </w:trPr>
         <w:tc>
           <w:tcPr>
@@ -1585,19 +1567,19 @@
           </w:tcPr>
           <w:p>
             <w:pPr>
-              <w:spacing w:after="0" w:line="270"/>
-              <w:jc w:val="center"/>
-            </w:pPr>
-            <w:r>
-              <w:rPr>
-                <w:rFonts w:ascii="Times New Roman" w:cs="Times New Roman" w:eastAsia="Times New Roman" w:hAnsi="Times New Roman"/>
-                <w:b w:val="false"/>
-                <w:bCs w:val="false"/>
-                <w:i w:val="false"/>
-                <w:iCs w:val="false"/>
-                <w:color w:val="111111"/>
-                <w:sz w:val="19"/>
-                <w:szCs w:val="19"/>
+              <w:spacing w:after="0" w:line="208"/>
+              <w:jc w:val="center"/>
+            </w:pPr>
+            <w:r>
+              <w:rPr>
+                <w:rFonts w:ascii="Times New Roman" w:cs="Times New Roman" w:eastAsia="Times New Roman" w:hAnsi="Times New Roman"/>
+                <w:b w:val="false"/>
+                <w:bCs w:val="false"/>
+                <w:i w:val="false"/>
+                <w:iCs w:val="false"/>
+                <w:color w:val="111111"/>
+                <w:sz w:val="16"/>
+                <w:szCs w:val="16"/>
               </w:rPr>
               <w:t xml:space="preserve">3</w:t>
             </w:r>
@@ -1616,18 +1598,18 @@
           </w:tcPr>
           <w:p>
             <w:pPr>
-              <w:spacing w:after="0" w:line="270"/>
-            </w:pPr>
-            <w:r>
-              <w:rPr>
-                <w:rFonts w:ascii="Times New Roman" w:cs="Times New Roman" w:eastAsia="Times New Roman" w:hAnsi="Times New Roman"/>
-                <w:b w:val="false"/>
-                <w:bCs w:val="false"/>
-                <w:i w:val="false"/>
-                <w:iCs w:val="false"/>
-                <w:color w:val="111111"/>
-                <w:sz w:val="20"/>
-                <w:szCs w:val="20"/>
+              <w:spacing w:after="0" w:line="208"/>
+            </w:pPr>
+            <w:r>
+              <w:rPr>
+                <w:rFonts w:ascii="Times New Roman" w:cs="Times New Roman" w:eastAsia="Times New Roman" w:hAnsi="Times New Roman"/>
+                <w:b w:val="false"/>
+                <w:bCs w:val="false"/>
+                <w:i w:val="false"/>
+                <w:iCs w:val="false"/>
+                <w:color w:val="111111"/>
+                <w:sz w:val="17"/>
+                <w:szCs w:val="17"/>
               </w:rPr>
               <w:t xml:space="preserve">Lütfen biletini ve pasaportunu unutma.</w:t>
             </w:r>
@@ -1647,7 +1629,7 @@
           <w:p>
             <w:pPr>
               <w:bidi/>
-              <w:spacing w:after="0" w:line="320"/>
+              <w:spacing w:after="0" w:line="208"/>
             </w:pPr>
             <w:r>
               <w:rPr>
@@ -1655,8 +1637,8 @@
                 <w:b w:val="false"/>
                 <w:bCs w:val="false"/>
                 <w:color w:val="111111"/>
-                <w:sz w:val="28"/>
-                <w:szCs w:val="28"/>
+                <w:sz w:val="25"/>
+                <w:szCs w:val="25"/>
                 <w:rtl/>
               </w:rPr>
               <w:t xml:space="preserve"/>
@@ -1666,7 +1648,7 @@
       </w:tr>
       <w:tr>
         <w:trPr>
-          <w:trHeight w:val="460" w:hRule="atLeast"/>
+          <w:trHeight w:val="285" w:hRule="atLeast"/>
         </w:trPr>
         <w:tc>
           <w:tcPr>
@@ -1681,19 +1663,19 @@
           </w:tcPr>
           <w:p>
             <w:pPr>
-              <w:spacing w:after="0" w:line="270"/>
-              <w:jc w:val="center"/>
-            </w:pPr>
-            <w:r>
-              <w:rPr>
-                <w:rFonts w:ascii="Times New Roman" w:cs="Times New Roman" w:eastAsia="Times New Roman" w:hAnsi="Times New Roman"/>
-                <w:b w:val="false"/>
-                <w:bCs w:val="false"/>
-                <w:i w:val="false"/>
-                <w:iCs w:val="false"/>
-                <w:color w:val="111111"/>
-                <w:sz w:val="19"/>
-                <w:szCs w:val="19"/>
+              <w:spacing w:after="0" w:line="208"/>
+              <w:jc w:val="center"/>
+            </w:pPr>
+            <w:r>
+              <w:rPr>
+                <w:rFonts w:ascii="Times New Roman" w:cs="Times New Roman" w:eastAsia="Times New Roman" w:hAnsi="Times New Roman"/>
+                <w:b w:val="false"/>
+                <w:bCs w:val="false"/>
+                <w:i w:val="false"/>
+                <w:iCs w:val="false"/>
+                <w:color w:val="111111"/>
+                <w:sz w:val="16"/>
+                <w:szCs w:val="16"/>
               </w:rPr>
               <w:t xml:space="preserve">4</w:t>
             </w:r>
@@ -1712,18 +1694,18 @@
           </w:tcPr>
           <w:p>
             <w:pPr>
-              <w:spacing w:after="0" w:line="270"/>
-            </w:pPr>
-            <w:r>
-              <w:rPr>
-                <w:rFonts w:ascii="Times New Roman" w:cs="Times New Roman" w:eastAsia="Times New Roman" w:hAnsi="Times New Roman"/>
-                <w:b w:val="false"/>
-                <w:bCs w:val="false"/>
-                <w:i w:val="false"/>
-                <w:iCs w:val="false"/>
-                <w:color w:val="111111"/>
-                <w:sz w:val="20"/>
-                <w:szCs w:val="20"/>
+              <w:spacing w:after="0" w:line="208"/>
+            </w:pPr>
+            <w:r>
+              <w:rPr>
+                <w:rFonts w:ascii="Times New Roman" w:cs="Times New Roman" w:eastAsia="Times New Roman" w:hAnsi="Times New Roman"/>
+                <w:b w:val="false"/>
+                <w:bCs w:val="false"/>
+                <w:i w:val="false"/>
+                <w:iCs w:val="false"/>
+                <w:color w:val="111111"/>
+                <w:sz w:val="17"/>
+                <w:szCs w:val="17"/>
               </w:rPr>
               <w:t xml:space="preserve">İstanbul, Ankara’dan daha büyüktür.</w:t>
             </w:r>
@@ -1743,7 +1725,7 @@
           <w:p>
             <w:pPr>
               <w:bidi/>
-              <w:spacing w:after="0" w:line="320"/>
+              <w:spacing w:after="0" w:line="208"/>
             </w:pPr>
             <w:r>
               <w:rPr>
@@ -1751,8 +1733,8 @@
                 <w:b w:val="false"/>
                 <w:bCs w:val="false"/>
                 <w:color w:val="111111"/>
-                <w:sz w:val="28"/>
-                <w:szCs w:val="28"/>
+                <w:sz w:val="25"/>
+                <w:szCs w:val="25"/>
                 <w:rtl/>
               </w:rPr>
               <w:t xml:space="preserve"/>
@@ -1762,7 +1744,7 @@
       </w:tr>
       <w:tr>
         <w:trPr>
-          <w:trHeight w:val="460" w:hRule="atLeast"/>
+          <w:trHeight w:val="285" w:hRule="atLeast"/>
         </w:trPr>
         <w:tc>
           <w:tcPr>
@@ -1777,19 +1759,19 @@
           </w:tcPr>
           <w:p>
             <w:pPr>
-              <w:spacing w:after="0" w:line="270"/>
-              <w:jc w:val="center"/>
-            </w:pPr>
-            <w:r>
-              <w:rPr>
-                <w:rFonts w:ascii="Times New Roman" w:cs="Times New Roman" w:eastAsia="Times New Roman" w:hAnsi="Times New Roman"/>
-                <w:b w:val="false"/>
-                <w:bCs w:val="false"/>
-                <w:i w:val="false"/>
-                <w:iCs w:val="false"/>
-                <w:color w:val="111111"/>
-                <w:sz w:val="19"/>
-                <w:szCs w:val="19"/>
+              <w:spacing w:after="0" w:line="208"/>
+              <w:jc w:val="center"/>
+            </w:pPr>
+            <w:r>
+              <w:rPr>
+                <w:rFonts w:ascii="Times New Roman" w:cs="Times New Roman" w:eastAsia="Times New Roman" w:hAnsi="Times New Roman"/>
+                <w:b w:val="false"/>
+                <w:bCs w:val="false"/>
+                <w:i w:val="false"/>
+                <w:iCs w:val="false"/>
+                <w:color w:val="111111"/>
+                <w:sz w:val="16"/>
+                <w:szCs w:val="16"/>
               </w:rPr>
               <w:t xml:space="preserve">5</w:t>
             </w:r>
@@ -1808,18 +1790,18 @@
           </w:tcPr>
           <w:p>
             <w:pPr>
-              <w:spacing w:after="0" w:line="270"/>
-            </w:pPr>
-            <w:r>
-              <w:rPr>
-                <w:rFonts w:ascii="Times New Roman" w:cs="Times New Roman" w:eastAsia="Times New Roman" w:hAnsi="Times New Roman"/>
-                <w:b w:val="false"/>
-                <w:bCs w:val="false"/>
-                <w:i w:val="false"/>
-                <w:iCs w:val="false"/>
-                <w:color w:val="111111"/>
-                <w:sz w:val="20"/>
-                <w:szCs w:val="20"/>
+              <w:spacing w:after="0" w:line="208"/>
+            </w:pPr>
+            <w:r>
+              <w:rPr>
+                <w:rFonts w:ascii="Times New Roman" w:cs="Times New Roman" w:eastAsia="Times New Roman" w:hAnsi="Times New Roman"/>
+                <w:b w:val="false"/>
+                <w:bCs w:val="false"/>
+                <w:i w:val="false"/>
+                <w:iCs w:val="false"/>
+                <w:color w:val="111111"/>
+                <w:sz w:val="17"/>
+                <w:szCs w:val="17"/>
               </w:rPr>
               <w:t xml:space="preserve">Müze caminin soluna düşmektedir.</w:t>
             </w:r>
@@ -1839,7 +1821,7 @@
           <w:p>
             <w:pPr>
               <w:bidi/>
-              <w:spacing w:after="0" w:line="320"/>
+              <w:spacing w:after="0" w:line="208"/>
             </w:pPr>
             <w:r>
               <w:rPr>
@@ -1847,8 +1829,8 @@
                 <w:b w:val="false"/>
                 <w:bCs w:val="false"/>
                 <w:color w:val="111111"/>
-                <w:sz w:val="28"/>
-                <w:szCs w:val="28"/>
+                <w:sz w:val="25"/>
+                <w:szCs w:val="25"/>
                 <w:rtl/>
               </w:rPr>
               <w:t xml:space="preserve"/>
@@ -1858,7 +1840,7 @@
       </w:tr>
       <w:tr>
         <w:trPr>
-          <w:trHeight w:val="460" w:hRule="atLeast"/>
+          <w:trHeight w:val="285" w:hRule="atLeast"/>
         </w:trPr>
         <w:tc>
           <w:tcPr>
@@ -1873,19 +1855,19 @@
           </w:tcPr>
           <w:p>
             <w:pPr>
-              <w:spacing w:after="0" w:line="270"/>
-              <w:jc w:val="center"/>
-            </w:pPr>
-            <w:r>
-              <w:rPr>
-                <w:rFonts w:ascii="Times New Roman" w:cs="Times New Roman" w:eastAsia="Times New Roman" w:hAnsi="Times New Roman"/>
-                <w:b w:val="false"/>
-                <w:bCs w:val="false"/>
-                <w:i w:val="false"/>
-                <w:iCs w:val="false"/>
-                <w:color w:val="111111"/>
-                <w:sz w:val="19"/>
-                <w:szCs w:val="19"/>
+              <w:spacing w:after="0" w:line="208"/>
+              <w:jc w:val="center"/>
+            </w:pPr>
+            <w:r>
+              <w:rPr>
+                <w:rFonts w:ascii="Times New Roman" w:cs="Times New Roman" w:eastAsia="Times New Roman" w:hAnsi="Times New Roman"/>
+                <w:b w:val="false"/>
+                <w:bCs w:val="false"/>
+                <w:i w:val="false"/>
+                <w:iCs w:val="false"/>
+                <w:color w:val="111111"/>
+                <w:sz w:val="16"/>
+                <w:szCs w:val="16"/>
               </w:rPr>
               <w:t xml:space="preserve">6</w:t>
             </w:r>
@@ -1904,18 +1886,18 @@
           </w:tcPr>
           <w:p>
             <w:pPr>
-              <w:spacing w:after="0" w:line="270"/>
-            </w:pPr>
-            <w:r>
-              <w:rPr>
-                <w:rFonts w:ascii="Times New Roman" w:cs="Times New Roman" w:eastAsia="Times New Roman" w:hAnsi="Times New Roman"/>
-                <w:b w:val="false"/>
-                <w:bCs w:val="false"/>
-                <w:i w:val="false"/>
-                <w:iCs w:val="false"/>
-                <w:color w:val="111111"/>
-                <w:sz w:val="20"/>
-                <w:szCs w:val="20"/>
+              <w:spacing w:after="0" w:line="208"/>
+            </w:pPr>
+            <w:r>
+              <w:rPr>
+                <w:rFonts w:ascii="Times New Roman" w:cs="Times New Roman" w:eastAsia="Times New Roman" w:hAnsi="Times New Roman"/>
+                <w:b w:val="false"/>
+                <w:bCs w:val="false"/>
+                <w:i w:val="false"/>
+                <w:iCs w:val="false"/>
+                <w:color w:val="111111"/>
+                <w:sz w:val="17"/>
+                <w:szCs w:val="17"/>
               </w:rPr>
               <w:t xml:space="preserve">Bir oda ayırtmam mümkün müdür?</w:t>
             </w:r>
@@ -1935,7 +1917,7 @@
           <w:p>
             <w:pPr>
               <w:bidi/>
-              <w:spacing w:after="0" w:line="320"/>
+              <w:spacing w:after="0" w:line="208"/>
             </w:pPr>
             <w:r>
               <w:rPr>
@@ -1943,8 +1925,8 @@
                 <w:b w:val="false"/>
                 <w:bCs w:val="false"/>
                 <w:color w:val="111111"/>
-                <w:sz w:val="28"/>
-                <w:szCs w:val="28"/>
+                <w:sz w:val="25"/>
+                <w:szCs w:val="25"/>
                 <w:rtl/>
               </w:rPr>
               <w:t xml:space="preserve"/>
@@ -1958,7 +1940,7 @@
         <w:tabs>
           <w:tab w:val="right" w:pos="9864"/>
         </w:tabs>
-        <w:spacing w:after="90" w:before="220" w:line="280"/>
+        <w:spacing w:after="27" w:before="66" w:line="208"/>
         <w:ind w:left="340" w:hanging="340"/>
       </w:pPr>
       <w:r>
@@ -1969,16 +1951,16 @@
           <w:i w:val="false"/>
           <w:iCs w:val="false"/>
           <w:color w:val="111111"/>
-          <w:sz w:val="21"/>
-          <w:szCs w:val="21"/>
+          <w:sz w:val="17"/>
+          <w:szCs w:val="17"/>
         </w:rPr>
         <w:t xml:space="preserve">3.</w:t>
       </w:r>
       <w:r>
         <w:rPr>
           <w:rFonts w:ascii="Times New Roman" w:cs="Times New Roman" w:eastAsia="Times New Roman" w:hAnsi="Times New Roman"/>
-          <w:sz w:val="21"/>
-          <w:szCs w:val="21"/>
+          <w:sz w:val="17"/>
+          <w:szCs w:val="17"/>
         </w:rPr>
         <w:tab/>
       </w:r>
@@ -1990,16 +1972,16 @@
           <w:i w:val="false"/>
           <w:iCs w:val="false"/>
           <w:color w:val="111111"/>
-          <w:sz w:val="21"/>
-          <w:szCs w:val="21"/>
+          <w:sz w:val="17"/>
+          <w:szCs w:val="17"/>
         </w:rPr>
         <w:t xml:space="preserve">Aşağıdaki Arapça kelimeleri Türkçe karşılıklarıyla eşleştiriniz.</w:t>
       </w:r>
       <w:r>
         <w:rPr>
           <w:rFonts w:ascii="Times New Roman" w:cs="Times New Roman" w:eastAsia="Times New Roman" w:hAnsi="Times New Roman"/>
-          <w:sz w:val="21"/>
-          <w:szCs w:val="21"/>
+          <w:sz w:val="17"/>
+          <w:szCs w:val="17"/>
         </w:rPr>
         <w:tab/>
       </w:r>
@@ -2011,8 +1993,8 @@
           <w:i w:val="false"/>
           <w:iCs w:val="false"/>
           <w:color w:val="55636F"/>
-          <w:sz w:val="18"/>
-          <w:szCs w:val="18"/>
+          <w:sz w:val="15"/>
+          <w:szCs w:val="15"/>
         </w:rPr>
         <w:t xml:space="preserve">(12 puan)</w:t>
       </w:r>
@@ -2020,7 +2002,7 @@
     <w:p>
       <w:pPr>
         <w:keepNext w:val="false"/>
-        <w:spacing w:after="90" w:before="0" w:line="280"/>
+        <w:spacing w:after="27" w:before="0" w:line="208"/>
         <w:ind w:left="340"/>
       </w:pPr>
       <w:r>
@@ -2031,8 +2013,8 @@
           <w:i/>
           <w:iCs/>
           <w:color w:val="5B6772"/>
-          <w:sz w:val="18"/>
-          <w:szCs w:val="18"/>
+          <w:sz w:val="15"/>
+          <w:szCs w:val="15"/>
         </w:rPr>
         <w:t xml:space="preserve">Her doğru eşleştirme 2 puandır.</w:t>
       </w:r>
@@ -2058,7 +2040,7 @@
       </w:tblGrid>
       <w:tr>
         <w:trPr>
-          <w:trHeight w:val="400" w:hRule="atLeast"/>
+          <w:trHeight w:val="248" w:hRule="atLeast"/>
         </w:trPr>
         <w:tc>
           <w:tcPr>
@@ -2076,7 +2058,7 @@
           </w:tcPr>
           <w:p>
             <w:pPr>
-              <w:spacing w:after="0" w:line="270"/>
+              <w:spacing w:after="0" w:line="208"/>
               <w:jc w:val="center"/>
             </w:pPr>
             <w:r>
@@ -2087,8 +2069,8 @@
                 <w:i w:val="false"/>
                 <w:iCs w:val="false"/>
                 <w:color w:val="111111"/>
-                <w:sz w:val="19"/>
-                <w:szCs w:val="19"/>
+                <w:sz w:val="16"/>
+                <w:szCs w:val="16"/>
               </w:rPr>
               <w:t xml:space="preserve">1.</w:t>
             </w:r>
@@ -2111,7 +2093,7 @@
           <w:p>
             <w:pPr>
               <w:bidi/>
-              <w:spacing w:after="0" w:line="320"/>
+              <w:spacing w:after="0" w:line="208"/>
             </w:pPr>
             <w:r>
               <w:rPr>
@@ -2119,8 +2101,8 @@
                 <w:b w:val="false"/>
                 <w:bCs w:val="false"/>
                 <w:color w:val="111111"/>
-                <w:sz w:val="28"/>
-                <w:szCs w:val="28"/>
+                <w:sz w:val="25"/>
+                <w:szCs w:val="25"/>
                 <w:rtl/>
               </w:rPr>
               <w:t xml:space="preserve">اَلْمَطَارُ</w:t>
@@ -2140,19 +2122,19 @@
           </w:tcPr>
           <w:p>
             <w:pPr>
-              <w:spacing w:after="0" w:line="270"/>
-              <w:jc w:val="center"/>
-            </w:pPr>
-            <w:r>
-              <w:rPr>
-                <w:rFonts w:ascii="Times New Roman" w:cs="Times New Roman" w:eastAsia="Times New Roman" w:hAnsi="Times New Roman"/>
-                <w:b w:val="false"/>
-                <w:bCs w:val="false"/>
-                <w:i w:val="false"/>
-                <w:iCs w:val="false"/>
-                <w:color w:val="111111"/>
-                <w:sz w:val="20"/>
-                <w:szCs w:val="20"/>
+              <w:spacing w:after="0" w:line="208"/>
+              <w:jc w:val="center"/>
+            </w:pPr>
+            <w:r>
+              <w:rPr>
+                <w:rFonts w:ascii="Times New Roman" w:cs="Times New Roman" w:eastAsia="Times New Roman" w:hAnsi="Times New Roman"/>
+                <w:b w:val="false"/>
+                <w:bCs w:val="false"/>
+                <w:i w:val="false"/>
+                <w:iCs w:val="false"/>
+                <w:color w:val="111111"/>
+                <w:sz w:val="17"/>
+                <w:szCs w:val="17"/>
               </w:rPr>
               <w:t xml:space="preserve">(       )</w:t>
             </w:r>
@@ -2174,7 +2156,7 @@
           </w:tcPr>
           <w:p>
             <w:pPr>
-              <w:spacing w:after="0" w:line="270"/>
+              <w:spacing w:after="0" w:line="208"/>
               <w:jc w:val="center"/>
             </w:pPr>
             <w:r>
@@ -2185,8 +2167,8 @@
                 <w:i w:val="false"/>
                 <w:iCs w:val="false"/>
                 <w:color w:val="111111"/>
-                <w:sz w:val="19"/>
-                <w:szCs w:val="19"/>
+                <w:sz w:val="16"/>
+                <w:szCs w:val="16"/>
               </w:rPr>
               <w:t xml:space="preserve">a)</w:t>
             </w:r>
@@ -2208,18 +2190,18 @@
           </w:tcPr>
           <w:p>
             <w:pPr>
-              <w:spacing w:after="0" w:line="270"/>
-            </w:pPr>
-            <w:r>
-              <w:rPr>
-                <w:rFonts w:ascii="Times New Roman" w:cs="Times New Roman" w:eastAsia="Times New Roman" w:hAnsi="Times New Roman"/>
-                <w:b w:val="false"/>
-                <w:bCs w:val="false"/>
-                <w:i w:val="false"/>
-                <w:iCs w:val="false"/>
-                <w:color w:val="111111"/>
-                <w:sz w:val="20"/>
-                <w:szCs w:val="20"/>
+              <w:spacing w:after="0" w:line="208"/>
+            </w:pPr>
+            <w:r>
+              <w:rPr>
+                <w:rFonts w:ascii="Times New Roman" w:cs="Times New Roman" w:eastAsia="Times New Roman" w:hAnsi="Times New Roman"/>
+                <w:b w:val="false"/>
+                <w:bCs w:val="false"/>
+                <w:i w:val="false"/>
+                <w:iCs w:val="false"/>
+                <w:color w:val="111111"/>
+                <w:sz w:val="17"/>
+                <w:szCs w:val="17"/>
               </w:rPr>
               <w:t xml:space="preserve">bilet</w:t>
             </w:r>
@@ -2228,7 +2210,7 @@
       </w:tr>
       <w:tr>
         <w:trPr>
-          <w:trHeight w:val="400" w:hRule="atLeast"/>
+          <w:trHeight w:val="248" w:hRule="atLeast"/>
         </w:trPr>
         <w:tc>
           <w:tcPr>
@@ -2246,7 +2228,7 @@
           </w:tcPr>
           <w:p>
             <w:pPr>
-              <w:spacing w:after="0" w:line="270"/>
+              <w:spacing w:after="0" w:line="208"/>
               <w:jc w:val="center"/>
             </w:pPr>
             <w:r>
@@ -2257,8 +2239,8 @@
                 <w:i w:val="false"/>
                 <w:iCs w:val="false"/>
                 <w:color w:val="111111"/>
-                <w:sz w:val="19"/>
-                <w:szCs w:val="19"/>
+                <w:sz w:val="16"/>
+                <w:szCs w:val="16"/>
               </w:rPr>
               <w:t xml:space="preserve">2.</w:t>
             </w:r>
@@ -2281,7 +2263,7 @@
           <w:p>
             <w:pPr>
               <w:bidi/>
-              <w:spacing w:after="0" w:line="320"/>
+              <w:spacing w:after="0" w:line="208"/>
             </w:pPr>
             <w:r>
               <w:rPr>
@@ -2289,8 +2271,8 @@
                 <w:b w:val="false"/>
                 <w:bCs w:val="false"/>
                 <w:color w:val="111111"/>
-                <w:sz w:val="28"/>
-                <w:szCs w:val="28"/>
+                <w:sz w:val="25"/>
+                <w:szCs w:val="25"/>
                 <w:rtl/>
               </w:rPr>
               <w:t xml:space="preserve">اَلسَّفِينَةُ</w:t>
@@ -2310,19 +2292,19 @@
           </w:tcPr>
           <w:p>
             <w:pPr>
-              <w:spacing w:after="0" w:line="270"/>
-              <w:jc w:val="center"/>
-            </w:pPr>
-            <w:r>
-              <w:rPr>
-                <w:rFonts w:ascii="Times New Roman" w:cs="Times New Roman" w:eastAsia="Times New Roman" w:hAnsi="Times New Roman"/>
-                <w:b w:val="false"/>
-                <w:bCs w:val="false"/>
-                <w:i w:val="false"/>
-                <w:iCs w:val="false"/>
-                <w:color w:val="111111"/>
-                <w:sz w:val="20"/>
-                <w:szCs w:val="20"/>
+              <w:spacing w:after="0" w:line="208"/>
+              <w:jc w:val="center"/>
+            </w:pPr>
+            <w:r>
+              <w:rPr>
+                <w:rFonts w:ascii="Times New Roman" w:cs="Times New Roman" w:eastAsia="Times New Roman" w:hAnsi="Times New Roman"/>
+                <w:b w:val="false"/>
+                <w:bCs w:val="false"/>
+                <w:i w:val="false"/>
+                <w:iCs w:val="false"/>
+                <w:color w:val="111111"/>
+                <w:sz w:val="17"/>
+                <w:szCs w:val="17"/>
               </w:rPr>
               <w:t xml:space="preserve">(       )</w:t>
             </w:r>
@@ -2344,7 +2326,7 @@
           </w:tcPr>
           <w:p>
             <w:pPr>
-              <w:spacing w:after="0" w:line="270"/>
+              <w:spacing w:after="0" w:line="208"/>
               <w:jc w:val="center"/>
             </w:pPr>
             <w:r>
@@ -2355,8 +2337,8 @@
                 <w:i w:val="false"/>
                 <w:iCs w:val="false"/>
                 <w:color w:val="111111"/>
-                <w:sz w:val="19"/>
-                <w:szCs w:val="19"/>
+                <w:sz w:val="16"/>
+                <w:szCs w:val="16"/>
               </w:rPr>
               <w:t xml:space="preserve">b)</w:t>
             </w:r>
@@ -2378,18 +2360,18 @@
           </w:tcPr>
           <w:p>
             <w:pPr>
-              <w:spacing w:after="0" w:line="270"/>
-            </w:pPr>
-            <w:r>
-              <w:rPr>
-                <w:rFonts w:ascii="Times New Roman" w:cs="Times New Roman" w:eastAsia="Times New Roman" w:hAnsi="Times New Roman"/>
-                <w:b w:val="false"/>
-                <w:bCs w:val="false"/>
-                <w:i w:val="false"/>
-                <w:iCs w:val="false"/>
-                <w:color w:val="111111"/>
-                <w:sz w:val="20"/>
-                <w:szCs w:val="20"/>
+              <w:spacing w:after="0" w:line="208"/>
+            </w:pPr>
+            <w:r>
+              <w:rPr>
+                <w:rFonts w:ascii="Times New Roman" w:cs="Times New Roman" w:eastAsia="Times New Roman" w:hAnsi="Times New Roman"/>
+                <w:b w:val="false"/>
+                <w:bCs w:val="false"/>
+                <w:i w:val="false"/>
+                <w:iCs w:val="false"/>
+                <w:color w:val="111111"/>
+                <w:sz w:val="17"/>
+                <w:szCs w:val="17"/>
               </w:rPr>
               <w:t xml:space="preserve">çarşı</w:t>
             </w:r>
@@ -2398,7 +2380,7 @@
       </w:tr>
       <w:tr>
         <w:trPr>
-          <w:trHeight w:val="400" w:hRule="atLeast"/>
+          <w:trHeight w:val="248" w:hRule="atLeast"/>
         </w:trPr>
         <w:tc>
           <w:tcPr>
@@ -2416,7 +2398,7 @@
           </w:tcPr>
           <w:p>
             <w:pPr>
-              <w:spacing w:after="0" w:line="270"/>
+              <w:spacing w:after="0" w:line="208"/>
               <w:jc w:val="center"/>
             </w:pPr>
             <w:r>
@@ -2427,8 +2409,8 @@
                 <w:i w:val="false"/>
                 <w:iCs w:val="false"/>
                 <w:color w:val="111111"/>
-                <w:sz w:val="19"/>
-                <w:szCs w:val="19"/>
+                <w:sz w:val="16"/>
+                <w:szCs w:val="16"/>
               </w:rPr>
               <w:t xml:space="preserve">3.</w:t>
             </w:r>
@@ -2451,7 +2433,7 @@
           <w:p>
             <w:pPr>
               <w:bidi/>
-              <w:spacing w:after="0" w:line="320"/>
+              <w:spacing w:after="0" w:line="208"/>
             </w:pPr>
             <w:r>
               <w:rPr>
@@ -2459,8 +2441,8 @@
                 <w:b w:val="false"/>
                 <w:bCs w:val="false"/>
                 <w:color w:val="111111"/>
-                <w:sz w:val="28"/>
-                <w:szCs w:val="28"/>
+                <w:sz w:val="25"/>
+                <w:szCs w:val="25"/>
                 <w:rtl/>
               </w:rPr>
               <w:t xml:space="preserve">اَلْفُنْدُقُ</w:t>
@@ -2480,19 +2462,19 @@
           </w:tcPr>
           <w:p>
             <w:pPr>
-              <w:spacing w:after="0" w:line="270"/>
-              <w:jc w:val="center"/>
-            </w:pPr>
-            <w:r>
-              <w:rPr>
-                <w:rFonts w:ascii="Times New Roman" w:cs="Times New Roman" w:eastAsia="Times New Roman" w:hAnsi="Times New Roman"/>
-                <w:b w:val="false"/>
-                <w:bCs w:val="false"/>
-                <w:i w:val="false"/>
-                <w:iCs w:val="false"/>
-                <w:color w:val="111111"/>
-                <w:sz w:val="20"/>
-                <w:szCs w:val="20"/>
+              <w:spacing w:after="0" w:line="208"/>
+              <w:jc w:val="center"/>
+            </w:pPr>
+            <w:r>
+              <w:rPr>
+                <w:rFonts w:ascii="Times New Roman" w:cs="Times New Roman" w:eastAsia="Times New Roman" w:hAnsi="Times New Roman"/>
+                <w:b w:val="false"/>
+                <w:bCs w:val="false"/>
+                <w:i w:val="false"/>
+                <w:iCs w:val="false"/>
+                <w:color w:val="111111"/>
+                <w:sz w:val="17"/>
+                <w:szCs w:val="17"/>
               </w:rPr>
               <w:t xml:space="preserve">(       )</w:t>
             </w:r>
@@ -2514,7 +2496,7 @@
           </w:tcPr>
           <w:p>
             <w:pPr>
-              <w:spacing w:after="0" w:line="270"/>
+              <w:spacing w:after="0" w:line="208"/>
               <w:jc w:val="center"/>
             </w:pPr>
             <w:r>
@@ -2525,8 +2507,8 @@
                 <w:i w:val="false"/>
                 <w:iCs w:val="false"/>
                 <w:color w:val="111111"/>
-                <w:sz w:val="19"/>
-                <w:szCs w:val="19"/>
+                <w:sz w:val="16"/>
+                <w:szCs w:val="16"/>
               </w:rPr>
               <w:t xml:space="preserve">c)</w:t>
             </w:r>
@@ -2548,18 +2530,18 @@
           </w:tcPr>
           <w:p>
             <w:pPr>
-              <w:spacing w:after="0" w:line="270"/>
-            </w:pPr>
-            <w:r>
-              <w:rPr>
-                <w:rFonts w:ascii="Times New Roman" w:cs="Times New Roman" w:eastAsia="Times New Roman" w:hAnsi="Times New Roman"/>
-                <w:b w:val="false"/>
-                <w:bCs w:val="false"/>
-                <w:i w:val="false"/>
-                <w:iCs w:val="false"/>
-                <w:color w:val="111111"/>
-                <w:sz w:val="20"/>
-                <w:szCs w:val="20"/>
+              <w:spacing w:after="0" w:line="208"/>
+            </w:pPr>
+            <w:r>
+              <w:rPr>
+                <w:rFonts w:ascii="Times New Roman" w:cs="Times New Roman" w:eastAsia="Times New Roman" w:hAnsi="Times New Roman"/>
+                <w:b w:val="false"/>
+                <w:bCs w:val="false"/>
+                <w:i w:val="false"/>
+                <w:iCs w:val="false"/>
+                <w:color w:val="111111"/>
+                <w:sz w:val="17"/>
+                <w:szCs w:val="17"/>
               </w:rPr>
               <w:t xml:space="preserve">havalimanı</w:t>
             </w:r>
@@ -2568,7 +2550,7 @@
       </w:tr>
       <w:tr>
         <w:trPr>
-          <w:trHeight w:val="400" w:hRule="atLeast"/>
+          <w:trHeight w:val="248" w:hRule="atLeast"/>
         </w:trPr>
         <w:tc>
           <w:tcPr>
@@ -2586,7 +2568,7 @@
           </w:tcPr>
           <w:p>
             <w:pPr>
-              <w:spacing w:after="0" w:line="270"/>
+              <w:spacing w:after="0" w:line="208"/>
               <w:jc w:val="center"/>
             </w:pPr>
             <w:r>
@@ -2597,8 +2579,8 @@
                 <w:i w:val="false"/>
                 <w:iCs w:val="false"/>
                 <w:color w:val="111111"/>
-                <w:sz w:val="19"/>
-                <w:szCs w:val="19"/>
+                <w:sz w:val="16"/>
+                <w:szCs w:val="16"/>
               </w:rPr>
               <w:t xml:space="preserve">4.</w:t>
             </w:r>
@@ -2621,7 +2603,7 @@
           <w:p>
             <w:pPr>
               <w:bidi/>
-              <w:spacing w:after="0" w:line="320"/>
+              <w:spacing w:after="0" w:line="208"/>
             </w:pPr>
             <w:r>
               <w:rPr>
@@ -2629,8 +2611,8 @@
                 <w:b w:val="false"/>
                 <w:bCs w:val="false"/>
                 <w:color w:val="111111"/>
-                <w:sz w:val="28"/>
-                <w:szCs w:val="28"/>
+                <w:sz w:val="25"/>
+                <w:szCs w:val="25"/>
                 <w:rtl/>
               </w:rPr>
               <w:t xml:space="preserve">اَلتَّذْكِرَةُ</w:t>
@@ -2650,19 +2632,19 @@
           </w:tcPr>
           <w:p>
             <w:pPr>
-              <w:spacing w:after="0" w:line="270"/>
-              <w:jc w:val="center"/>
-            </w:pPr>
-            <w:r>
-              <w:rPr>
-                <w:rFonts w:ascii="Times New Roman" w:cs="Times New Roman" w:eastAsia="Times New Roman" w:hAnsi="Times New Roman"/>
-                <w:b w:val="false"/>
-                <w:bCs w:val="false"/>
-                <w:i w:val="false"/>
-                <w:iCs w:val="false"/>
-                <w:color w:val="111111"/>
-                <w:sz w:val="20"/>
-                <w:szCs w:val="20"/>
+              <w:spacing w:after="0" w:line="208"/>
+              <w:jc w:val="center"/>
+            </w:pPr>
+            <w:r>
+              <w:rPr>
+                <w:rFonts w:ascii="Times New Roman" w:cs="Times New Roman" w:eastAsia="Times New Roman" w:hAnsi="Times New Roman"/>
+                <w:b w:val="false"/>
+                <w:bCs w:val="false"/>
+                <w:i w:val="false"/>
+                <w:iCs w:val="false"/>
+                <w:color w:val="111111"/>
+                <w:sz w:val="17"/>
+                <w:szCs w:val="17"/>
               </w:rPr>
               <w:t xml:space="preserve">(       )</w:t>
             </w:r>
@@ -2684,7 +2666,7 @@
           </w:tcPr>
           <w:p>
             <w:pPr>
-              <w:spacing w:after="0" w:line="270"/>
+              <w:spacing w:after="0" w:line="208"/>
               <w:jc w:val="center"/>
             </w:pPr>
             <w:r>
@@ -2695,8 +2677,8 @@
                 <w:i w:val="false"/>
                 <w:iCs w:val="false"/>
                 <w:color w:val="111111"/>
-                <w:sz w:val="19"/>
-                <w:szCs w:val="19"/>
+                <w:sz w:val="16"/>
+                <w:szCs w:val="16"/>
               </w:rPr>
               <w:t xml:space="preserve">d)</w:t>
             </w:r>
@@ -2718,18 +2700,18 @@
           </w:tcPr>
           <w:p>
             <w:pPr>
-              <w:spacing w:after="0" w:line="270"/>
-            </w:pPr>
-            <w:r>
-              <w:rPr>
-                <w:rFonts w:ascii="Times New Roman" w:cs="Times New Roman" w:eastAsia="Times New Roman" w:hAnsi="Times New Roman"/>
-                <w:b w:val="false"/>
-                <w:bCs w:val="false"/>
-                <w:i w:val="false"/>
-                <w:iCs w:val="false"/>
-                <w:color w:val="111111"/>
-                <w:sz w:val="20"/>
-                <w:szCs w:val="20"/>
+              <w:spacing w:after="0" w:line="208"/>
+            </w:pPr>
+            <w:r>
+              <w:rPr>
+                <w:rFonts w:ascii="Times New Roman" w:cs="Times New Roman" w:eastAsia="Times New Roman" w:hAnsi="Times New Roman"/>
+                <w:b w:val="false"/>
+                <w:bCs w:val="false"/>
+                <w:i w:val="false"/>
+                <w:iCs w:val="false"/>
+                <w:color w:val="111111"/>
+                <w:sz w:val="17"/>
+                <w:szCs w:val="17"/>
               </w:rPr>
               <w:t xml:space="preserve">kale</w:t>
             </w:r>
@@ -2738,7 +2720,7 @@
       </w:tr>
       <w:tr>
         <w:trPr>
-          <w:trHeight w:val="400" w:hRule="atLeast"/>
+          <w:trHeight w:val="248" w:hRule="atLeast"/>
         </w:trPr>
         <w:tc>
           <w:tcPr>
@@ -2756,7 +2738,7 @@
           </w:tcPr>
           <w:p>
             <w:pPr>
-              <w:spacing w:after="0" w:line="270"/>
+              <w:spacing w:after="0" w:line="208"/>
               <w:jc w:val="center"/>
             </w:pPr>
             <w:r>
@@ -2767,8 +2749,8 @@
                 <w:i w:val="false"/>
                 <w:iCs w:val="false"/>
                 <w:color w:val="111111"/>
-                <w:sz w:val="19"/>
-                <w:szCs w:val="19"/>
+                <w:sz w:val="16"/>
+                <w:szCs w:val="16"/>
               </w:rPr>
               <w:t xml:space="preserve">5.</w:t>
             </w:r>
@@ -2791,7 +2773,7 @@
           <w:p>
             <w:pPr>
               <w:bidi/>
-              <w:spacing w:after="0" w:line="320"/>
+              <w:spacing w:after="0" w:line="208"/>
             </w:pPr>
             <w:r>
               <w:rPr>
@@ -2799,8 +2781,8 @@
                 <w:b w:val="false"/>
                 <w:bCs w:val="false"/>
                 <w:color w:val="111111"/>
-                <w:sz w:val="28"/>
-                <w:szCs w:val="28"/>
+                <w:sz w:val="25"/>
+                <w:szCs w:val="25"/>
                 <w:rtl/>
               </w:rPr>
               <w:t xml:space="preserve">اَلْقَلْعَةُ</w:t>
@@ -2820,19 +2802,19 @@
           </w:tcPr>
           <w:p>
             <w:pPr>
-              <w:spacing w:after="0" w:line="270"/>
-              <w:jc w:val="center"/>
-            </w:pPr>
-            <w:r>
-              <w:rPr>
-                <w:rFonts w:ascii="Times New Roman" w:cs="Times New Roman" w:eastAsia="Times New Roman" w:hAnsi="Times New Roman"/>
-                <w:b w:val="false"/>
-                <w:bCs w:val="false"/>
-                <w:i w:val="false"/>
-                <w:iCs w:val="false"/>
-                <w:color w:val="111111"/>
-                <w:sz w:val="20"/>
-                <w:szCs w:val="20"/>
+              <w:spacing w:after="0" w:line="208"/>
+              <w:jc w:val="center"/>
+            </w:pPr>
+            <w:r>
+              <w:rPr>
+                <w:rFonts w:ascii="Times New Roman" w:cs="Times New Roman" w:eastAsia="Times New Roman" w:hAnsi="Times New Roman"/>
+                <w:b w:val="false"/>
+                <w:bCs w:val="false"/>
+                <w:i w:val="false"/>
+                <w:iCs w:val="false"/>
+                <w:color w:val="111111"/>
+                <w:sz w:val="17"/>
+                <w:szCs w:val="17"/>
               </w:rPr>
               <w:t xml:space="preserve">(       )</w:t>
             </w:r>
@@ -2854,7 +2836,7 @@
           </w:tcPr>
           <w:p>
             <w:pPr>
-              <w:spacing w:after="0" w:line="270"/>
+              <w:spacing w:after="0" w:line="208"/>
               <w:jc w:val="center"/>
             </w:pPr>
             <w:r>
@@ -2865,8 +2847,8 @@
                 <w:i w:val="false"/>
                 <w:iCs w:val="false"/>
                 <w:color w:val="111111"/>
-                <w:sz w:val="19"/>
-                <w:szCs w:val="19"/>
+                <w:sz w:val="16"/>
+                <w:szCs w:val="16"/>
               </w:rPr>
               <w:t xml:space="preserve">e)</w:t>
             </w:r>
@@ -2888,18 +2870,18 @@
           </w:tcPr>
           <w:p>
             <w:pPr>
-              <w:spacing w:after="0" w:line="270"/>
-            </w:pPr>
-            <w:r>
-              <w:rPr>
-                <w:rFonts w:ascii="Times New Roman" w:cs="Times New Roman" w:eastAsia="Times New Roman" w:hAnsi="Times New Roman"/>
-                <w:b w:val="false"/>
-                <w:bCs w:val="false"/>
-                <w:i w:val="false"/>
-                <w:iCs w:val="false"/>
-                <w:color w:val="111111"/>
-                <w:sz w:val="20"/>
-                <w:szCs w:val="20"/>
+              <w:spacing w:after="0" w:line="208"/>
+            </w:pPr>
+            <w:r>
+              <w:rPr>
+                <w:rFonts w:ascii="Times New Roman" w:cs="Times New Roman" w:eastAsia="Times New Roman" w:hAnsi="Times New Roman"/>
+                <w:b w:val="false"/>
+                <w:bCs w:val="false"/>
+                <w:i w:val="false"/>
+                <w:iCs w:val="false"/>
+                <w:color w:val="111111"/>
+                <w:sz w:val="17"/>
+                <w:szCs w:val="17"/>
               </w:rPr>
               <w:t xml:space="preserve">gemi</w:t>
             </w:r>
@@ -2908,7 +2890,7 @@
       </w:tr>
       <w:tr>
         <w:trPr>
-          <w:trHeight w:val="400" w:hRule="atLeast"/>
+          <w:trHeight w:val="248" w:hRule="atLeast"/>
         </w:trPr>
         <w:tc>
           <w:tcPr>
@@ -2926,7 +2908,7 @@
           </w:tcPr>
           <w:p>
             <w:pPr>
-              <w:spacing w:after="0" w:line="270"/>
+              <w:spacing w:after="0" w:line="208"/>
               <w:jc w:val="center"/>
             </w:pPr>
             <w:r>
@@ -2937,8 +2919,8 @@
                 <w:i w:val="false"/>
                 <w:iCs w:val="false"/>
                 <w:color w:val="111111"/>
-                <w:sz w:val="19"/>
-                <w:szCs w:val="19"/>
+                <w:sz w:val="16"/>
+                <w:szCs w:val="16"/>
               </w:rPr>
               <w:t xml:space="preserve">6.</w:t>
             </w:r>
@@ -2961,7 +2943,7 @@
           <w:p>
             <w:pPr>
               <w:bidi/>
-              <w:spacing w:after="0" w:line="320"/>
+              <w:spacing w:after="0" w:line="208"/>
             </w:pPr>
             <w:r>
               <w:rPr>
@@ -2969,8 +2951,8 @@
                 <w:b w:val="false"/>
                 <w:bCs w:val="false"/>
                 <w:color w:val="111111"/>
-                <w:sz w:val="28"/>
-                <w:szCs w:val="28"/>
+                <w:sz w:val="25"/>
+                <w:szCs w:val="25"/>
                 <w:rtl/>
               </w:rPr>
               <w:t xml:space="preserve">اَلسُّوقُ</w:t>
@@ -2990,19 +2972,19 @@
           </w:tcPr>
           <w:p>
             <w:pPr>
-              <w:spacing w:after="0" w:line="270"/>
-              <w:jc w:val="center"/>
-            </w:pPr>
-            <w:r>
-              <w:rPr>
-                <w:rFonts w:ascii="Times New Roman" w:cs="Times New Roman" w:eastAsia="Times New Roman" w:hAnsi="Times New Roman"/>
-                <w:b w:val="false"/>
-                <w:bCs w:val="false"/>
-                <w:i w:val="false"/>
-                <w:iCs w:val="false"/>
-                <w:color w:val="111111"/>
-                <w:sz w:val="20"/>
-                <w:szCs w:val="20"/>
+              <w:spacing w:after="0" w:line="208"/>
+              <w:jc w:val="center"/>
+            </w:pPr>
+            <w:r>
+              <w:rPr>
+                <w:rFonts w:ascii="Times New Roman" w:cs="Times New Roman" w:eastAsia="Times New Roman" w:hAnsi="Times New Roman"/>
+                <w:b w:val="false"/>
+                <w:bCs w:val="false"/>
+                <w:i w:val="false"/>
+                <w:iCs w:val="false"/>
+                <w:color w:val="111111"/>
+                <w:sz w:val="17"/>
+                <w:szCs w:val="17"/>
               </w:rPr>
               <w:t xml:space="preserve">(       )</w:t>
             </w:r>
@@ -3024,7 +3006,7 @@
           </w:tcPr>
           <w:p>
             <w:pPr>
-              <w:spacing w:after="0" w:line="270"/>
+              <w:spacing w:after="0" w:line="208"/>
               <w:jc w:val="center"/>
             </w:pPr>
             <w:r>
@@ -3035,8 +3017,8 @@
                 <w:i w:val="false"/>
                 <w:iCs w:val="false"/>
                 <w:color w:val="111111"/>
-                <w:sz w:val="19"/>
-                <w:szCs w:val="19"/>
+                <w:sz w:val="16"/>
+                <w:szCs w:val="16"/>
               </w:rPr>
               <w:t xml:space="preserve">f)</w:t>
             </w:r>
@@ -3058,18 +3040,18 @@
           </w:tcPr>
           <w:p>
             <w:pPr>
-              <w:spacing w:after="0" w:line="270"/>
-            </w:pPr>
-            <w:r>
-              <w:rPr>
-                <w:rFonts w:ascii="Times New Roman" w:cs="Times New Roman" w:eastAsia="Times New Roman" w:hAnsi="Times New Roman"/>
-                <w:b w:val="false"/>
-                <w:bCs w:val="false"/>
-                <w:i w:val="false"/>
-                <w:iCs w:val="false"/>
-                <w:color w:val="111111"/>
-                <w:sz w:val="20"/>
-                <w:szCs w:val="20"/>
+              <w:spacing w:after="0" w:line="208"/>
+            </w:pPr>
+            <w:r>
+              <w:rPr>
+                <w:rFonts w:ascii="Times New Roman" w:cs="Times New Roman" w:eastAsia="Times New Roman" w:hAnsi="Times New Roman"/>
+                <w:b w:val="false"/>
+                <w:bCs w:val="false"/>
+                <w:i w:val="false"/>
+                <w:iCs w:val="false"/>
+                <w:color w:val="111111"/>
+                <w:sz w:val="17"/>
+                <w:szCs w:val="17"/>
               </w:rPr>
               <w:t xml:space="preserve">otel</w:t>
             </w:r>
@@ -3082,7 +3064,7 @@
         <w:tabs>
           <w:tab w:val="right" w:pos="9864"/>
         </w:tabs>
-        <w:spacing w:after="90" w:before="220" w:line="280"/>
+        <w:spacing w:after="27" w:before="66" w:line="208"/>
         <w:ind w:left="340" w:hanging="340"/>
       </w:pPr>
       <w:r>
@@ -3093,16 +3075,16 @@
           <w:i w:val="false"/>
           <w:iCs w:val="false"/>
           <w:color w:val="111111"/>
-          <w:sz w:val="21"/>
-          <w:szCs w:val="21"/>
+          <w:sz w:val="17"/>
+          <w:szCs w:val="17"/>
         </w:rPr>
         <w:t xml:space="preserve">4.</w:t>
       </w:r>
       <w:r>
         <w:rPr>
           <w:rFonts w:ascii="Times New Roman" w:cs="Times New Roman" w:eastAsia="Times New Roman" w:hAnsi="Times New Roman"/>
-          <w:sz w:val="21"/>
-          <w:szCs w:val="21"/>
+          <w:sz w:val="17"/>
+          <w:szCs w:val="17"/>
         </w:rPr>
         <w:tab/>
       </w:r>
@@ -3114,16 +3096,16 @@
           <w:i w:val="false"/>
           <w:iCs w:val="false"/>
           <w:color w:val="111111"/>
-          <w:sz w:val="21"/>
-          <w:szCs w:val="21"/>
+          <w:sz w:val="17"/>
+          <w:szCs w:val="17"/>
         </w:rPr>
         <w:t xml:space="preserve">Aşağıdaki cümlelerdeki boşlukları havuzdaki kelimelerle doldurunuz.</w:t>
       </w:r>
       <w:r>
         <w:rPr>
           <w:rFonts w:ascii="Times New Roman" w:cs="Times New Roman" w:eastAsia="Times New Roman" w:hAnsi="Times New Roman"/>
-          <w:sz w:val="21"/>
-          <w:szCs w:val="21"/>
+          <w:sz w:val="17"/>
+          <w:szCs w:val="17"/>
         </w:rPr>
         <w:tab/>
       </w:r>
@@ -3135,8 +3117,8 @@
           <w:i w:val="false"/>
           <w:iCs w:val="false"/>
           <w:color w:val="55636F"/>
-          <w:sz w:val="18"/>
-          <w:szCs w:val="18"/>
+          <w:sz w:val="15"/>
+          <w:szCs w:val="15"/>
         </w:rPr>
         <w:t xml:space="preserve">(14 puan)</w:t>
       </w:r>
@@ -3144,7 +3126,7 @@
     <w:p>
       <w:pPr>
         <w:keepNext w:val="false"/>
-        <w:spacing w:after="90" w:before="0" w:line="280"/>
+        <w:spacing w:after="27" w:before="0" w:line="208"/>
         <w:ind w:left="340"/>
       </w:pPr>
       <w:r>
@@ -3155,8 +3137,8 @@
           <w:i/>
           <w:iCs/>
           <w:color w:val="5B6772"/>
-          <w:sz w:val="18"/>
-          <w:szCs w:val="18"/>
+          <w:sz w:val="15"/>
+          <w:szCs w:val="15"/>
         </w:rPr>
         <w:t xml:space="preserve">Her doğru cevap 2 puandır. Havuzdaki kelimelerin tamamı kullanılacaktır.</w:t>
       </w:r>
@@ -3191,7 +3173,7 @@
           </w:tcPr>
           <w:p>
             <w:pPr>
-              <w:spacing w:after="50"/>
+              <w:spacing w:after="15"/>
             </w:pPr>
             <w:r>
               <w:rPr>
@@ -3201,8 +3183,8 @@
                 <w:i w:val="false"/>
                 <w:iCs w:val="false"/>
                 <w:color w:val="39454F"/>
-                <w:sz w:val="17"/>
-                <w:szCs w:val="17"/>
+                <w:sz w:val="14"/>
+                <w:szCs w:val="14"/>
               </w:rPr>
               <w:t xml:space="preserve">KELİME HAVUZU</w:t>
             </w:r>
@@ -3210,7 +3192,7 @@
           <w:p>
             <w:pPr>
               <w:bidi/>
-              <w:spacing w:after="0" w:line="360"/>
+              <w:spacing w:after="0" w:line="208"/>
               <w:jc w:val="center"/>
             </w:pPr>
             <w:r>
@@ -3219,8 +3201,8 @@
                 <w:b w:val="false"/>
                 <w:bCs w:val="false"/>
                 <w:color w:val="111111"/>
-                <w:sz w:val="30"/>
-                <w:szCs w:val="30"/>
+                <w:sz w:val="26"/>
+                <w:szCs w:val="26"/>
                 <w:rtl/>
               </w:rPr>
               <w:t xml:space="preserve">بِالْقِطَارِ   —   لِأَنَّ   —   إِلَى   —   عَلَى الْيَمِينِ   —   أَكْبَرُ   —   لَا تَنْسَ   —   هَلْ يُمْكِنُ</w:t>
@@ -3231,7 +3213,7 @@
     </w:tbl>
     <w:p>
       <w:pPr>
-        <w:spacing w:after="80"/>
+        <w:spacing w:after="24"/>
       </w:pPr>
       <w:r>
         <w:rPr>
@@ -3241,8 +3223,8 @@
           <w:i w:val="false"/>
           <w:iCs w:val="false"/>
           <w:color w:val="111111"/>
-          <w:sz w:val="21"/>
-          <w:szCs w:val="21"/>
+          <w:sz w:val="17"/>
+          <w:szCs w:val="17"/>
         </w:rPr>
         <w:t xml:space="preserve"/>
       </w:r>
@@ -3265,7 +3247,7 @@
       </w:tblGrid>
       <w:tr>
         <w:trPr>
-          <w:trHeight w:val="480" w:hRule="atLeast"/>
+          <w:trHeight w:val="297" w:hRule="atLeast"/>
         </w:trPr>
         <w:tc>
           <w:tcPr>
@@ -3283,7 +3265,7 @@
           </w:tcPr>
           <w:p>
             <w:pPr>
-              <w:spacing w:after="0" w:line="270"/>
+              <w:spacing w:after="0" w:line="208"/>
               <w:jc w:val="center"/>
             </w:pPr>
             <w:r>
@@ -3294,8 +3276,8 @@
                 <w:i w:val="false"/>
                 <w:iCs w:val="false"/>
                 <w:color w:val="111111"/>
-                <w:sz w:val="19"/>
-                <w:szCs w:val="19"/>
+                <w:sz w:val="16"/>
+                <w:szCs w:val="16"/>
               </w:rPr>
               <w:t xml:space="preserve">1.</w:t>
             </w:r>
@@ -3318,7 +3300,7 @@
           <w:p>
             <w:pPr>
               <w:bidi/>
-              <w:spacing w:after="0" w:line="320"/>
+              <w:spacing w:after="0" w:line="208"/>
             </w:pPr>
             <w:r>
               <w:rPr>
@@ -3326,8 +3308,8 @@
                 <w:b w:val="false"/>
                 <w:bCs w:val="false"/>
                 <w:color w:val="111111"/>
-                <w:sz w:val="28"/>
-                <w:szCs w:val="28"/>
+                <w:sz w:val="25"/>
+                <w:szCs w:val="25"/>
                 <w:rtl/>
               </w:rPr>
               <w:t xml:space="preserve">سَافَرَ أَخِي ……………………… مِنْ أَنْقَرَةَ إِلَى إِسْطَنْبُولَ.</w:t>
@@ -3337,7 +3319,7 @@
       </w:tr>
       <w:tr>
         <w:trPr>
-          <w:trHeight w:val="480" w:hRule="atLeast"/>
+          <w:trHeight w:val="297" w:hRule="atLeast"/>
         </w:trPr>
         <w:tc>
           <w:tcPr>
@@ -3355,7 +3337,7 @@
           </w:tcPr>
           <w:p>
             <w:pPr>
-              <w:spacing w:after="0" w:line="270"/>
+              <w:spacing w:after="0" w:line="208"/>
               <w:jc w:val="center"/>
             </w:pPr>
             <w:r>
@@ -3366,8 +3348,8 @@
                 <w:i w:val="false"/>
                 <w:iCs w:val="false"/>
                 <w:color w:val="111111"/>
-                <w:sz w:val="19"/>
-                <w:szCs w:val="19"/>
+                <w:sz w:val="16"/>
+                <w:szCs w:val="16"/>
               </w:rPr>
               <w:t xml:space="preserve">2.</w:t>
             </w:r>
@@ -3390,7 +3372,7 @@
           <w:p>
             <w:pPr>
               <w:bidi/>
-              <w:spacing w:after="0" w:line="320"/>
+              <w:spacing w:after="0" w:line="208"/>
             </w:pPr>
             <w:r>
               <w:rPr>
@@ -3398,8 +3380,8 @@
                 <w:b w:val="false"/>
                 <w:bCs w:val="false"/>
                 <w:color w:val="111111"/>
-                <w:sz w:val="28"/>
-                <w:szCs w:val="28"/>
+                <w:sz w:val="25"/>
+                <w:szCs w:val="25"/>
                 <w:rtl/>
               </w:rPr>
               <w:t xml:space="preserve">أُحِبُّ السَّفَرَ ……………………… فِيهِ فَوَائِدَ كَثِيرَةً.</w:t>
@@ -3409,7 +3391,7 @@
       </w:tr>
       <w:tr>
         <w:trPr>
-          <w:trHeight w:val="480" w:hRule="atLeast"/>
+          <w:trHeight w:val="297" w:hRule="atLeast"/>
         </w:trPr>
         <w:tc>
           <w:tcPr>
@@ -3427,7 +3409,7 @@
           </w:tcPr>
           <w:p>
             <w:pPr>
-              <w:spacing w:after="0" w:line="270"/>
+              <w:spacing w:after="0" w:line="208"/>
               <w:jc w:val="center"/>
             </w:pPr>
             <w:r>
@@ -3438,8 +3420,8 @@
                 <w:i w:val="false"/>
                 <w:iCs w:val="false"/>
                 <w:color w:val="111111"/>
-                <w:sz w:val="19"/>
-                <w:szCs w:val="19"/>
+                <w:sz w:val="16"/>
+                <w:szCs w:val="16"/>
               </w:rPr>
               <w:t xml:space="preserve">3.</w:t>
             </w:r>
@@ -3462,7 +3444,7 @@
           <w:p>
             <w:pPr>
               <w:bidi/>
-              <w:spacing w:after="0" w:line="320"/>
+              <w:spacing w:after="0" w:line="208"/>
             </w:pPr>
             <w:r>
               <w:rPr>
@@ -3470,8 +3452,8 @@
                 <w:b w:val="false"/>
                 <w:bCs w:val="false"/>
                 <w:color w:val="111111"/>
-                <w:sz w:val="28"/>
-                <w:szCs w:val="28"/>
+                <w:sz w:val="25"/>
+                <w:szCs w:val="25"/>
                 <w:rtl/>
               </w:rPr>
               <w:t xml:space="preserve">نَذْهَبُ غَدًا ……………………… الْمَتْحَفِ التَّارِيخِيِّ.</w:t>
@@ -3481,7 +3463,7 @@
       </w:tr>
       <w:tr>
         <w:trPr>
-          <w:trHeight w:val="480" w:hRule="atLeast"/>
+          <w:trHeight w:val="297" w:hRule="atLeast"/>
         </w:trPr>
         <w:tc>
           <w:tcPr>
@@ -3499,7 +3481,7 @@
           </w:tcPr>
           <w:p>
             <w:pPr>
-              <w:spacing w:after="0" w:line="270"/>
+              <w:spacing w:after="0" w:line="208"/>
               <w:jc w:val="center"/>
             </w:pPr>
             <w:r>
@@ -3510,8 +3492,8 @@
                 <w:i w:val="false"/>
                 <w:iCs w:val="false"/>
                 <w:color w:val="111111"/>
-                <w:sz w:val="19"/>
-                <w:szCs w:val="19"/>
+                <w:sz w:val="16"/>
+                <w:szCs w:val="16"/>
               </w:rPr>
               <w:t xml:space="preserve">4.</w:t>
             </w:r>
@@ -3534,7 +3516,7 @@
           <w:p>
             <w:pPr>
               <w:bidi/>
-              <w:spacing w:after="0" w:line="320"/>
+              <w:spacing w:after="0" w:line="208"/>
             </w:pPr>
             <w:r>
               <w:rPr>
@@ -3542,8 +3524,8 @@
                 <w:b w:val="false"/>
                 <w:bCs w:val="false"/>
                 <w:color w:val="111111"/>
-                <w:sz w:val="28"/>
-                <w:szCs w:val="28"/>
+                <w:sz w:val="25"/>
+                <w:szCs w:val="25"/>
                 <w:rtl/>
               </w:rPr>
               <w:t xml:space="preserve">اَلْمَسْجِدُ ……………………… وَالْمَكْتَبَةُ عَلَى الْيَسَارِ.</w:t>
@@ -3553,7 +3535,7 @@
       </w:tr>
       <w:tr>
         <w:trPr>
-          <w:trHeight w:val="480" w:hRule="atLeast"/>
+          <w:trHeight w:val="297" w:hRule="atLeast"/>
         </w:trPr>
         <w:tc>
           <w:tcPr>
@@ -3571,7 +3553,7 @@
           </w:tcPr>
           <w:p>
             <w:pPr>
-              <w:spacing w:after="0" w:line="270"/>
+              <w:spacing w:after="0" w:line="208"/>
               <w:jc w:val="center"/>
             </w:pPr>
             <w:r>
@@ -3582,8 +3564,8 @@
                 <w:i w:val="false"/>
                 <w:iCs w:val="false"/>
                 <w:color w:val="111111"/>
-                <w:sz w:val="19"/>
-                <w:szCs w:val="19"/>
+                <w:sz w:val="16"/>
+                <w:szCs w:val="16"/>
               </w:rPr>
               <w:t xml:space="preserve">5.</w:t>
             </w:r>
@@ -3606,7 +3588,7 @@
           <w:p>
             <w:pPr>
               <w:bidi/>
-              <w:spacing w:after="0" w:line="320"/>
+              <w:spacing w:after="0" w:line="208"/>
             </w:pPr>
             <w:r>
               <w:rPr>
@@ -3614,8 +3596,8 @@
                 <w:b w:val="false"/>
                 <w:bCs w:val="false"/>
                 <w:color w:val="111111"/>
-                <w:sz w:val="28"/>
-                <w:szCs w:val="28"/>
+                <w:sz w:val="25"/>
+                <w:szCs w:val="25"/>
                 <w:rtl/>
               </w:rPr>
               <w:t xml:space="preserve">اَلْقَاهِرَةُ ……………………… مِنْ دِمَشْقَ.</w:t>
@@ -3625,7 +3607,7 @@
       </w:tr>
       <w:tr>
         <w:trPr>
-          <w:trHeight w:val="480" w:hRule="atLeast"/>
+          <w:trHeight w:val="297" w:hRule="atLeast"/>
         </w:trPr>
         <w:tc>
           <w:tcPr>
@@ -3643,7 +3625,7 @@
           </w:tcPr>
           <w:p>
             <w:pPr>
-              <w:spacing w:after="0" w:line="270"/>
+              <w:spacing w:after="0" w:line="208"/>
               <w:jc w:val="center"/>
             </w:pPr>
             <w:r>
@@ -3654,8 +3636,8 @@
                 <w:i w:val="false"/>
                 <w:iCs w:val="false"/>
                 <w:color w:val="111111"/>
-                <w:sz w:val="19"/>
-                <w:szCs w:val="19"/>
+                <w:sz w:val="16"/>
+                <w:szCs w:val="16"/>
               </w:rPr>
               <w:t xml:space="preserve">6.</w:t>
             </w:r>
@@ -3678,7 +3660,7 @@
           <w:p>
             <w:pPr>
               <w:bidi/>
-              <w:spacing w:after="0" w:line="320"/>
+              <w:spacing w:after="0" w:line="208"/>
             </w:pPr>
             <w:r>
               <w:rPr>
@@ -3686,8 +3668,8 @@
                 <w:b w:val="false"/>
                 <w:bCs w:val="false"/>
                 <w:color w:val="111111"/>
-                <w:sz w:val="28"/>
-                <w:szCs w:val="28"/>
+                <w:sz w:val="25"/>
+                <w:szCs w:val="25"/>
                 <w:rtl/>
               </w:rPr>
               <w:t xml:space="preserve">……………………… جَوَازَ سَفَرِكَ يَا مُحَمَّدُ.</w:t>
@@ -3697,7 +3679,7 @@
       </w:tr>
       <w:tr>
         <w:trPr>
-          <w:trHeight w:val="480" w:hRule="atLeast"/>
+          <w:trHeight w:val="297" w:hRule="atLeast"/>
         </w:trPr>
         <w:tc>
           <w:tcPr>
@@ -3715,7 +3697,7 @@
           </w:tcPr>
           <w:p>
             <w:pPr>
-              <w:spacing w:after="0" w:line="270"/>
+              <w:spacing w:after="0" w:line="208"/>
               <w:jc w:val="center"/>
             </w:pPr>
             <w:r>
@@ -3726,8 +3708,8 @@
                 <w:i w:val="false"/>
                 <w:iCs w:val="false"/>
                 <w:color w:val="111111"/>
-                <w:sz w:val="19"/>
-                <w:szCs w:val="19"/>
+                <w:sz w:val="16"/>
+                <w:szCs w:val="16"/>
               </w:rPr>
               <w:t xml:space="preserve">7.</w:t>
             </w:r>
@@ -3750,7 +3732,7 @@
           <w:p>
             <w:pPr>
               <w:bidi/>
-              <w:spacing w:after="0" w:line="320"/>
+              <w:spacing w:after="0" w:line="208"/>
             </w:pPr>
             <w:r>
               <w:rPr>
@@ -3758,8 +3740,8 @@
                 <w:b w:val="false"/>
                 <w:bCs w:val="false"/>
                 <w:color w:val="111111"/>
-                <w:sz w:val="28"/>
-                <w:szCs w:val="28"/>
+                <w:sz w:val="25"/>
+                <w:szCs w:val="25"/>
                 <w:rtl/>
               </w:rPr>
               <w:t xml:space="preserve">……………………… أَنْ أَحْجِزَ غُرْفَةً مُفْرَدَةً؟</w:t>
@@ -3773,7 +3755,7 @@
         <w:tabs>
           <w:tab w:val="right" w:pos="9864"/>
         </w:tabs>
-        <w:spacing w:after="90" w:before="220" w:line="280"/>
+        <w:spacing w:after="27" w:before="66" w:line="208"/>
         <w:ind w:left="340" w:hanging="340"/>
       </w:pPr>
       <w:r>
@@ -3784,16 +3766,16 @@
           <w:i w:val="false"/>
           <w:iCs w:val="false"/>
           <w:color w:val="111111"/>
-          <w:sz w:val="21"/>
-          <w:szCs w:val="21"/>
+          <w:sz w:val="17"/>
+          <w:szCs w:val="17"/>
         </w:rPr>
         <w:t xml:space="preserve">5.</w:t>
       </w:r>
       <w:r>
         <w:rPr>
           <w:rFonts w:ascii="Times New Roman" w:cs="Times New Roman" w:eastAsia="Times New Roman" w:hAnsi="Times New Roman"/>
-          <w:sz w:val="21"/>
-          <w:szCs w:val="21"/>
+          <w:sz w:val="17"/>
+          <w:szCs w:val="17"/>
         </w:rPr>
         <w:tab/>
       </w:r>
@@ -3805,16 +3787,16 @@
           <w:i w:val="false"/>
           <w:iCs w:val="false"/>
           <w:color w:val="111111"/>
-          <w:sz w:val="21"/>
-          <w:szCs w:val="21"/>
+          <w:sz w:val="17"/>
+          <w:szCs w:val="17"/>
         </w:rPr>
         <w:t xml:space="preserve">Aşağıdaki çoktan seçmeli soruları cevaplayınız.</w:t>
       </w:r>
       <w:r>
         <w:rPr>
           <w:rFonts w:ascii="Times New Roman" w:cs="Times New Roman" w:eastAsia="Times New Roman" w:hAnsi="Times New Roman"/>
-          <w:sz w:val="21"/>
-          <w:szCs w:val="21"/>
+          <w:sz w:val="17"/>
+          <w:szCs w:val="17"/>
         </w:rPr>
         <w:tab/>
       </w:r>
@@ -3826,8 +3808,8 @@
           <w:i w:val="false"/>
           <w:iCs w:val="false"/>
           <w:color w:val="55636F"/>
-          <w:sz w:val="18"/>
-          <w:szCs w:val="18"/>
+          <w:sz w:val="15"/>
+          <w:szCs w:val="15"/>
         </w:rPr>
         <w:t xml:space="preserve">(15 puan)</w:t>
       </w:r>
@@ -3835,7 +3817,7 @@
     <w:p>
       <w:pPr>
         <w:keepNext w:val="false"/>
-        <w:spacing w:after="90" w:before="0" w:line="280"/>
+        <w:spacing w:after="27" w:before="0" w:line="208"/>
         <w:ind w:left="340"/>
       </w:pPr>
       <w:r>
@@ -3846,8 +3828,8 @@
           <w:i/>
           <w:iCs/>
           <w:color w:val="5B6772"/>
-          <w:sz w:val="18"/>
-          <w:szCs w:val="18"/>
+          <w:sz w:val="15"/>
+          <w:szCs w:val="15"/>
         </w:rPr>
         <w:t xml:space="preserve">Her doğru cevap 3 puandır.</w:t>
       </w:r>
@@ -3855,7 +3837,7 @@
     <w:p>
       <w:pPr>
         <w:keepNext/>
-        <w:spacing w:after="50" w:before="0" w:line="280"/>
+        <w:spacing w:after="15" w:before="0" w:line="208"/>
         <w:ind w:left="340" w:hanging="280"/>
       </w:pPr>
       <w:r>
@@ -3866,8 +3848,8 @@
           <w:i w:val="false"/>
           <w:iCs w:val="false"/>
           <w:color w:val="111111"/>
-          <w:sz w:val="20"/>
-          <w:szCs w:val="20"/>
+          <w:sz w:val="17"/>
+          <w:szCs w:val="17"/>
         </w:rPr>
         <w:t xml:space="preserve">1.  Aşağıdaki soruya verilebilecek en uygun cevap hangisidir:  «لِمَاذَا تُسَافِرُ إِلَى مَكَّةَ»</w:t>
       </w:r>
@@ -3912,7 +3894,7 @@
           <w:p>
             <w:pPr>
               <w:bidi/>
-              <w:spacing w:after="0" w:line="330"/>
+              <w:spacing w:after="0" w:line="208"/>
               <w:jc w:val="end"/>
             </w:pPr>
             <w:r>
@@ -3923,8 +3905,8 @@
                 <w:i w:val="false"/>
                 <w:iCs w:val="false"/>
                 <w:color w:val="111111"/>
-                <w:sz w:val="20"/>
-                <w:szCs w:val="20"/>
+                <w:sz w:val="17"/>
+                <w:szCs w:val="17"/>
               </w:rPr>
               <w:t xml:space="preserve">A.‎  </w:t>
             </w:r>
@@ -3934,8 +3916,8 @@
                 <w:b w:val="false"/>
                 <w:bCs w:val="false"/>
                 <w:color w:val="111111"/>
-                <w:sz w:val="28"/>
-                <w:szCs w:val="28"/>
+                <w:sz w:val="25"/>
+                <w:szCs w:val="25"/>
                 <w:rtl/>
               </w:rPr>
               <w:t xml:space="preserve">لِأَنِّي أُرِيدُ الْعُمْرَةَ</w:t>
@@ -3962,7 +3944,7 @@
           <w:p>
             <w:pPr>
               <w:bidi/>
-              <w:spacing w:after="0" w:line="330"/>
+              <w:spacing w:after="0" w:line="208"/>
               <w:jc w:val="end"/>
             </w:pPr>
             <w:r>
@@ -3973,8 +3955,8 @@
                 <w:i w:val="false"/>
                 <w:iCs w:val="false"/>
                 <w:color w:val="111111"/>
-                <w:sz w:val="20"/>
-                <w:szCs w:val="20"/>
+                <w:sz w:val="17"/>
+                <w:szCs w:val="17"/>
               </w:rPr>
               <w:t xml:space="preserve">B.‎  </w:t>
             </w:r>
@@ -3984,8 +3966,8 @@
                 <w:b w:val="false"/>
                 <w:bCs w:val="false"/>
                 <w:color w:val="111111"/>
-                <w:sz w:val="28"/>
-                <w:szCs w:val="28"/>
+                <w:sz w:val="25"/>
+                <w:szCs w:val="25"/>
                 <w:rtl/>
               </w:rPr>
               <w:t xml:space="preserve">نَعَمْ، هَذَا صَحِيحٌ</w:t>
@@ -4017,7 +3999,7 @@
           <w:p>
             <w:pPr>
               <w:bidi/>
-              <w:spacing w:after="0" w:line="330"/>
+              <w:spacing w:after="0" w:line="208"/>
               <w:jc w:val="end"/>
             </w:pPr>
             <w:r>
@@ -4028,8 +4010,8 @@
                 <w:i w:val="false"/>
                 <w:iCs w:val="false"/>
                 <w:color w:val="111111"/>
-                <w:sz w:val="20"/>
-                <w:szCs w:val="20"/>
+                <w:sz w:val="17"/>
+                <w:szCs w:val="17"/>
               </w:rPr>
               <w:t xml:space="preserve">C.‎  </w:t>
             </w:r>
@@ -4039,8 +4021,8 @@
                 <w:b w:val="false"/>
                 <w:bCs w:val="false"/>
                 <w:color w:val="111111"/>
-                <w:sz w:val="28"/>
-                <w:szCs w:val="28"/>
+                <w:sz w:val="25"/>
+                <w:szCs w:val="25"/>
                 <w:rtl/>
               </w:rPr>
               <w:t xml:space="preserve">فِي السَّاعَةِ الثَّامِنَةِ</w:t>
@@ -4067,7 +4049,7 @@
           <w:p>
             <w:pPr>
               <w:bidi/>
-              <w:spacing w:after="0" w:line="330"/>
+              <w:spacing w:after="0" w:line="208"/>
               <w:jc w:val="end"/>
             </w:pPr>
             <w:r>
@@ -4078,8 +4060,8 @@
                 <w:i w:val="false"/>
                 <w:iCs w:val="false"/>
                 <w:color w:val="111111"/>
-                <w:sz w:val="20"/>
-                <w:szCs w:val="20"/>
+                <w:sz w:val="17"/>
+                <w:szCs w:val="17"/>
               </w:rPr>
               <w:t xml:space="preserve">D.‎  </w:t>
             </w:r>
@@ -4089,8 +4071,8 @@
                 <w:b w:val="false"/>
                 <w:bCs w:val="false"/>
                 <w:color w:val="111111"/>
-                <w:sz w:val="28"/>
-                <w:szCs w:val="28"/>
+                <w:sz w:val="25"/>
+                <w:szCs w:val="25"/>
                 <w:rtl/>
               </w:rPr>
               <w:t xml:space="preserve">هُوَ فِي الْمَحَطَّةِ</w:t>
@@ -4102,7 +4084,7 @@
     <w:p>
       <w:pPr>
         <w:keepNext/>
-        <w:spacing w:after="50" w:before="120" w:line="280"/>
+        <w:spacing w:after="15" w:before="36" w:line="208"/>
         <w:ind w:left="340" w:hanging="280"/>
       </w:pPr>
       <w:r>
@@ -4113,8 +4095,8 @@
           <w:i w:val="false"/>
           <w:iCs w:val="false"/>
           <w:color w:val="111111"/>
-          <w:sz w:val="20"/>
-          <w:szCs w:val="20"/>
+          <w:sz w:val="17"/>
+          <w:szCs w:val="17"/>
         </w:rPr>
         <w:t xml:space="preserve">2.  «أَذْهَبُ إِلَى الْمَدْرَسَةِ بِالْحَافِلَةِ» cümlesinde «بِ» harfi hangi anlamı verir?</w:t>
       </w:r>
@@ -4158,7 +4140,7 @@
           </w:tcPr>
           <w:p>
             <w:pPr>
-              <w:spacing w:after="0" w:line="280"/>
+              <w:spacing w:after="0" w:line="208"/>
             </w:pPr>
             <w:r>
               <w:rPr>
@@ -4168,8 +4150,8 @@
                 <w:i w:val="false"/>
                 <w:iCs w:val="false"/>
                 <w:color w:val="111111"/>
-                <w:sz w:val="20"/>
-                <w:szCs w:val="20"/>
+                <w:sz w:val="17"/>
+                <w:szCs w:val="17"/>
               </w:rPr>
               <w:t xml:space="preserve">A)  </w:t>
             </w:r>
@@ -4181,8 +4163,8 @@
                 <w:i w:val="false"/>
                 <w:iCs w:val="false"/>
                 <w:color w:val="111111"/>
-                <w:sz w:val="20"/>
-                <w:szCs w:val="20"/>
+                <w:sz w:val="17"/>
+                <w:szCs w:val="17"/>
               </w:rPr>
               <w:t xml:space="preserve">sebep</w:t>
             </w:r>
@@ -4207,7 +4189,7 @@
           </w:tcPr>
           <w:p>
             <w:pPr>
-              <w:spacing w:after="0" w:line="280"/>
+              <w:spacing w:after="0" w:line="208"/>
             </w:pPr>
             <w:r>
               <w:rPr>
@@ -4217,8 +4199,8 @@
                 <w:i w:val="false"/>
                 <w:iCs w:val="false"/>
                 <w:color w:val="111111"/>
-                <w:sz w:val="20"/>
-                <w:szCs w:val="20"/>
+                <w:sz w:val="17"/>
+                <w:szCs w:val="17"/>
               </w:rPr>
               <w:t xml:space="preserve">B)  </w:t>
             </w:r>
@@ -4230,8 +4212,8 @@
                 <w:i w:val="false"/>
                 <w:iCs w:val="false"/>
                 <w:color w:val="111111"/>
-                <w:sz w:val="20"/>
-                <w:szCs w:val="20"/>
+                <w:sz w:val="17"/>
+                <w:szCs w:val="17"/>
               </w:rPr>
               <w:t xml:space="preserve">vasıta (araç)</w:t>
             </w:r>
@@ -4261,7 +4243,7 @@
           </w:tcPr>
           <w:p>
             <w:pPr>
-              <w:spacing w:after="0" w:line="280"/>
+              <w:spacing w:after="0" w:line="208"/>
             </w:pPr>
             <w:r>
               <w:rPr>
@@ -4271,8 +4253,8 @@
                 <w:i w:val="false"/>
                 <w:iCs w:val="false"/>
                 <w:color w:val="111111"/>
-                <w:sz w:val="20"/>
-                <w:szCs w:val="20"/>
+                <w:sz w:val="17"/>
+                <w:szCs w:val="17"/>
               </w:rPr>
               <w:t xml:space="preserve">C)  </w:t>
             </w:r>
@@ -4284,8 +4266,8 @@
                 <w:i w:val="false"/>
                 <w:iCs w:val="false"/>
                 <w:color w:val="111111"/>
-                <w:sz w:val="20"/>
-                <w:szCs w:val="20"/>
+                <w:sz w:val="17"/>
+                <w:szCs w:val="17"/>
               </w:rPr>
               <w:t xml:space="preserve">zaman</w:t>
             </w:r>
@@ -4310,7 +4292,7 @@
           </w:tcPr>
           <w:p>
             <w:pPr>
-              <w:spacing w:after="0" w:line="280"/>
+              <w:spacing w:after="0" w:line="208"/>
             </w:pPr>
             <w:r>
               <w:rPr>
@@ -4320,8 +4302,8 @@
                 <w:i w:val="false"/>
                 <w:iCs w:val="false"/>
                 <w:color w:val="111111"/>
-                <w:sz w:val="20"/>
-                <w:szCs w:val="20"/>
+                <w:sz w:val="17"/>
+                <w:szCs w:val="17"/>
               </w:rPr>
               <w:t xml:space="preserve">D)  </w:t>
             </w:r>
@@ -4333,8 +4315,8 @@
                 <w:i w:val="false"/>
                 <w:iCs w:val="false"/>
                 <w:color w:val="111111"/>
-                <w:sz w:val="20"/>
-                <w:szCs w:val="20"/>
+                <w:sz w:val="17"/>
+                <w:szCs w:val="17"/>
               </w:rPr>
               <w:t xml:space="preserve">yer</w:t>
             </w:r>
@@ -4345,7 +4327,7 @@
     <w:p>
       <w:pPr>
         <w:keepNext/>
-        <w:spacing w:after="50" w:before="120" w:line="280"/>
+        <w:spacing w:after="15" w:before="36" w:line="208"/>
         <w:ind w:left="340" w:hanging="280"/>
       </w:pPr>
       <w:r>
@@ -4356,8 +4338,8 @@
           <w:i w:val="false"/>
           <w:iCs w:val="false"/>
           <w:color w:val="111111"/>
-          <w:sz w:val="20"/>
-          <w:szCs w:val="20"/>
+          <w:sz w:val="17"/>
+          <w:szCs w:val="17"/>
         </w:rPr>
         <w:t xml:space="preserve">3.  Havalimanında görevliye pasaportunuzu verirken hangi ifadeyi kullanırsınız?</w:t>
       </w:r>
@@ -4402,7 +4384,7 @@
           <w:p>
             <w:pPr>
               <w:bidi/>
-              <w:spacing w:after="0" w:line="330"/>
+              <w:spacing w:after="0" w:line="208"/>
               <w:jc w:val="end"/>
             </w:pPr>
             <w:r>
@@ -4413,8 +4395,8 @@
                 <w:i w:val="false"/>
                 <w:iCs w:val="false"/>
                 <w:color w:val="111111"/>
-                <w:sz w:val="20"/>
-                <w:szCs w:val="20"/>
+                <w:sz w:val="17"/>
+                <w:szCs w:val="17"/>
               </w:rPr>
               <w:t xml:space="preserve">A.‎  </w:t>
             </w:r>
@@ -4424,8 +4406,8 @@
                 <w:b w:val="false"/>
                 <w:bCs w:val="false"/>
                 <w:color w:val="111111"/>
-                <w:sz w:val="28"/>
-                <w:szCs w:val="28"/>
+                <w:sz w:val="25"/>
+                <w:szCs w:val="25"/>
                 <w:rtl/>
               </w:rPr>
               <w:t xml:space="preserve">تَفَضَّلْ، هَذَا جَوَازُ سَفَرِي</w:t>
@@ -4452,7 +4434,7 @@
           <w:p>
             <w:pPr>
               <w:bidi/>
-              <w:spacing w:after="0" w:line="330"/>
+              <w:spacing w:after="0" w:line="208"/>
               <w:jc w:val="end"/>
             </w:pPr>
             <w:r>
@@ -4463,8 +4445,8 @@
                 <w:i w:val="false"/>
                 <w:iCs w:val="false"/>
                 <w:color w:val="111111"/>
-                <w:sz w:val="20"/>
-                <w:szCs w:val="20"/>
+                <w:sz w:val="17"/>
+                <w:szCs w:val="17"/>
               </w:rPr>
               <w:t xml:space="preserve">B.‎  </w:t>
             </w:r>
@@ -4474,8 +4456,8 @@
                 <w:b w:val="false"/>
                 <w:bCs w:val="false"/>
                 <w:color w:val="111111"/>
-                <w:sz w:val="28"/>
-                <w:szCs w:val="28"/>
+                <w:sz w:val="25"/>
+                <w:szCs w:val="25"/>
                 <w:rtl/>
               </w:rPr>
               <w:t xml:space="preserve">أَيْنَ الْفُنْدُقُ؟</w:t>
@@ -4507,7 +4489,7 @@
           <w:p>
             <w:pPr>
               <w:bidi/>
-              <w:spacing w:after="0" w:line="330"/>
+              <w:spacing w:after="0" w:line="208"/>
               <w:jc w:val="end"/>
             </w:pPr>
             <w:r>
@@ -4518,8 +4500,8 @@
                 <w:i w:val="false"/>
                 <w:iCs w:val="false"/>
                 <w:color w:val="111111"/>
-                <w:sz w:val="20"/>
-                <w:szCs w:val="20"/>
+                <w:sz w:val="17"/>
+                <w:szCs w:val="17"/>
               </w:rPr>
               <w:t xml:space="preserve">C.‎  </w:t>
             </w:r>
@@ -4529,8 +4511,8 @@
                 <w:b w:val="false"/>
                 <w:bCs w:val="false"/>
                 <w:color w:val="111111"/>
-                <w:sz w:val="28"/>
-                <w:szCs w:val="28"/>
+                <w:sz w:val="25"/>
+                <w:szCs w:val="25"/>
                 <w:rtl/>
               </w:rPr>
               <w:t xml:space="preserve">مَعَ السَّلَامَةِ</w:t>
@@ -4557,7 +4539,7 @@
           <w:p>
             <w:pPr>
               <w:bidi/>
-              <w:spacing w:after="0" w:line="330"/>
+              <w:spacing w:after="0" w:line="208"/>
               <w:jc w:val="end"/>
             </w:pPr>
             <w:r>
@@ -4568,8 +4550,8 @@
                 <w:i w:val="false"/>
                 <w:iCs w:val="false"/>
                 <w:color w:val="111111"/>
-                <w:sz w:val="20"/>
-                <w:szCs w:val="20"/>
+                <w:sz w:val="17"/>
+                <w:szCs w:val="17"/>
               </w:rPr>
               <w:t xml:space="preserve">D.‎  </w:t>
             </w:r>
@@ -4579,8 +4561,8 @@
                 <w:b w:val="false"/>
                 <w:bCs w:val="false"/>
                 <w:color w:val="111111"/>
-                <w:sz w:val="28"/>
-                <w:szCs w:val="28"/>
+                <w:sz w:val="25"/>
+                <w:szCs w:val="25"/>
                 <w:rtl/>
               </w:rPr>
               <w:t xml:space="preserve">كَمْ ثَمَنُ الْغُرْفَةِ؟</w:t>
@@ -4592,7 +4574,7 @@
     <w:p>
       <w:pPr>
         <w:keepNext/>
-        <w:spacing w:after="50" w:before="120" w:line="280"/>
+        <w:spacing w:after="15" w:before="36" w:line="208"/>
         <w:ind w:left="340" w:hanging="280"/>
       </w:pPr>
       <w:r>
@@ -4603,8 +4585,8 @@
           <w:i w:val="false"/>
           <w:iCs w:val="false"/>
           <w:color w:val="111111"/>
-          <w:sz w:val="20"/>
-          <w:szCs w:val="20"/>
+          <w:sz w:val="17"/>
+          <w:szCs w:val="17"/>
         </w:rPr>
         <w:t xml:space="preserve">4.  «اَلْمَدِينَةُ الْمُنَوَّرَةُ أَجْمَلُ مِنْ غَيْرِهَا» cümlesinde «أَجْمَلُ» kelimesi hangi yapıdadır?</w:t>
       </w:r>
@@ -4648,7 +4630,7 @@
           </w:tcPr>
           <w:p>
             <w:pPr>
-              <w:spacing w:after="0" w:line="280"/>
+              <w:spacing w:after="0" w:line="208"/>
             </w:pPr>
             <w:r>
               <w:rPr>
@@ -4658,8 +4640,8 @@
                 <w:i w:val="false"/>
                 <w:iCs w:val="false"/>
                 <w:color w:val="111111"/>
-                <w:sz w:val="20"/>
-                <w:szCs w:val="20"/>
+                <w:sz w:val="17"/>
+                <w:szCs w:val="17"/>
               </w:rPr>
               <w:t xml:space="preserve">A)  </w:t>
             </w:r>
@@ -4671,8 +4653,8 @@
                 <w:i w:val="false"/>
                 <w:iCs w:val="false"/>
                 <w:color w:val="111111"/>
-                <w:sz w:val="20"/>
-                <w:szCs w:val="20"/>
+                <w:sz w:val="17"/>
+                <w:szCs w:val="17"/>
               </w:rPr>
               <w:t xml:space="preserve">ism-i fâil</w:t>
             </w:r>
@@ -4697,7 +4679,7 @@
           </w:tcPr>
           <w:p>
             <w:pPr>
-              <w:spacing w:after="0" w:line="280"/>
+              <w:spacing w:after="0" w:line="208"/>
             </w:pPr>
             <w:r>
               <w:rPr>
@@ -4707,8 +4689,8 @@
                 <w:i w:val="false"/>
                 <w:iCs w:val="false"/>
                 <w:color w:val="111111"/>
-                <w:sz w:val="20"/>
-                <w:szCs w:val="20"/>
+                <w:sz w:val="17"/>
+                <w:szCs w:val="17"/>
               </w:rPr>
               <w:t xml:space="preserve">B)  </w:t>
             </w:r>
@@ -4720,8 +4702,8 @@
                 <w:i w:val="false"/>
                 <w:iCs w:val="false"/>
                 <w:color w:val="111111"/>
-                <w:sz w:val="20"/>
-                <w:szCs w:val="20"/>
+                <w:sz w:val="17"/>
+                <w:szCs w:val="17"/>
               </w:rPr>
               <w:t xml:space="preserve">ism-i mekân</w:t>
             </w:r>
@@ -4751,7 +4733,7 @@
           </w:tcPr>
           <w:p>
             <w:pPr>
-              <w:spacing w:after="0" w:line="280"/>
+              <w:spacing w:after="0" w:line="208"/>
             </w:pPr>
             <w:r>
               <w:rPr>
@@ -4761,8 +4743,8 @@
                 <w:i w:val="false"/>
                 <w:iCs w:val="false"/>
                 <w:color w:val="111111"/>
-                <w:sz w:val="20"/>
-                <w:szCs w:val="20"/>
+                <w:sz w:val="17"/>
+                <w:szCs w:val="17"/>
               </w:rPr>
               <w:t xml:space="preserve">C)  </w:t>
             </w:r>
@@ -4774,8 +4756,8 @@
                 <w:i w:val="false"/>
                 <w:iCs w:val="false"/>
                 <w:color w:val="111111"/>
-                <w:sz w:val="20"/>
-                <w:szCs w:val="20"/>
+                <w:sz w:val="17"/>
+                <w:szCs w:val="17"/>
               </w:rPr>
               <w:t xml:space="preserve">ism-i tafdîl</w:t>
             </w:r>
@@ -4800,7 +4782,7 @@
           </w:tcPr>
           <w:p>
             <w:pPr>
-              <w:spacing w:after="0" w:line="280"/>
+              <w:spacing w:after="0" w:line="208"/>
             </w:pPr>
             <w:r>
               <w:rPr>
@@ -4810,8 +4792,8 @@
                 <w:i w:val="false"/>
                 <w:iCs w:val="false"/>
                 <w:color w:val="111111"/>
-                <w:sz w:val="20"/>
-                <w:szCs w:val="20"/>
+                <w:sz w:val="17"/>
+                <w:szCs w:val="17"/>
               </w:rPr>
               <w:t xml:space="preserve">D)  </w:t>
             </w:r>
@@ -4823,8 +4805,8 @@
                 <w:i w:val="false"/>
                 <w:iCs w:val="false"/>
                 <w:color w:val="111111"/>
-                <w:sz w:val="20"/>
-                <w:szCs w:val="20"/>
+                <w:sz w:val="17"/>
+                <w:szCs w:val="17"/>
               </w:rPr>
               <w:t xml:space="preserve">masdar</w:t>
             </w:r>
@@ -4835,7 +4817,7 @@
     <w:p>
       <w:pPr>
         <w:keepNext/>
-        <w:spacing w:after="50" w:before="120" w:line="280"/>
+        <w:spacing w:after="15" w:before="36" w:line="208"/>
         <w:ind w:left="340" w:hanging="280"/>
       </w:pPr>
       <w:r>
@@ -4846,8 +4828,8 @@
           <w:i w:val="false"/>
           <w:iCs w:val="false"/>
           <w:color w:val="111111"/>
-          <w:sz w:val="20"/>
-          <w:szCs w:val="20"/>
+          <w:sz w:val="17"/>
+          <w:szCs w:val="17"/>
         </w:rPr>
         <w:t xml:space="preserve">5.  Yolu tarif ederken «düz ilerleyiniz» demek için hangisini kullanırsınız?</w:t>
       </w:r>
@@ -4892,7 +4874,7 @@
           <w:p>
             <w:pPr>
               <w:bidi/>
-              <w:spacing w:after="0" w:line="330"/>
+              <w:spacing w:after="0" w:line="208"/>
               <w:jc w:val="end"/>
             </w:pPr>
             <w:r>
@@ -4903,8 +4885,8 @@
                 <w:i w:val="false"/>
                 <w:iCs w:val="false"/>
                 <w:color w:val="111111"/>
-                <w:sz w:val="20"/>
-                <w:szCs w:val="20"/>
+                <w:sz w:val="17"/>
+                <w:szCs w:val="17"/>
               </w:rPr>
               <w:t xml:space="preserve">A.‎  </w:t>
             </w:r>
@@ -4914,8 +4896,8 @@
                 <w:b w:val="false"/>
                 <w:bCs w:val="false"/>
                 <w:color w:val="111111"/>
-                <w:sz w:val="28"/>
-                <w:szCs w:val="28"/>
+                <w:sz w:val="25"/>
+                <w:szCs w:val="25"/>
                 <w:rtl/>
               </w:rPr>
               <w:t xml:space="preserve">عَلَى الْيَسَارِ</w:t>
@@ -4942,7 +4924,7 @@
           <w:p>
             <w:pPr>
               <w:bidi/>
-              <w:spacing w:after="0" w:line="330"/>
+              <w:spacing w:after="0" w:line="208"/>
               <w:jc w:val="end"/>
             </w:pPr>
             <w:r>
@@ -4953,8 +4935,8 @@
                 <w:i w:val="false"/>
                 <w:iCs w:val="false"/>
                 <w:color w:val="111111"/>
-                <w:sz w:val="20"/>
-                <w:szCs w:val="20"/>
+                <w:sz w:val="17"/>
+                <w:szCs w:val="17"/>
               </w:rPr>
               <w:t xml:space="preserve">B.‎  </w:t>
             </w:r>
@@ -4964,8 +4946,8 @@
                 <w:b w:val="false"/>
                 <w:bCs w:val="false"/>
                 <w:color w:val="111111"/>
-                <w:sz w:val="28"/>
-                <w:szCs w:val="28"/>
+                <w:sz w:val="25"/>
+                <w:szCs w:val="25"/>
                 <w:rtl/>
               </w:rPr>
               <w:t xml:space="preserve">إِلَى الْأَمَامِ</w:t>
@@ -4997,7 +4979,7 @@
           <w:p>
             <w:pPr>
               <w:bidi/>
-              <w:spacing w:after="0" w:line="330"/>
+              <w:spacing w:after="0" w:line="208"/>
               <w:jc w:val="end"/>
             </w:pPr>
             <w:r>
@@ -5008,8 +4990,8 @@
                 <w:i w:val="false"/>
                 <w:iCs w:val="false"/>
                 <w:color w:val="111111"/>
-                <w:sz w:val="20"/>
-                <w:szCs w:val="20"/>
+                <w:sz w:val="17"/>
+                <w:szCs w:val="17"/>
               </w:rPr>
               <w:t xml:space="preserve">C.‎  </w:t>
             </w:r>
@@ -5019,8 +5001,8 @@
                 <w:b w:val="false"/>
                 <w:bCs w:val="false"/>
                 <w:color w:val="111111"/>
-                <w:sz w:val="28"/>
-                <w:szCs w:val="28"/>
+                <w:sz w:val="25"/>
+                <w:szCs w:val="25"/>
                 <w:rtl/>
               </w:rPr>
               <w:t xml:space="preserve">بَعِيدٌ عَنْ هُنَا</w:t>
@@ -5047,7 +5029,7 @@
           <w:p>
             <w:pPr>
               <w:bidi/>
-              <w:spacing w:after="0" w:line="330"/>
+              <w:spacing w:after="0" w:line="208"/>
               <w:jc w:val="end"/>
             </w:pPr>
             <w:r>
@@ -5058,8 +5040,8 @@
                 <w:i w:val="false"/>
                 <w:iCs w:val="false"/>
                 <w:color w:val="111111"/>
-                <w:sz w:val="20"/>
-                <w:szCs w:val="20"/>
+                <w:sz w:val="17"/>
+                <w:szCs w:val="17"/>
               </w:rPr>
               <w:t xml:space="preserve">D.‎  </w:t>
             </w:r>
@@ -5069,8 +5051,8 @@
                 <w:b w:val="false"/>
                 <w:bCs w:val="false"/>
                 <w:color w:val="111111"/>
-                <w:sz w:val="28"/>
-                <w:szCs w:val="28"/>
+                <w:sz w:val="25"/>
+                <w:szCs w:val="25"/>
                 <w:rtl/>
               </w:rPr>
               <w:t xml:space="preserve">قَرِيبٌ مِنَ السُّوقِ</w:t>
@@ -5084,7 +5066,7 @@
         <w:tabs>
           <w:tab w:val="right" w:pos="9864"/>
         </w:tabs>
-        <w:spacing w:after="90" w:before="220" w:line="280"/>
+        <w:spacing w:after="27" w:before="66" w:line="208"/>
         <w:ind w:left="340" w:hanging="340"/>
       </w:pPr>
       <w:r>
@@ -5095,16 +5077,16 @@
           <w:i w:val="false"/>
           <w:iCs w:val="false"/>
           <w:color w:val="111111"/>
-          <w:sz w:val="21"/>
-          <w:szCs w:val="21"/>
+          <w:sz w:val="17"/>
+          <w:szCs w:val="17"/>
         </w:rPr>
         <w:t xml:space="preserve">6.</w:t>
       </w:r>
       <w:r>
         <w:rPr>
           <w:rFonts w:ascii="Times New Roman" w:cs="Times New Roman" w:eastAsia="Times New Roman" w:hAnsi="Times New Roman"/>
-          <w:sz w:val="21"/>
-          <w:szCs w:val="21"/>
+          <w:sz w:val="17"/>
+          <w:szCs w:val="17"/>
         </w:rPr>
         <w:tab/>
       </w:r>
@@ -5116,16 +5098,16 @@
           <w:i w:val="false"/>
           <w:iCs w:val="false"/>
           <w:color w:val="111111"/>
-          <w:sz w:val="21"/>
-          <w:szCs w:val="21"/>
+          <w:sz w:val="17"/>
+          <w:szCs w:val="17"/>
         </w:rPr>
         <w:t xml:space="preserve">Aşağıdaki cümleler dil bilgisi bakımından doğru ise D, yanlış ise Y kutusunu işaretleyiniz.</w:t>
       </w:r>
       <w:r>
         <w:rPr>
           <w:rFonts w:ascii="Times New Roman" w:cs="Times New Roman" w:eastAsia="Times New Roman" w:hAnsi="Times New Roman"/>
-          <w:sz w:val="21"/>
-          <w:szCs w:val="21"/>
+          <w:sz w:val="17"/>
+          <w:szCs w:val="17"/>
         </w:rPr>
         <w:tab/>
       </w:r>
@@ -5137,8 +5119,8 @@
           <w:i w:val="false"/>
           <w:iCs w:val="false"/>
           <w:color w:val="55636F"/>
-          <w:sz w:val="18"/>
-          <w:szCs w:val="18"/>
+          <w:sz w:val="15"/>
+          <w:szCs w:val="15"/>
         </w:rPr>
         <w:t xml:space="preserve">(10 puan)</w:t>
       </w:r>
@@ -5146,7 +5128,7 @@
     <w:p>
       <w:pPr>
         <w:keepNext w:val="false"/>
-        <w:spacing w:after="90" w:before="0" w:line="280"/>
+        <w:spacing w:after="27" w:before="0" w:line="208"/>
         <w:ind w:left="340"/>
       </w:pPr>
       <w:r>
@@ -5157,8 +5139,8 @@
           <w:i/>
           <w:iCs/>
           <w:color w:val="5B6772"/>
-          <w:sz w:val="18"/>
-          <w:szCs w:val="18"/>
+          <w:sz w:val="15"/>
+          <w:szCs w:val="15"/>
         </w:rPr>
         <w:t xml:space="preserve">Her doğru cevap 2 puandır.</w:t>
       </w:r>
@@ -5199,7 +5181,7 @@
           </w:tcPr>
           <w:p>
             <w:pPr>
-              <w:spacing w:after="0" w:line="270"/>
+              <w:spacing w:after="0" w:line="208"/>
               <w:jc w:val="center"/>
             </w:pPr>
             <w:r>
@@ -5210,8 +5192,8 @@
                 <w:i w:val="false"/>
                 <w:iCs w:val="false"/>
                 <w:color w:val="111111"/>
-                <w:sz w:val="18"/>
-                <w:szCs w:val="18"/>
+                <w:sz w:val="15"/>
+                <w:szCs w:val="15"/>
               </w:rPr>
               <w:t xml:space="preserve">No</w:t>
             </w:r>
@@ -5231,7 +5213,7 @@
           </w:tcPr>
           <w:p>
             <w:pPr>
-              <w:spacing w:after="0" w:line="270"/>
+              <w:spacing w:after="0" w:line="208"/>
               <w:jc w:val="center"/>
             </w:pPr>
             <w:r>
@@ -5242,8 +5224,8 @@
                 <w:i w:val="false"/>
                 <w:iCs w:val="false"/>
                 <w:color w:val="111111"/>
-                <w:sz w:val="18"/>
-                <w:szCs w:val="18"/>
+                <w:sz w:val="15"/>
+                <w:szCs w:val="15"/>
               </w:rPr>
               <w:t xml:space="preserve">Cümle</w:t>
             </w:r>
@@ -5263,7 +5245,7 @@
           </w:tcPr>
           <w:p>
             <w:pPr>
-              <w:spacing w:after="0" w:line="270"/>
+              <w:spacing w:after="0" w:line="208"/>
               <w:jc w:val="center"/>
             </w:pPr>
             <w:r>
@@ -5274,8 +5256,8 @@
                 <w:i w:val="false"/>
                 <w:iCs w:val="false"/>
                 <w:color w:val="111111"/>
-                <w:sz w:val="18"/>
-                <w:szCs w:val="18"/>
+                <w:sz w:val="15"/>
+                <w:szCs w:val="15"/>
               </w:rPr>
               <w:t xml:space="preserve">D</w:t>
             </w:r>
@@ -5295,7 +5277,7 @@
           </w:tcPr>
           <w:p>
             <w:pPr>
-              <w:spacing w:after="0" w:line="270"/>
+              <w:spacing w:after="0" w:line="208"/>
               <w:jc w:val="center"/>
             </w:pPr>
             <w:r>
@@ -5306,8 +5288,8 @@
                 <w:i w:val="false"/>
                 <w:iCs w:val="false"/>
                 <w:color w:val="111111"/>
-                <w:sz w:val="18"/>
-                <w:szCs w:val="18"/>
+                <w:sz w:val="15"/>
+                <w:szCs w:val="15"/>
               </w:rPr>
               <w:t xml:space="preserve">Y</w:t>
             </w:r>
@@ -5316,7 +5298,7 @@
       </w:tr>
       <w:tr>
         <w:trPr>
-          <w:trHeight w:val="420" w:hRule="atLeast"/>
+          <w:trHeight w:val="260" w:hRule="atLeast"/>
         </w:trPr>
         <w:tc>
           <w:tcPr>
@@ -5331,19 +5313,19 @@
           </w:tcPr>
           <w:p>
             <w:pPr>
-              <w:spacing w:after="0" w:line="270"/>
-              <w:jc w:val="center"/>
-            </w:pPr>
-            <w:r>
-              <w:rPr>
-                <w:rFonts w:ascii="Times New Roman" w:cs="Times New Roman" w:eastAsia="Times New Roman" w:hAnsi="Times New Roman"/>
-                <w:b w:val="false"/>
-                <w:bCs w:val="false"/>
-                <w:i w:val="false"/>
-                <w:iCs w:val="false"/>
-                <w:color w:val="111111"/>
-                <w:sz w:val="19"/>
-                <w:szCs w:val="19"/>
+              <w:spacing w:after="0" w:line="208"/>
+              <w:jc w:val="center"/>
+            </w:pPr>
+            <w:r>
+              <w:rPr>
+                <w:rFonts w:ascii="Times New Roman" w:cs="Times New Roman" w:eastAsia="Times New Roman" w:hAnsi="Times New Roman"/>
+                <w:b w:val="false"/>
+                <w:bCs w:val="false"/>
+                <w:i w:val="false"/>
+                <w:iCs w:val="false"/>
+                <w:color w:val="111111"/>
+                <w:sz w:val="16"/>
+                <w:szCs w:val="16"/>
               </w:rPr>
               <w:t xml:space="preserve">1</w:t>
             </w:r>
@@ -5363,7 +5345,7 @@
           <w:p>
             <w:pPr>
               <w:bidi/>
-              <w:spacing w:after="0" w:line="320"/>
+              <w:spacing w:after="0" w:line="208"/>
             </w:pPr>
             <w:r>
               <w:rPr>
@@ -5371,8 +5353,8 @@
                 <w:b w:val="false"/>
                 <w:bCs w:val="false"/>
                 <w:color w:val="111111"/>
-                <w:sz w:val="28"/>
-                <w:szCs w:val="28"/>
+                <w:sz w:val="25"/>
+                <w:szCs w:val="25"/>
                 <w:rtl/>
               </w:rPr>
               <w:t xml:space="preserve">سَافَرْتُ إِلَى إِسْطَنْبُولَ بِالطَّائِرَةِ.</w:t>
@@ -5392,18 +5374,18 @@
           </w:tcPr>
           <w:p>
             <w:pPr>
-              <w:spacing w:after="0" w:line="270"/>
-            </w:pPr>
-            <w:r>
-              <w:rPr>
-                <w:rFonts w:ascii="Times New Roman" w:cs="Times New Roman" w:eastAsia="Times New Roman" w:hAnsi="Times New Roman"/>
-                <w:b w:val="false"/>
-                <w:bCs w:val="false"/>
-                <w:i w:val="false"/>
-                <w:iCs w:val="false"/>
-                <w:color w:val="111111"/>
-                <w:sz w:val="21"/>
-                <w:szCs w:val="21"/>
+              <w:spacing w:after="0" w:line="208"/>
+            </w:pPr>
+            <w:r>
+              <w:rPr>
+                <w:rFonts w:ascii="Times New Roman" w:cs="Times New Roman" w:eastAsia="Times New Roman" w:hAnsi="Times New Roman"/>
+                <w:b w:val="false"/>
+                <w:bCs w:val="false"/>
+                <w:i w:val="false"/>
+                <w:iCs w:val="false"/>
+                <w:color w:val="111111"/>
+                <w:sz w:val="17"/>
+                <w:szCs w:val="17"/>
               </w:rPr>
               <w:t xml:space="preserve"/>
             </w:r>
@@ -5420,29 +5402,11 @@
             </w:tcMar>
             <w:vAlign w:val="center"/>
           </w:tcPr>
-          <w:p>
-            <w:pPr>
-              <w:spacing w:after="0" w:line="270"/>
-            </w:pPr>
-            <w:r>
-              <w:rPr>
-                <w:rFonts w:ascii="Times New Roman" w:cs="Times New Roman" w:eastAsia="Times New Roman" w:hAnsi="Times New Roman"/>
-                <w:b w:val="false"/>
-                <w:bCs w:val="false"/>
-                <w:i w:val="false"/>
-                <w:iCs w:val="false"/>
-                <w:color w:val="111111"/>
-                <w:sz w:val="21"/>
-                <w:szCs w:val="21"/>
-              </w:rPr>
-              <w:t xml:space="preserve"/>
-            </w:r>
-          </w:p>
         </w:tc>
       </w:tr>
       <w:tr>
         <w:trPr>
-          <w:trHeight w:val="420" w:hRule="atLeast"/>
+          <w:trHeight w:val="260" w:hRule="atLeast"/>
         </w:trPr>
         <w:tc>
           <w:tcPr>
@@ -5457,19 +5421,19 @@
           </w:tcPr>
           <w:p>
             <w:pPr>
-              <w:spacing w:after="0" w:line="270"/>
-              <w:jc w:val="center"/>
-            </w:pPr>
-            <w:r>
-              <w:rPr>
-                <w:rFonts w:ascii="Times New Roman" w:cs="Times New Roman" w:eastAsia="Times New Roman" w:hAnsi="Times New Roman"/>
-                <w:b w:val="false"/>
-                <w:bCs w:val="false"/>
-                <w:i w:val="false"/>
-                <w:iCs w:val="false"/>
-                <w:color w:val="111111"/>
-                <w:sz w:val="19"/>
-                <w:szCs w:val="19"/>
+              <w:spacing w:after="0" w:line="208"/>
+              <w:jc w:val="center"/>
+            </w:pPr>
+            <w:r>
+              <w:rPr>
+                <w:rFonts w:ascii="Times New Roman" w:cs="Times New Roman" w:eastAsia="Times New Roman" w:hAnsi="Times New Roman"/>
+                <w:b w:val="false"/>
+                <w:bCs w:val="false"/>
+                <w:i w:val="false"/>
+                <w:iCs w:val="false"/>
+                <w:color w:val="111111"/>
+                <w:sz w:val="16"/>
+                <w:szCs w:val="16"/>
               </w:rPr>
               <w:t xml:space="preserve">2</w:t>
             </w:r>
@@ -5489,7 +5453,7 @@
           <w:p>
             <w:pPr>
               <w:bidi/>
-              <w:spacing w:after="0" w:line="320"/>
+              <w:spacing w:after="0" w:line="208"/>
             </w:pPr>
             <w:r>
               <w:rPr>
@@ -5497,8 +5461,8 @@
                 <w:b w:val="false"/>
                 <w:bCs w:val="false"/>
                 <w:color w:val="111111"/>
-                <w:sz w:val="28"/>
-                <w:szCs w:val="28"/>
+                <w:sz w:val="25"/>
+                <w:szCs w:val="25"/>
                 <w:rtl/>
               </w:rPr>
               <w:t xml:space="preserve">هَلْ يُمْكِنُ أَنْ أَحْجِزُ غُرْفَةً؟</w:t>
@@ -5518,18 +5482,18 @@
           </w:tcPr>
           <w:p>
             <w:pPr>
-              <w:spacing w:after="0" w:line="270"/>
-            </w:pPr>
-            <w:r>
-              <w:rPr>
-                <w:rFonts w:ascii="Times New Roman" w:cs="Times New Roman" w:eastAsia="Times New Roman" w:hAnsi="Times New Roman"/>
-                <w:b w:val="false"/>
-                <w:bCs w:val="false"/>
-                <w:i w:val="false"/>
-                <w:iCs w:val="false"/>
-                <w:color w:val="111111"/>
-                <w:sz w:val="21"/>
-                <w:szCs w:val="21"/>
+              <w:spacing w:after="0" w:line="208"/>
+            </w:pPr>
+            <w:r>
+              <w:rPr>
+                <w:rFonts w:ascii="Times New Roman" w:cs="Times New Roman" w:eastAsia="Times New Roman" w:hAnsi="Times New Roman"/>
+                <w:b w:val="false"/>
+                <w:bCs w:val="false"/>
+                <w:i w:val="false"/>
+                <w:iCs w:val="false"/>
+                <w:color w:val="111111"/>
+                <w:sz w:val="17"/>
+                <w:szCs w:val="17"/>
               </w:rPr>
               <w:t xml:space="preserve"/>
             </w:r>
@@ -5546,29 +5510,11 @@
             </w:tcMar>
             <w:vAlign w:val="center"/>
           </w:tcPr>
-          <w:p>
-            <w:pPr>
-              <w:spacing w:after="0" w:line="270"/>
-            </w:pPr>
-            <w:r>
-              <w:rPr>
-                <w:rFonts w:ascii="Times New Roman" w:cs="Times New Roman" w:eastAsia="Times New Roman" w:hAnsi="Times New Roman"/>
-                <w:b w:val="false"/>
-                <w:bCs w:val="false"/>
-                <w:i w:val="false"/>
-                <w:iCs w:val="false"/>
-                <w:color w:val="111111"/>
-                <w:sz w:val="21"/>
-                <w:szCs w:val="21"/>
-              </w:rPr>
-              <w:t xml:space="preserve"/>
-            </w:r>
-          </w:p>
         </w:tc>
       </w:tr>
       <w:tr>
         <w:trPr>
-          <w:trHeight w:val="420" w:hRule="atLeast"/>
+          <w:trHeight w:val="260" w:hRule="atLeast"/>
         </w:trPr>
         <w:tc>
           <w:tcPr>
@@ -5583,19 +5529,19 @@
           </w:tcPr>
           <w:p>
             <w:pPr>
-              <w:spacing w:after="0" w:line="270"/>
-              <w:jc w:val="center"/>
-            </w:pPr>
-            <w:r>
-              <w:rPr>
-                <w:rFonts w:ascii="Times New Roman" w:cs="Times New Roman" w:eastAsia="Times New Roman" w:hAnsi="Times New Roman"/>
-                <w:b w:val="false"/>
-                <w:bCs w:val="false"/>
-                <w:i w:val="false"/>
-                <w:iCs w:val="false"/>
-                <w:color w:val="111111"/>
-                <w:sz w:val="19"/>
-                <w:szCs w:val="19"/>
+              <w:spacing w:after="0" w:line="208"/>
+              <w:jc w:val="center"/>
+            </w:pPr>
+            <w:r>
+              <w:rPr>
+                <w:rFonts w:ascii="Times New Roman" w:cs="Times New Roman" w:eastAsia="Times New Roman" w:hAnsi="Times New Roman"/>
+                <w:b w:val="false"/>
+                <w:bCs w:val="false"/>
+                <w:i w:val="false"/>
+                <w:iCs w:val="false"/>
+                <w:color w:val="111111"/>
+                <w:sz w:val="16"/>
+                <w:szCs w:val="16"/>
               </w:rPr>
               <w:t xml:space="preserve">3</w:t>
             </w:r>
@@ -5615,7 +5561,7 @@
           <w:p>
             <w:pPr>
               <w:bidi/>
-              <w:spacing w:after="0" w:line="320"/>
+              <w:spacing w:after="0" w:line="208"/>
             </w:pPr>
             <w:r>
               <w:rPr>
@@ -5623,8 +5569,8 @@
                 <w:b w:val="false"/>
                 <w:bCs w:val="false"/>
                 <w:color w:val="111111"/>
-                <w:sz w:val="28"/>
-                <w:szCs w:val="28"/>
+                <w:sz w:val="25"/>
+                <w:szCs w:val="25"/>
                 <w:rtl/>
               </w:rPr>
               <w:t xml:space="preserve">اَلْمَتْحَفُ أَقْرَبُ مِنَ الْقَلْعَةِ.</w:t>
@@ -5644,18 +5590,18 @@
           </w:tcPr>
           <w:p>
             <w:pPr>
-              <w:spacing w:after="0" w:line="270"/>
-            </w:pPr>
-            <w:r>
-              <w:rPr>
-                <w:rFonts w:ascii="Times New Roman" w:cs="Times New Roman" w:eastAsia="Times New Roman" w:hAnsi="Times New Roman"/>
-                <w:b w:val="false"/>
-                <w:bCs w:val="false"/>
-                <w:i w:val="false"/>
-                <w:iCs w:val="false"/>
-                <w:color w:val="111111"/>
-                <w:sz w:val="21"/>
-                <w:szCs w:val="21"/>
+              <w:spacing w:after="0" w:line="208"/>
+            </w:pPr>
+            <w:r>
+              <w:rPr>
+                <w:rFonts w:ascii="Times New Roman" w:cs="Times New Roman" w:eastAsia="Times New Roman" w:hAnsi="Times New Roman"/>
+                <w:b w:val="false"/>
+                <w:bCs w:val="false"/>
+                <w:i w:val="false"/>
+                <w:iCs w:val="false"/>
+                <w:color w:val="111111"/>
+                <w:sz w:val="17"/>
+                <w:szCs w:val="17"/>
               </w:rPr>
               <w:t xml:space="preserve"/>
             </w:r>
@@ -5672,29 +5618,11 @@
             </w:tcMar>
             <w:vAlign w:val="center"/>
           </w:tcPr>
-          <w:p>
-            <w:pPr>
-              <w:spacing w:after="0" w:line="270"/>
-            </w:pPr>
-            <w:r>
-              <w:rPr>
-                <w:rFonts w:ascii="Times New Roman" w:cs="Times New Roman" w:eastAsia="Times New Roman" w:hAnsi="Times New Roman"/>
-                <w:b w:val="false"/>
-                <w:bCs w:val="false"/>
-                <w:i w:val="false"/>
-                <w:iCs w:val="false"/>
-                <w:color w:val="111111"/>
-                <w:sz w:val="21"/>
-                <w:szCs w:val="21"/>
-              </w:rPr>
-              <w:t xml:space="preserve"/>
-            </w:r>
-          </w:p>
         </w:tc>
       </w:tr>
       <w:tr>
         <w:trPr>
-          <w:trHeight w:val="420" w:hRule="atLeast"/>
+          <w:trHeight w:val="260" w:hRule="atLeast"/>
         </w:trPr>
         <w:tc>
           <w:tcPr>
@@ -5709,19 +5637,19 @@
           </w:tcPr>
           <w:p>
             <w:pPr>
-              <w:spacing w:after="0" w:line="270"/>
-              <w:jc w:val="center"/>
-            </w:pPr>
-            <w:r>
-              <w:rPr>
-                <w:rFonts w:ascii="Times New Roman" w:cs="Times New Roman" w:eastAsia="Times New Roman" w:hAnsi="Times New Roman"/>
-                <w:b w:val="false"/>
-                <w:bCs w:val="false"/>
-                <w:i w:val="false"/>
-                <w:iCs w:val="false"/>
-                <w:color w:val="111111"/>
-                <w:sz w:val="19"/>
-                <w:szCs w:val="19"/>
+              <w:spacing w:after="0" w:line="208"/>
+              <w:jc w:val="center"/>
+            </w:pPr>
+            <w:r>
+              <w:rPr>
+                <w:rFonts w:ascii="Times New Roman" w:cs="Times New Roman" w:eastAsia="Times New Roman" w:hAnsi="Times New Roman"/>
+                <w:b w:val="false"/>
+                <w:bCs w:val="false"/>
+                <w:i w:val="false"/>
+                <w:iCs w:val="false"/>
+                <w:color w:val="111111"/>
+                <w:sz w:val="16"/>
+                <w:szCs w:val="16"/>
               </w:rPr>
               <w:t xml:space="preserve">4</w:t>
             </w:r>
@@ -5741,7 +5669,7 @@
           <w:p>
             <w:pPr>
               <w:bidi/>
-              <w:spacing w:after="0" w:line="320"/>
+              <w:spacing w:after="0" w:line="208"/>
             </w:pPr>
             <w:r>
               <w:rPr>
@@ -5749,8 +5677,8 @@
                 <w:b w:val="false"/>
                 <w:bCs w:val="false"/>
                 <w:color w:val="111111"/>
-                <w:sz w:val="28"/>
-                <w:szCs w:val="28"/>
+                <w:sz w:val="25"/>
+                <w:szCs w:val="25"/>
                 <w:rtl/>
               </w:rPr>
               <w:t xml:space="preserve">لَا تَنْسَ تَذْكِرَتَكَ يَا وَلَدُ.</w:t>
@@ -5770,18 +5698,18 @@
           </w:tcPr>
           <w:p>
             <w:pPr>
-              <w:spacing w:after="0" w:line="270"/>
-            </w:pPr>
-            <w:r>
-              <w:rPr>
-                <w:rFonts w:ascii="Times New Roman" w:cs="Times New Roman" w:eastAsia="Times New Roman" w:hAnsi="Times New Roman"/>
-                <w:b w:val="false"/>
-                <w:bCs w:val="false"/>
-                <w:i w:val="false"/>
-                <w:iCs w:val="false"/>
-                <w:color w:val="111111"/>
-                <w:sz w:val="21"/>
-                <w:szCs w:val="21"/>
+              <w:spacing w:after="0" w:line="208"/>
+            </w:pPr>
+            <w:r>
+              <w:rPr>
+                <w:rFonts w:ascii="Times New Roman" w:cs="Times New Roman" w:eastAsia="Times New Roman" w:hAnsi="Times New Roman"/>
+                <w:b w:val="false"/>
+                <w:bCs w:val="false"/>
+                <w:i w:val="false"/>
+                <w:iCs w:val="false"/>
+                <w:color w:val="111111"/>
+                <w:sz w:val="17"/>
+                <w:szCs w:val="17"/>
               </w:rPr>
               <w:t xml:space="preserve"/>
             </w:r>
@@ -5798,29 +5726,11 @@
             </w:tcMar>
             <w:vAlign w:val="center"/>
           </w:tcPr>
-          <w:p>
-            <w:pPr>
-              <w:spacing w:after="0" w:line="270"/>
-            </w:pPr>
-            <w:r>
-              <w:rPr>
-                <w:rFonts w:ascii="Times New Roman" w:cs="Times New Roman" w:eastAsia="Times New Roman" w:hAnsi="Times New Roman"/>
-                <w:b w:val="false"/>
-                <w:bCs w:val="false"/>
-                <w:i w:val="false"/>
-                <w:iCs w:val="false"/>
-                <w:color w:val="111111"/>
-                <w:sz w:val="21"/>
-                <w:szCs w:val="21"/>
-              </w:rPr>
-              <w:t xml:space="preserve"/>
-            </w:r>
-          </w:p>
         </w:tc>
       </w:tr>
       <w:tr>
         <w:trPr>
-          <w:trHeight w:val="420" w:hRule="atLeast"/>
+          <w:trHeight w:val="260" w:hRule="atLeast"/>
         </w:trPr>
         <w:tc>
           <w:tcPr>
@@ -5835,19 +5745,19 @@
           </w:tcPr>
           <w:p>
             <w:pPr>
-              <w:spacing w:after="0" w:line="270"/>
-              <w:jc w:val="center"/>
-            </w:pPr>
-            <w:r>
-              <w:rPr>
-                <w:rFonts w:ascii="Times New Roman" w:cs="Times New Roman" w:eastAsia="Times New Roman" w:hAnsi="Times New Roman"/>
-                <w:b w:val="false"/>
-                <w:bCs w:val="false"/>
-                <w:i w:val="false"/>
-                <w:iCs w:val="false"/>
-                <w:color w:val="111111"/>
-                <w:sz w:val="19"/>
-                <w:szCs w:val="19"/>
+              <w:spacing w:after="0" w:line="208"/>
+              <w:jc w:val="center"/>
+            </w:pPr>
+            <w:r>
+              <w:rPr>
+                <w:rFonts w:ascii="Times New Roman" w:cs="Times New Roman" w:eastAsia="Times New Roman" w:hAnsi="Times New Roman"/>
+                <w:b w:val="false"/>
+                <w:bCs w:val="false"/>
+                <w:i w:val="false"/>
+                <w:iCs w:val="false"/>
+                <w:color w:val="111111"/>
+                <w:sz w:val="16"/>
+                <w:szCs w:val="16"/>
               </w:rPr>
               <w:t xml:space="preserve">5</w:t>
             </w:r>
@@ -5867,7 +5777,7 @@
           <w:p>
             <w:pPr>
               <w:bidi/>
-              <w:spacing w:after="0" w:line="320"/>
+              <w:spacing w:after="0" w:line="208"/>
             </w:pPr>
             <w:r>
               <w:rPr>
@@ -5875,8 +5785,8 @@
                 <w:b w:val="false"/>
                 <w:bCs w:val="false"/>
                 <w:color w:val="111111"/>
-                <w:sz w:val="28"/>
-                <w:szCs w:val="28"/>
+                <w:sz w:val="25"/>
+                <w:szCs w:val="25"/>
                 <w:rtl/>
               </w:rPr>
               <w:t xml:space="preserve">ذَهَبَ الْمُسَافِرُونَ إِلَى الْمَحَطَّةُ.</w:t>
@@ -5896,18 +5806,18 @@
           </w:tcPr>
           <w:p>
             <w:pPr>
-              <w:spacing w:after="0" w:line="270"/>
-            </w:pPr>
-            <w:r>
-              <w:rPr>
-                <w:rFonts w:ascii="Times New Roman" w:cs="Times New Roman" w:eastAsia="Times New Roman" w:hAnsi="Times New Roman"/>
-                <w:b w:val="false"/>
-                <w:bCs w:val="false"/>
-                <w:i w:val="false"/>
-                <w:iCs w:val="false"/>
-                <w:color w:val="111111"/>
-                <w:sz w:val="21"/>
-                <w:szCs w:val="21"/>
+              <w:spacing w:after="0" w:line="208"/>
+            </w:pPr>
+            <w:r>
+              <w:rPr>
+                <w:rFonts w:ascii="Times New Roman" w:cs="Times New Roman" w:eastAsia="Times New Roman" w:hAnsi="Times New Roman"/>
+                <w:b w:val="false"/>
+                <w:bCs w:val="false"/>
+                <w:i w:val="false"/>
+                <w:iCs w:val="false"/>
+                <w:color w:val="111111"/>
+                <w:sz w:val="17"/>
+                <w:szCs w:val="17"/>
               </w:rPr>
               <w:t xml:space="preserve"/>
             </w:r>
@@ -5924,24 +5834,6 @@
             </w:tcMar>
             <w:vAlign w:val="center"/>
           </w:tcPr>
-          <w:p>
-            <w:pPr>
-              <w:spacing w:after="0" w:line="270"/>
-            </w:pPr>
-            <w:r>
-              <w:rPr>
-                <w:rFonts w:ascii="Times New Roman" w:cs="Times New Roman" w:eastAsia="Times New Roman" w:hAnsi="Times New Roman"/>
-                <w:b w:val="false"/>
-                <w:bCs w:val="false"/>
-                <w:i w:val="false"/>
-                <w:iCs w:val="false"/>
-                <w:color w:val="111111"/>
-                <w:sz w:val="21"/>
-                <w:szCs w:val="21"/>
-              </w:rPr>
-              <w:t xml:space="preserve"/>
-            </w:r>
-          </w:p>
         </w:tc>
       </w:tr>
     </w:tbl>
@@ -5950,7 +5842,7 @@
         <w:tabs>
           <w:tab w:val="right" w:pos="9864"/>
         </w:tabs>
-        <w:spacing w:after="90" w:before="220" w:line="280"/>
+        <w:spacing w:after="27" w:before="66" w:line="208"/>
         <w:ind w:left="340" w:hanging="340"/>
       </w:pPr>
       <w:r>
@@ -5961,16 +5853,16 @@
           <w:i w:val="false"/>
           <w:iCs w:val="false"/>
           <w:color w:val="111111"/>
-          <w:sz w:val="21"/>
-          <w:szCs w:val="21"/>
+          <w:sz w:val="17"/>
+          <w:szCs w:val="17"/>
         </w:rPr>
         <w:t xml:space="preserve">7.</w:t>
       </w:r>
       <w:r>
         <w:rPr>
           <w:rFonts w:ascii="Times New Roman" w:cs="Times New Roman" w:eastAsia="Times New Roman" w:hAnsi="Times New Roman"/>
-          <w:sz w:val="21"/>
-          <w:szCs w:val="21"/>
+          <w:sz w:val="17"/>
+          <w:szCs w:val="17"/>
         </w:rPr>
         <w:tab/>
       </w:r>
@@ -5982,16 +5874,16 @@
           <w:i w:val="false"/>
           <w:iCs w:val="false"/>
           <w:color w:val="111111"/>
-          <w:sz w:val="21"/>
-          <w:szCs w:val="21"/>
+          <w:sz w:val="17"/>
+          <w:szCs w:val="17"/>
         </w:rPr>
         <w:t xml:space="preserve">Aşağıdaki kelimeleri sıralayarak anlamlı ve kurallı cümleler kurunuz.</w:t>
       </w:r>
       <w:r>
         <w:rPr>
           <w:rFonts w:ascii="Times New Roman" w:cs="Times New Roman" w:eastAsia="Times New Roman" w:hAnsi="Times New Roman"/>
-          <w:sz w:val="21"/>
-          <w:szCs w:val="21"/>
+          <w:sz w:val="17"/>
+          <w:szCs w:val="17"/>
         </w:rPr>
         <w:tab/>
       </w:r>
@@ -6003,8 +5895,8 @@
           <w:i w:val="false"/>
           <w:iCs w:val="false"/>
           <w:color w:val="55636F"/>
-          <w:sz w:val="18"/>
-          <w:szCs w:val="18"/>
+          <w:sz w:val="15"/>
+          <w:szCs w:val="15"/>
         </w:rPr>
         <w:t xml:space="preserve">(10 puan)</w:t>
       </w:r>
@@ -6012,7 +5904,7 @@
     <w:p>
       <w:pPr>
         <w:keepNext w:val="false"/>
-        <w:spacing w:after="90" w:before="0" w:line="280"/>
+        <w:spacing w:after="27" w:before="0" w:line="208"/>
         <w:ind w:left="340"/>
       </w:pPr>
       <w:r>
@@ -6023,8 +5915,8 @@
           <w:i/>
           <w:iCs/>
           <w:color w:val="5B6772"/>
-          <w:sz w:val="18"/>
-          <w:szCs w:val="18"/>
+          <w:sz w:val="15"/>
+          <w:szCs w:val="15"/>
         </w:rPr>
         <w:t xml:space="preserve">Her doğru cümle 2 puandır. Cümleleri harekeleriyle yazınız.</w:t>
       </w:r>
@@ -6047,7 +5939,7 @@
       </w:tblGrid>
       <w:tr>
         <w:trPr>
-          <w:trHeight w:val="760" w:hRule="atLeast"/>
+          <w:trHeight w:val="471" w:hRule="atLeast"/>
         </w:trPr>
         <w:tc>
           <w:tcPr>
@@ -6065,7 +5957,7 @@
           </w:tcPr>
           <w:p>
             <w:pPr>
-              <w:spacing w:after="0" w:line="270"/>
+              <w:spacing w:after="0" w:line="208"/>
               <w:jc w:val="center"/>
             </w:pPr>
             <w:r>
@@ -6076,8 +5968,8 @@
                 <w:i w:val="false"/>
                 <w:iCs w:val="false"/>
                 <w:color w:val="111111"/>
-                <w:sz w:val="19"/>
-                <w:szCs w:val="19"/>
+                <w:sz w:val="16"/>
+                <w:szCs w:val="16"/>
               </w:rPr>
               <w:t xml:space="preserve">1.</w:t>
             </w:r>
@@ -6100,7 +5992,7 @@
           <w:p>
             <w:pPr>
               <w:bidi/>
-              <w:spacing w:after="0" w:line="320"/>
+              <w:spacing w:after="0" w:line="208"/>
             </w:pPr>
             <w:r>
               <w:rPr>
@@ -6108,8 +6000,8 @@
                 <w:b w:val="false"/>
                 <w:bCs w:val="false"/>
                 <w:color w:val="111111"/>
-                <w:sz w:val="28"/>
-                <w:szCs w:val="28"/>
+                <w:sz w:val="25"/>
+                <w:szCs w:val="25"/>
                 <w:rtl/>
               </w:rPr>
               <w:t xml:space="preserve">اَلْمَطَارِ  ـ  إِلَى  ـ  ذَهَبْنَا  ـ  بِالسَّيَّارَةِ</w:t>
@@ -6119,7 +6011,7 @@
       </w:tr>
       <w:tr>
         <w:trPr>
-          <w:trHeight w:val="760" w:hRule="atLeast"/>
+          <w:trHeight w:val="471" w:hRule="atLeast"/>
         </w:trPr>
         <w:tc>
           <w:tcPr>
@@ -6137,7 +6029,7 @@
           </w:tcPr>
           <w:p>
             <w:pPr>
-              <w:spacing w:after="0" w:line="270"/>
+              <w:spacing w:after="0" w:line="208"/>
               <w:jc w:val="center"/>
             </w:pPr>
             <w:r>
@@ -6148,8 +6040,8 @@
                 <w:i w:val="false"/>
                 <w:iCs w:val="false"/>
                 <w:color w:val="111111"/>
-                <w:sz w:val="19"/>
-                <w:szCs w:val="19"/>
+                <w:sz w:val="16"/>
+                <w:szCs w:val="16"/>
               </w:rPr>
               <w:t xml:space="preserve">2.</w:t>
             </w:r>
@@ -6172,7 +6064,7 @@
           <w:p>
             <w:pPr>
               <w:bidi/>
-              <w:spacing w:after="0" w:line="320"/>
+              <w:spacing w:after="0" w:line="208"/>
             </w:pPr>
             <w:r>
               <w:rPr>
@@ -6180,8 +6072,8 @@
                 <w:b w:val="false"/>
                 <w:bCs w:val="false"/>
                 <w:color w:val="111111"/>
-                <w:sz w:val="28"/>
-                <w:szCs w:val="28"/>
+                <w:sz w:val="25"/>
+                <w:szCs w:val="25"/>
                 <w:rtl/>
               </w:rPr>
               <w:t xml:space="preserve">أَجْمَلُ  ـ  مِنْ  ـ  اَلْقَرْيَةُ  ـ  اَلْمَدِينَةِ</w:t>
@@ -6191,7 +6083,7 @@
       </w:tr>
       <w:tr>
         <w:trPr>
-          <w:trHeight w:val="760" w:hRule="atLeast"/>
+          <w:trHeight w:val="471" w:hRule="atLeast"/>
         </w:trPr>
         <w:tc>
           <w:tcPr>
@@ -6209,7 +6101,7 @@
           </w:tcPr>
           <w:p>
             <w:pPr>
-              <w:spacing w:after="0" w:line="270"/>
+              <w:spacing w:after="0" w:line="208"/>
               <w:jc w:val="center"/>
             </w:pPr>
             <w:r>
@@ -6220,8 +6112,8 @@
                 <w:i w:val="false"/>
                 <w:iCs w:val="false"/>
                 <w:color w:val="111111"/>
-                <w:sz w:val="19"/>
-                <w:szCs w:val="19"/>
+                <w:sz w:val="16"/>
+                <w:szCs w:val="16"/>
               </w:rPr>
               <w:t xml:space="preserve">3.</w:t>
             </w:r>
@@ -6244,7 +6136,7 @@
           <w:p>
             <w:pPr>
               <w:bidi/>
-              <w:spacing w:after="0" w:line="320"/>
+              <w:spacing w:after="0" w:line="208"/>
             </w:pPr>
             <w:r>
               <w:rPr>
@@ -6252,8 +6144,8 @@
                 <w:b w:val="false"/>
                 <w:bCs w:val="false"/>
                 <w:color w:val="111111"/>
-                <w:sz w:val="28"/>
-                <w:szCs w:val="28"/>
+                <w:sz w:val="25"/>
+                <w:szCs w:val="25"/>
                 <w:rtl/>
               </w:rPr>
               <w:t xml:space="preserve">غُرْفَةً  ـ  أَنْ  ـ  أَحْجِزَ  ـ  أُرِيدُ</w:t>
@@ -6263,7 +6155,7 @@
       </w:tr>
       <w:tr>
         <w:trPr>
-          <w:trHeight w:val="760" w:hRule="atLeast"/>
+          <w:trHeight w:val="471" w:hRule="atLeast"/>
         </w:trPr>
         <w:tc>
           <w:tcPr>
@@ -6281,7 +6173,7 @@
           </w:tcPr>
           <w:p>
             <w:pPr>
-              <w:spacing w:after="0" w:line="270"/>
+              <w:spacing w:after="0" w:line="208"/>
               <w:jc w:val="center"/>
             </w:pPr>
             <w:r>
@@ -6292,8 +6184,8 @@
                 <w:i w:val="false"/>
                 <w:iCs w:val="false"/>
                 <w:color w:val="111111"/>
-                <w:sz w:val="19"/>
-                <w:szCs w:val="19"/>
+                <w:sz w:val="16"/>
+                <w:szCs w:val="16"/>
               </w:rPr>
               <w:t xml:space="preserve">4.</w:t>
             </w:r>
@@ -6316,7 +6208,7 @@
           <w:p>
             <w:pPr>
               <w:bidi/>
-              <w:spacing w:after="0" w:line="320"/>
+              <w:spacing w:after="0" w:line="208"/>
             </w:pPr>
             <w:r>
               <w:rPr>
@@ -6324,8 +6216,8 @@
                 <w:b w:val="false"/>
                 <w:bCs w:val="false"/>
                 <w:color w:val="111111"/>
-                <w:sz w:val="28"/>
-                <w:szCs w:val="28"/>
+                <w:sz w:val="25"/>
+                <w:szCs w:val="25"/>
                 <w:rtl/>
               </w:rPr>
               <w:t xml:space="preserve">اَلسُّوقِ  ـ  قَرِيبٌ  ـ  مِنَ  ـ  اَلْفُنْدُقُ</w:t>
@@ -6335,7 +6227,7 @@
       </w:tr>
       <w:tr>
         <w:trPr>
-          <w:trHeight w:val="760" w:hRule="atLeast"/>
+          <w:trHeight w:val="471" w:hRule="atLeast"/>
         </w:trPr>
         <w:tc>
           <w:tcPr>
@@ -6353,7 +6245,7 @@
           </w:tcPr>
           <w:p>
             <w:pPr>
-              <w:spacing w:after="0" w:line="270"/>
+              <w:spacing w:after="0" w:line="208"/>
               <w:jc w:val="center"/>
             </w:pPr>
             <w:r>
@@ -6364,8 +6256,8 @@
                 <w:i w:val="false"/>
                 <w:iCs w:val="false"/>
                 <w:color w:val="111111"/>
-                <w:sz w:val="19"/>
-                <w:szCs w:val="19"/>
+                <w:sz w:val="16"/>
+                <w:szCs w:val="16"/>
               </w:rPr>
               <w:t xml:space="preserve">5.</w:t>
             </w:r>
@@ -6388,7 +6280,7 @@
           <w:p>
             <w:pPr>
               <w:bidi/>
-              <w:spacing w:after="0" w:line="320"/>
+              <w:spacing w:after="0" w:line="208"/>
             </w:pPr>
             <w:r>
               <w:rPr>
@@ -6396,8 +6288,8 @@
                 <w:b w:val="false"/>
                 <w:bCs w:val="false"/>
                 <w:color w:val="111111"/>
-                <w:sz w:val="28"/>
-                <w:szCs w:val="28"/>
+                <w:sz w:val="25"/>
+                <w:szCs w:val="25"/>
                 <w:rtl/>
               </w:rPr>
               <w:t xml:space="preserve">تَذْكِرَتَكَ  ـ  فِي  ـ  لَا  ـ  تَنْسَ  ـ  الْحَقِيبَةِ</w:t>
@@ -6411,7 +6303,7 @@
         <w:tabs>
           <w:tab w:val="right" w:pos="9864"/>
         </w:tabs>
-        <w:spacing w:after="90" w:before="220" w:line="280"/>
+        <w:spacing w:after="27" w:before="66" w:line="208"/>
         <w:ind w:left="340" w:hanging="340"/>
       </w:pPr>
       <w:r>
@@ -6422,16 +6314,16 @@
           <w:i w:val="false"/>
           <w:iCs w:val="false"/>
           <w:color w:val="111111"/>
-          <w:sz w:val="21"/>
-          <w:szCs w:val="21"/>
+          <w:sz w:val="17"/>
+          <w:szCs w:val="17"/>
         </w:rPr>
         <w:t xml:space="preserve">8.</w:t>
       </w:r>
       <w:r>
         <w:rPr>
           <w:rFonts w:ascii="Times New Roman" w:cs="Times New Roman" w:eastAsia="Times New Roman" w:hAnsi="Times New Roman"/>
-          <w:sz w:val="21"/>
-          <w:szCs w:val="21"/>
+          <w:sz w:val="17"/>
+          <w:szCs w:val="17"/>
         </w:rPr>
         <w:tab/>
       </w:r>
@@ -6443,16 +6335,16 @@
           <w:i w:val="false"/>
           <w:iCs w:val="false"/>
           <w:color w:val="111111"/>
-          <w:sz w:val="21"/>
-          <w:szCs w:val="21"/>
+          <w:sz w:val="17"/>
+          <w:szCs w:val="17"/>
         </w:rPr>
         <w:t xml:space="preserve">Yaptığınız veya yapmak istediğiniz bir seyahati anlatan bir metin yazınız. Nereye, ne ile ve niçin gittiğinizi belirtiniz.</w:t>
       </w:r>
       <w:r>
         <w:rPr>
           <w:rFonts w:ascii="Times New Roman" w:cs="Times New Roman" w:eastAsia="Times New Roman" w:hAnsi="Times New Roman"/>
-          <w:sz w:val="21"/>
-          <w:szCs w:val="21"/>
+          <w:sz w:val="17"/>
+          <w:szCs w:val="17"/>
         </w:rPr>
         <w:tab/>
       </w:r>
@@ -6464,8 +6356,8 @@
           <w:i w:val="false"/>
           <w:iCs w:val="false"/>
           <w:color w:val="55636F"/>
-          <w:sz w:val="18"/>
-          <w:szCs w:val="18"/>
+          <w:sz w:val="15"/>
+          <w:szCs w:val="15"/>
         </w:rPr>
         <w:t xml:space="preserve">(15 puan)</w:t>
       </w:r>
@@ -6473,7 +6365,7 @@
     <w:p>
       <w:pPr>
         <w:keepNext w:val="false"/>
-        <w:spacing w:after="90" w:before="0" w:line="280"/>
+        <w:spacing w:after="27" w:before="0" w:line="208"/>
         <w:ind w:left="340"/>
       </w:pPr>
       <w:r>
@@ -6484,8 +6376,8 @@
           <w:i/>
           <w:iCs/>
           <w:color w:val="5B6772"/>
-          <w:sz w:val="18"/>
-          <w:szCs w:val="18"/>
+          <w:sz w:val="15"/>
+          <w:szCs w:val="15"/>
         </w:rPr>
         <w:t xml:space="preserve">En az sekiz cümle yazınız. Havuzdaki yapılardan yararlanabilirsiniz.</w:t>
       </w:r>
@@ -6520,7 +6412,7 @@
           </w:tcPr>
           <w:p>
             <w:pPr>
-              <w:spacing w:after="50"/>
+              <w:spacing w:after="15"/>
             </w:pPr>
             <w:r>
               <w:rPr>
@@ -6530,8 +6422,8 @@
                 <w:i w:val="false"/>
                 <w:iCs w:val="false"/>
                 <w:color w:val="39454F"/>
-                <w:sz w:val="17"/>
-                <w:szCs w:val="17"/>
+                <w:sz w:val="14"/>
+                <w:szCs w:val="14"/>
               </w:rPr>
               <w:t xml:space="preserve">KELİME HAVUZU</w:t>
             </w:r>
@@ -6539,7 +6431,7 @@
           <w:p>
             <w:pPr>
               <w:bidi/>
-              <w:spacing w:after="0" w:line="360"/>
+              <w:spacing w:after="0" w:line="208"/>
               <w:jc w:val="center"/>
             </w:pPr>
             <w:r>
@@ -6548,8 +6440,8 @@
                 <w:b w:val="false"/>
                 <w:bCs w:val="false"/>
                 <w:color w:val="111111"/>
-                <w:sz w:val="30"/>
-                <w:szCs w:val="30"/>
+                <w:sz w:val="26"/>
+                <w:szCs w:val="26"/>
                 <w:rtl/>
               </w:rPr>
               <w:t xml:space="preserve">سَافَرْتُ إِلَى   —   بِالطَّائِرَةِ   —   لِأَنَّ   —   فِي الْبِدَايَةِ   —   بَعْدَ ذَلِكَ   —   زُرْنَا   —   أَجْمَلُ مِنْ   —   فِي النِّهَايَةِ</w:t>
@@ -6560,7 +6452,7 @@
     </w:tbl>
     <w:p>
       <w:pPr>
-        <w:spacing w:after="80"/>
+        <w:spacing w:after="24"/>
       </w:pPr>
       <w:r>
         <w:rPr>
@@ -6570,8 +6462,30 @@
           <w:i w:val="false"/>
           <w:iCs w:val="false"/>
           <w:color w:val="111111"/>
-          <w:sz w:val="21"/>
-          <w:szCs w:val="21"/>
+          <w:sz w:val="17"/>
+          <w:szCs w:val="17"/>
+        </w:rPr>
+        <w:t xml:space="preserve"/>
+      </w:r>
+    </w:p>
+    <w:p>
+      <w:pPr>
+        <w:pBdr>
+          <w:bottom w:val="dotted" w:color="96A3B0" w:sz="6"/>
+        </w:pBdr>
+        <w:bidi/>
+        <w:spacing w:after="63" w:line="208"/>
+      </w:pPr>
+      <w:r>
+        <w:rPr>
+          <w:rFonts w:ascii="Times New Roman" w:cs="Times New Roman" w:eastAsia="Times New Roman" w:hAnsi="Times New Roman"/>
+          <w:b w:val="false"/>
+          <w:bCs w:val="false"/>
+          <w:i w:val="false"/>
+          <w:iCs w:val="false"/>
+          <w:color w:val="111111"/>
+          <w:sz w:val="17"/>
+          <w:szCs w:val="17"/>
         </w:rPr>
         <w:t xml:space="preserve"/>
       </w:r>
@@ -6582,7 +6496,7 @@
           <w:bottom w:val="dotted" w:color="97A4B1" w:sz="6"/>
         </w:pBdr>
         <w:bidi/>
-        <w:spacing w:after="210" w:line="300"/>
+        <w:spacing w:after="63" w:line="208"/>
       </w:pPr>
       <w:r>
         <w:rPr>
@@ -6592,8 +6506,8 @@
           <w:i w:val="false"/>
           <w:iCs w:val="false"/>
           <w:color w:val="111111"/>
-          <w:sz w:val="21"/>
-          <w:szCs w:val="21"/>
+          <w:sz w:val="17"/>
+          <w:szCs w:val="17"/>
         </w:rPr>
         <w:t xml:space="preserve"/>
       </w:r>
@@ -6604,7 +6518,7 @@
           <w:bottom w:val="dotted" w:color="96A3B0" w:sz="6"/>
         </w:pBdr>
         <w:bidi/>
-        <w:spacing w:after="210" w:line="300"/>
+        <w:spacing w:after="63" w:line="208"/>
       </w:pPr>
       <w:r>
         <w:rPr>
@@ -6614,19 +6528,15 @@
           <w:i w:val="false"/>
           <w:iCs w:val="false"/>
           <w:color w:val="111111"/>
-          <w:sz w:val="21"/>
-          <w:szCs w:val="21"/>
+          <w:sz w:val="17"/>
+          <w:szCs w:val="17"/>
         </w:rPr>
         <w:t xml:space="preserve"/>
       </w:r>
     </w:p>
     <w:p>
       <w:pPr>
-        <w:pBdr>
-          <w:bottom w:val="dotted" w:color="97A4B1" w:sz="6"/>
-        </w:pBdr>
-        <w:bidi/>
-        <w:spacing w:after="210" w:line="300"/>
+        <w:spacing w:after="54"/>
       </w:pPr>
       <w:r>
         <w:rPr>
@@ -6636,136 +6546,8 @@
           <w:i w:val="false"/>
           <w:iCs w:val="false"/>
           <w:color w:val="111111"/>
-          <w:sz w:val="21"/>
-          <w:szCs w:val="21"/>
-        </w:rPr>
-        <w:t xml:space="preserve"/>
-      </w:r>
-    </w:p>
-    <w:p>
-      <w:pPr>
-        <w:pBdr>
-          <w:bottom w:val="dotted" w:color="96A3B0" w:sz="6"/>
-        </w:pBdr>
-        <w:bidi/>
-        <w:spacing w:after="210" w:line="300"/>
-      </w:pPr>
-      <w:r>
-        <w:rPr>
-          <w:rFonts w:ascii="Times New Roman" w:cs="Times New Roman" w:eastAsia="Times New Roman" w:hAnsi="Times New Roman"/>
-          <w:b w:val="false"/>
-          <w:bCs w:val="false"/>
-          <w:i w:val="false"/>
-          <w:iCs w:val="false"/>
-          <w:color w:val="111111"/>
-          <w:sz w:val="21"/>
-          <w:szCs w:val="21"/>
-        </w:rPr>
-        <w:t xml:space="preserve"/>
-      </w:r>
-    </w:p>
-    <w:p>
-      <w:pPr>
-        <w:pBdr>
-          <w:bottom w:val="dotted" w:color="97A4B1" w:sz="6"/>
-        </w:pBdr>
-        <w:bidi/>
-        <w:spacing w:after="210" w:line="300"/>
-      </w:pPr>
-      <w:r>
-        <w:rPr>
-          <w:rFonts w:ascii="Times New Roman" w:cs="Times New Roman" w:eastAsia="Times New Roman" w:hAnsi="Times New Roman"/>
-          <w:b w:val="false"/>
-          <w:bCs w:val="false"/>
-          <w:i w:val="false"/>
-          <w:iCs w:val="false"/>
-          <w:color w:val="111111"/>
-          <w:sz w:val="21"/>
-          <w:szCs w:val="21"/>
-        </w:rPr>
-        <w:t xml:space="preserve"/>
-      </w:r>
-    </w:p>
-    <w:p>
-      <w:pPr>
-        <w:pBdr>
-          <w:bottom w:val="dotted" w:color="96A3B0" w:sz="6"/>
-        </w:pBdr>
-        <w:bidi/>
-        <w:spacing w:after="210" w:line="300"/>
-      </w:pPr>
-      <w:r>
-        <w:rPr>
-          <w:rFonts w:ascii="Times New Roman" w:cs="Times New Roman" w:eastAsia="Times New Roman" w:hAnsi="Times New Roman"/>
-          <w:b w:val="false"/>
-          <w:bCs w:val="false"/>
-          <w:i w:val="false"/>
-          <w:iCs w:val="false"/>
-          <w:color w:val="111111"/>
-          <w:sz w:val="21"/>
-          <w:szCs w:val="21"/>
-        </w:rPr>
-        <w:t xml:space="preserve"/>
-      </w:r>
-    </w:p>
-    <w:p>
-      <w:pPr>
-        <w:pBdr>
-          <w:bottom w:val="dotted" w:color="97A4B1" w:sz="6"/>
-        </w:pBdr>
-        <w:bidi/>
-        <w:spacing w:after="210" w:line="300"/>
-      </w:pPr>
-      <w:r>
-        <w:rPr>
-          <w:rFonts w:ascii="Times New Roman" w:cs="Times New Roman" w:eastAsia="Times New Roman" w:hAnsi="Times New Roman"/>
-          <w:b w:val="false"/>
-          <w:bCs w:val="false"/>
-          <w:i w:val="false"/>
-          <w:iCs w:val="false"/>
-          <w:color w:val="111111"/>
-          <w:sz w:val="21"/>
-          <w:szCs w:val="21"/>
-        </w:rPr>
-        <w:t xml:space="preserve"/>
-      </w:r>
-    </w:p>
-    <w:p>
-      <w:pPr>
-        <w:pBdr>
-          <w:bottom w:val="dotted" w:color="96A3B0" w:sz="6"/>
-        </w:pBdr>
-        <w:bidi/>
-        <w:spacing w:after="210" w:line="300"/>
-      </w:pPr>
-      <w:r>
-        <w:rPr>
-          <w:rFonts w:ascii="Times New Roman" w:cs="Times New Roman" w:eastAsia="Times New Roman" w:hAnsi="Times New Roman"/>
-          <w:b w:val="false"/>
-          <w:bCs w:val="false"/>
-          <w:i w:val="false"/>
-          <w:iCs w:val="false"/>
-          <w:color w:val="111111"/>
-          <w:sz w:val="21"/>
-          <w:szCs w:val="21"/>
-        </w:rPr>
-        <w:t xml:space="preserve"/>
-      </w:r>
-    </w:p>
-    <w:p>
-      <w:pPr>
-        <w:spacing w:after="180"/>
-      </w:pPr>
-      <w:r>
-        <w:rPr>
-          <w:rFonts w:ascii="Times New Roman" w:cs="Times New Roman" w:eastAsia="Times New Roman" w:hAnsi="Times New Roman"/>
-          <w:b w:val="false"/>
-          <w:bCs w:val="false"/>
-          <w:i w:val="false"/>
-          <w:iCs w:val="false"/>
-          <w:color w:val="111111"/>
-          <w:sz w:val="21"/>
-          <w:szCs w:val="21"/>
+          <w:sz w:val="17"/>
+          <w:szCs w:val="17"/>
         </w:rPr>
         <w:t xml:space="preserve"/>
       </w:r>
@@ -6773,7 +6555,7 @@
     <w:p>
       <w:pPr>
         <w:keepNext w:val="false"/>
-        <w:spacing w:after="70" w:before="0" w:line="280"/>
+        <w:spacing w:after="21" w:before="0" w:line="208"/>
         <w:jc w:val="center"/>
       </w:pPr>
       <w:r>
@@ -6784,8 +6566,8 @@
           <w:i/>
           <w:iCs/>
           <w:color w:val="5B6772"/>
-          <w:sz w:val="19"/>
-          <w:szCs w:val="19"/>
+          <w:sz w:val="16"/>
+          <w:szCs w:val="16"/>
         </w:rPr>
         <w:t xml:space="preserve">Başarılar dilerim.</w:t>
       </w:r>
@@ -6793,7 +6575,7 @@
     <w:p>
       <w:pPr>
         <w:keepNext w:val="false"/>
-        <w:spacing w:after="70" w:before="0" w:line="280"/>
+        <w:spacing w:after="21" w:before="0" w:line="208"/>
         <w:jc w:val="center"/>
       </w:pPr>
       <w:r>
@@ -6804,8 +6586,8 @@
           <w:i w:val="false"/>
           <w:iCs w:val="false"/>
           <w:color w:val="5B6772"/>
-          <w:sz w:val="18"/>
-          <w:szCs w:val="18"/>
+          <w:sz w:val="15"/>
+          <w:szCs w:val="15"/>
         </w:rPr>
         <w:t xml:space="preserve">Arapça Öğretmeni</w:t>
       </w:r>
@@ -6820,7 +6602,7 @@
         <w:pBdr>
           <w:bottom w:val="single" w:color="3F4C58" w:sz="8"/>
         </w:pBdr>
-        <w:spacing w:after="40"/>
+        <w:spacing w:after="12"/>
         <w:jc w:val="center"/>
       </w:pPr>
       <w:r>
@@ -6831,8 +6613,8 @@
           <w:i w:val="false"/>
           <w:iCs w:val="false"/>
           <w:color w:val="15222E"/>
-          <w:sz w:val="24"/>
-          <w:szCs w:val="24"/>
+          <w:sz w:val="20"/>
+          <w:szCs w:val="20"/>
         </w:rPr>
         <w:t xml:space="preserve">CEVAP ANAHTARI VE PUANLAMA</w:t>
       </w:r>
@@ -6840,7 +6622,7 @@
     <w:p>
       <w:pPr>
         <w:keepNext w:val="false"/>
-        <w:spacing w:after="160" w:before="0" w:line="280"/>
+        <w:spacing w:after="48" w:before="0" w:line="208"/>
         <w:jc w:val="center"/>
       </w:pPr>
       <w:r>
@@ -6851,8 +6633,8 @@
           <w:i/>
           <w:iCs/>
           <w:color w:val="5B6772"/>
-          <w:sz w:val="18"/>
-          <w:szCs w:val="18"/>
+          <w:sz w:val="15"/>
+          <w:szCs w:val="15"/>
         </w:rPr>
         <w:t xml:space="preserve">10. Sınıf · 2. Dönem 1. Yazılı · Klasik · 3. Tema (SEYAHAT ETMEYİ SEVİYORUM)</w:t>
       </w:r>
@@ -6860,7 +6642,7 @@
     <w:p>
       <w:pPr>
         <w:keepNext w:val="false"/>
-        <w:spacing w:after="180" w:before="0" w:line="280"/>
+        <w:spacing w:after="54" w:before="0" w:line="208"/>
         <w:jc w:val="center"/>
       </w:pPr>
       <w:r>
@@ -6871,8 +6653,8 @@
           <w:i/>
           <w:iCs/>
           <w:color w:val="8A97A3"/>
-          <w:sz w:val="16"/>
-          <w:szCs w:val="16"/>
+          <w:sz w:val="13"/>
+          <w:szCs w:val="13"/>
         </w:rPr>
         <w:t xml:space="preserve">Bu sayfa öğrenciye verilmez.</w:t>
       </w:r>
@@ -6912,7 +6694,7 @@
           </w:tcPr>
           <w:p>
             <w:pPr>
-              <w:spacing w:after="0" w:line="270"/>
+              <w:spacing w:after="0" w:line="208"/>
               <w:jc w:val="center"/>
             </w:pPr>
             <w:r>
@@ -6923,8 +6705,8 @@
                 <w:i w:val="false"/>
                 <w:iCs w:val="false"/>
                 <w:color w:val="111111"/>
-                <w:sz w:val="18"/>
-                <w:szCs w:val="18"/>
+                <w:sz w:val="15"/>
+                <w:szCs w:val="15"/>
               </w:rPr>
               <w:t xml:space="preserve">Soru</w:t>
             </w:r>
@@ -6944,7 +6726,7 @@
           </w:tcPr>
           <w:p>
             <w:pPr>
-              <w:spacing w:after="0" w:line="270"/>
+              <w:spacing w:after="0" w:line="208"/>
               <w:jc w:val="center"/>
             </w:pPr>
             <w:r>
@@ -6955,8 +6737,8 @@
                 <w:i w:val="false"/>
                 <w:iCs w:val="false"/>
                 <w:color w:val="111111"/>
-                <w:sz w:val="18"/>
-                <w:szCs w:val="18"/>
+                <w:sz w:val="15"/>
+                <w:szCs w:val="15"/>
               </w:rPr>
               <w:t xml:space="preserve">Puan</w:t>
             </w:r>
@@ -6976,7 +6758,7 @@
           </w:tcPr>
           <w:p>
             <w:pPr>
-              <w:spacing w:after="0" w:line="270"/>
+              <w:spacing w:after="0" w:line="208"/>
               <w:jc w:val="center"/>
             </w:pPr>
             <w:r>
@@ -6987,8 +6769,8 @@
                 <w:i w:val="false"/>
                 <w:iCs w:val="false"/>
                 <w:color w:val="111111"/>
-                <w:sz w:val="18"/>
-                <w:szCs w:val="18"/>
+                <w:sz w:val="15"/>
+                <w:szCs w:val="15"/>
               </w:rPr>
               <w:t xml:space="preserve">Cevap</w:t>
             </w:r>
@@ -7009,7 +6791,7 @@
           </w:tcPr>
           <w:p>
             <w:pPr>
-              <w:spacing w:after="0" w:line="270"/>
+              <w:spacing w:after="0" w:line="208"/>
               <w:jc w:val="center"/>
             </w:pPr>
             <w:r>
@@ -7020,8 +6802,8 @@
                 <w:i w:val="false"/>
                 <w:iCs w:val="false"/>
                 <w:color w:val="111111"/>
-                <w:sz w:val="19"/>
-                <w:szCs w:val="19"/>
+                <w:sz w:val="16"/>
+                <w:szCs w:val="16"/>
               </w:rPr>
               <w:t xml:space="preserve">1</w:t>
             </w:r>
@@ -7040,19 +6822,19 @@
           </w:tcPr>
           <w:p>
             <w:pPr>
-              <w:spacing w:after="0" w:line="270"/>
-              <w:jc w:val="center"/>
-            </w:pPr>
-            <w:r>
-              <w:rPr>
-                <w:rFonts w:ascii="Times New Roman" w:cs="Times New Roman" w:eastAsia="Times New Roman" w:hAnsi="Times New Roman"/>
-                <w:b w:val="false"/>
-                <w:bCs w:val="false"/>
-                <w:i w:val="false"/>
-                <w:iCs w:val="false"/>
-                <w:color w:val="111111"/>
-                <w:sz w:val="19"/>
-                <w:szCs w:val="19"/>
+              <w:spacing w:after="0" w:line="208"/>
+              <w:jc w:val="center"/>
+            </w:pPr>
+            <w:r>
+              <w:rPr>
+                <w:rFonts w:ascii="Times New Roman" w:cs="Times New Roman" w:eastAsia="Times New Roman" w:hAnsi="Times New Roman"/>
+                <w:b w:val="false"/>
+                <w:bCs w:val="false"/>
+                <w:i w:val="false"/>
+                <w:iCs w:val="false"/>
+                <w:color w:val="111111"/>
+                <w:sz w:val="16"/>
+                <w:szCs w:val="16"/>
               </w:rPr>
               <w:t xml:space="preserve">12</w:t>
             </w:r>
@@ -7071,18 +6853,18 @@
           </w:tcPr>
           <w:p>
             <w:pPr>
-              <w:spacing w:after="0" w:line="270"/>
-            </w:pPr>
-            <w:r>
-              <w:rPr>
-                <w:rFonts w:ascii="Times New Roman" w:cs="Times New Roman" w:eastAsia="Times New Roman" w:hAnsi="Times New Roman"/>
-                <w:b w:val="false"/>
-                <w:bCs w:val="false"/>
-                <w:i w:val="false"/>
-                <w:iCs w:val="false"/>
-                <w:color w:val="111111"/>
-                <w:sz w:val="19"/>
-                <w:szCs w:val="19"/>
+              <w:spacing w:after="0" w:line="208"/>
+            </w:pPr>
+            <w:r>
+              <w:rPr>
+                <w:rFonts w:ascii="Times New Roman" w:cs="Times New Roman" w:eastAsia="Times New Roman" w:hAnsi="Times New Roman"/>
+                <w:b w:val="false"/>
+                <w:bCs w:val="false"/>
+                <w:i w:val="false"/>
+                <w:iCs w:val="false"/>
+                <w:color w:val="111111"/>
+                <w:sz w:val="16"/>
+                <w:szCs w:val="16"/>
               </w:rPr>
               <w:t xml:space="preserve">gezi (yolculuk) · uçak · istasyon (durak) · pasaport · valiz (çanta) · başkent</w:t>
             </w:r>
@@ -7103,7 +6885,7 @@
           </w:tcPr>
           <w:p>
             <w:pPr>
-              <w:spacing w:after="0" w:line="270"/>
+              <w:spacing w:after="0" w:line="208"/>
               <w:jc w:val="center"/>
             </w:pPr>
             <w:r>
@@ -7114,8 +6896,8 @@
                 <w:i w:val="false"/>
                 <w:iCs w:val="false"/>
                 <w:color w:val="111111"/>
-                <w:sz w:val="19"/>
-                <w:szCs w:val="19"/>
+                <w:sz w:val="16"/>
+                <w:szCs w:val="16"/>
               </w:rPr>
               <w:t xml:space="preserve">2</w:t>
             </w:r>
@@ -7134,19 +6916,19 @@
           </w:tcPr>
           <w:p>
             <w:pPr>
-              <w:spacing w:after="0" w:line="270"/>
-              <w:jc w:val="center"/>
-            </w:pPr>
-            <w:r>
-              <w:rPr>
-                <w:rFonts w:ascii="Times New Roman" w:cs="Times New Roman" w:eastAsia="Times New Roman" w:hAnsi="Times New Roman"/>
-                <w:b w:val="false"/>
-                <w:bCs w:val="false"/>
-                <w:i w:val="false"/>
-                <w:iCs w:val="false"/>
-                <w:color w:val="111111"/>
-                <w:sz w:val="19"/>
-                <w:szCs w:val="19"/>
+              <w:spacing w:after="0" w:line="208"/>
+              <w:jc w:val="center"/>
+            </w:pPr>
+            <w:r>
+              <w:rPr>
+                <w:rFonts w:ascii="Times New Roman" w:cs="Times New Roman" w:eastAsia="Times New Roman" w:hAnsi="Times New Roman"/>
+                <w:b w:val="false"/>
+                <w:bCs w:val="false"/>
+                <w:i w:val="false"/>
+                <w:iCs w:val="false"/>
+                <w:color w:val="111111"/>
+                <w:sz w:val="16"/>
+                <w:szCs w:val="16"/>
               </w:rPr>
               <w:t xml:space="preserve">12</w:t>
             </w:r>
@@ -7166,7 +6948,7 @@
           <w:p>
             <w:pPr>
               <w:bidi/>
-              <w:spacing w:after="0" w:line="320"/>
+              <w:spacing w:after="0" w:line="208"/>
             </w:pPr>
             <w:r>
               <w:rPr>
@@ -7174,8 +6956,8 @@
                 <w:b w:val="false"/>
                 <w:bCs w:val="false"/>
                 <w:color w:val="111111"/>
-                <w:sz w:val="27"/>
-                <w:szCs w:val="27"/>
+                <w:sz w:val="24"/>
+                <w:szCs w:val="24"/>
                 <w:rtl/>
               </w:rPr>
               <w:t xml:space="preserve">سَأُسَافِرُ غَدًا إِلَى الْقَاهِرَةِ بِالطَّائِرَةِ. · هَلْ مَحَطَّةُ الْحَافِلَاتِ بَعِيدَةٌ مِنْ هُنَا؟</w:t>
@@ -7184,7 +6966,7 @@
           <w:p>
             <w:pPr>
               <w:bidi/>
-              <w:spacing w:after="0" w:line="320"/>
+              <w:spacing w:after="0" w:line="208"/>
             </w:pPr>
             <w:r>
               <w:rPr>
@@ -7192,8 +6974,8 @@
                 <w:b w:val="false"/>
                 <w:bCs w:val="false"/>
                 <w:color w:val="111111"/>
-                <w:sz w:val="27"/>
-                <w:szCs w:val="27"/>
+                <w:sz w:val="24"/>
+                <w:szCs w:val="24"/>
                 <w:rtl/>
               </w:rPr>
               <w:t xml:space="preserve">مِنْ فَضْلِكَ، لَا تَنْسَ تَذْكِرَتَكَ وَجَوَازَ سَفَرِكَ. · إِسْطَنْبُولُ أَكْبَرُ مِنْ أَنْقَرَةَ.</w:t>
@@ -7202,7 +6984,7 @@
           <w:p>
             <w:pPr>
               <w:bidi/>
-              <w:spacing w:after="0" w:line="320"/>
+              <w:spacing w:after="0" w:line="208"/>
             </w:pPr>
             <w:r>
               <w:rPr>
@@ -7210,8 +6992,8 @@
                 <w:b w:val="false"/>
                 <w:bCs w:val="false"/>
                 <w:color w:val="111111"/>
-                <w:sz w:val="27"/>
-                <w:szCs w:val="27"/>
+                <w:sz w:val="24"/>
+                <w:szCs w:val="24"/>
                 <w:rtl/>
               </w:rPr>
               <w:t xml:space="preserve">اَلْمَتْحَفُ عَلَى يَسَارِ الْجَامِعِ. · هَلْ يُمْكِنُ أَنْ أَحْجِزَ غُرْفَةً؟</w:t>
@@ -7233,7 +7015,7 @@
           </w:tcPr>
           <w:p>
             <w:pPr>
-              <w:spacing w:after="0" w:line="270"/>
+              <w:spacing w:after="0" w:line="208"/>
               <w:jc w:val="center"/>
             </w:pPr>
             <w:r>
@@ -7244,8 +7026,8 @@
                 <w:i w:val="false"/>
                 <w:iCs w:val="false"/>
                 <w:color w:val="111111"/>
-                <w:sz w:val="19"/>
-                <w:szCs w:val="19"/>
+                <w:sz w:val="16"/>
+                <w:szCs w:val="16"/>
               </w:rPr>
               <w:t xml:space="preserve">3</w:t>
             </w:r>
@@ -7264,19 +7046,19 @@
           </w:tcPr>
           <w:p>
             <w:pPr>
-              <w:spacing w:after="0" w:line="270"/>
-              <w:jc w:val="center"/>
-            </w:pPr>
-            <w:r>
-              <w:rPr>
-                <w:rFonts w:ascii="Times New Roman" w:cs="Times New Roman" w:eastAsia="Times New Roman" w:hAnsi="Times New Roman"/>
-                <w:b w:val="false"/>
-                <w:bCs w:val="false"/>
-                <w:i w:val="false"/>
-                <w:iCs w:val="false"/>
-                <w:color w:val="111111"/>
-                <w:sz w:val="19"/>
-                <w:szCs w:val="19"/>
+              <w:spacing w:after="0" w:line="208"/>
+              <w:jc w:val="center"/>
+            </w:pPr>
+            <w:r>
+              <w:rPr>
+                <w:rFonts w:ascii="Times New Roman" w:cs="Times New Roman" w:eastAsia="Times New Roman" w:hAnsi="Times New Roman"/>
+                <w:b w:val="false"/>
+                <w:bCs w:val="false"/>
+                <w:i w:val="false"/>
+                <w:iCs w:val="false"/>
+                <w:color w:val="111111"/>
+                <w:sz w:val="16"/>
+                <w:szCs w:val="16"/>
               </w:rPr>
               <w:t xml:space="preserve">12</w:t>
             </w:r>
@@ -7295,18 +7077,18 @@
           </w:tcPr>
           <w:p>
             <w:pPr>
-              <w:spacing w:after="0" w:line="270"/>
-            </w:pPr>
-            <w:r>
-              <w:rPr>
-                <w:rFonts w:ascii="Times New Roman" w:cs="Times New Roman" w:eastAsia="Times New Roman" w:hAnsi="Times New Roman"/>
-                <w:b w:val="false"/>
-                <w:bCs w:val="false"/>
-                <w:i w:val="false"/>
-                <w:iCs w:val="false"/>
-                <w:color w:val="111111"/>
-                <w:sz w:val="19"/>
-                <w:szCs w:val="19"/>
+              <w:spacing w:after="0" w:line="208"/>
+            </w:pPr>
+            <w:r>
+              <w:rPr>
+                <w:rFonts w:ascii="Times New Roman" w:cs="Times New Roman" w:eastAsia="Times New Roman" w:hAnsi="Times New Roman"/>
+                <w:b w:val="false"/>
+                <w:bCs w:val="false"/>
+                <w:i w:val="false"/>
+                <w:iCs w:val="false"/>
+                <w:color w:val="111111"/>
+                <w:sz w:val="16"/>
+                <w:szCs w:val="16"/>
               </w:rPr>
               <w:t xml:space="preserve">1 - c  ·  2 - e  ·  3 - f  ·  4 - a  ·  5 - d  ·  6 - b</w:t>
             </w:r>
@@ -7327,7 +7109,7 @@
           </w:tcPr>
           <w:p>
             <w:pPr>
-              <w:spacing w:after="0" w:line="270"/>
+              <w:spacing w:after="0" w:line="208"/>
               <w:jc w:val="center"/>
             </w:pPr>
             <w:r>
@@ -7338,8 +7120,8 @@
                 <w:i w:val="false"/>
                 <w:iCs w:val="false"/>
                 <w:color w:val="111111"/>
-                <w:sz w:val="19"/>
-                <w:szCs w:val="19"/>
+                <w:sz w:val="16"/>
+                <w:szCs w:val="16"/>
               </w:rPr>
               <w:t xml:space="preserve">4</w:t>
             </w:r>
@@ -7358,19 +7140,19 @@
           </w:tcPr>
           <w:p>
             <w:pPr>
-              <w:spacing w:after="0" w:line="270"/>
-              <w:jc w:val="center"/>
-            </w:pPr>
-            <w:r>
-              <w:rPr>
-                <w:rFonts w:ascii="Times New Roman" w:cs="Times New Roman" w:eastAsia="Times New Roman" w:hAnsi="Times New Roman"/>
-                <w:b w:val="false"/>
-                <w:bCs w:val="false"/>
-                <w:i w:val="false"/>
-                <w:iCs w:val="false"/>
-                <w:color w:val="111111"/>
-                <w:sz w:val="19"/>
-                <w:szCs w:val="19"/>
+              <w:spacing w:after="0" w:line="208"/>
+              <w:jc w:val="center"/>
+            </w:pPr>
+            <w:r>
+              <w:rPr>
+                <w:rFonts w:ascii="Times New Roman" w:cs="Times New Roman" w:eastAsia="Times New Roman" w:hAnsi="Times New Roman"/>
+                <w:b w:val="false"/>
+                <w:bCs w:val="false"/>
+                <w:i w:val="false"/>
+                <w:iCs w:val="false"/>
+                <w:color w:val="111111"/>
+                <w:sz w:val="16"/>
+                <w:szCs w:val="16"/>
               </w:rPr>
               <w:t xml:space="preserve">14</w:t>
             </w:r>
@@ -7390,7 +7172,7 @@
           <w:p>
             <w:pPr>
               <w:bidi/>
-              <w:spacing w:after="0" w:line="320"/>
+              <w:spacing w:after="0" w:line="208"/>
             </w:pPr>
             <w:r>
               <w:rPr>
@@ -7398,8 +7180,8 @@
                 <w:b w:val="false"/>
                 <w:bCs w:val="false"/>
                 <w:color w:val="111111"/>
-                <w:sz w:val="27"/>
-                <w:szCs w:val="27"/>
+                <w:sz w:val="24"/>
+                <w:szCs w:val="24"/>
                 <w:rtl/>
               </w:rPr>
               <w:t xml:space="preserve">بِالْقِطَارِ ، لِأَنَّ ، إِلَى ، عَلَى الْيَمِينِ ، أَكْبَرُ ، لَا تَنْسَ ، هَلْ يُمْكِنُ</w:t>
@@ -7421,7 +7203,7 @@
           </w:tcPr>
           <w:p>
             <w:pPr>
-              <w:spacing w:after="0" w:line="270"/>
+              <w:spacing w:after="0" w:line="208"/>
               <w:jc w:val="center"/>
             </w:pPr>
             <w:r>
@@ -7432,8 +7214,8 @@
                 <w:i w:val="false"/>
                 <w:iCs w:val="false"/>
                 <w:color w:val="111111"/>
-                <w:sz w:val="19"/>
-                <w:szCs w:val="19"/>
+                <w:sz w:val="16"/>
+                <w:szCs w:val="16"/>
               </w:rPr>
               <w:t xml:space="preserve">5</w:t>
             </w:r>
@@ -7452,19 +7234,19 @@
           </w:tcPr>
           <w:p>
             <w:pPr>
-              <w:spacing w:after="0" w:line="270"/>
-              <w:jc w:val="center"/>
-            </w:pPr>
-            <w:r>
-              <w:rPr>
-                <w:rFonts w:ascii="Times New Roman" w:cs="Times New Roman" w:eastAsia="Times New Roman" w:hAnsi="Times New Roman"/>
-                <w:b w:val="false"/>
-                <w:bCs w:val="false"/>
-                <w:i w:val="false"/>
-                <w:iCs w:val="false"/>
-                <w:color w:val="111111"/>
-                <w:sz w:val="19"/>
-                <w:szCs w:val="19"/>
+              <w:spacing w:after="0" w:line="208"/>
+              <w:jc w:val="center"/>
+            </w:pPr>
+            <w:r>
+              <w:rPr>
+                <w:rFonts w:ascii="Times New Roman" w:cs="Times New Roman" w:eastAsia="Times New Roman" w:hAnsi="Times New Roman"/>
+                <w:b w:val="false"/>
+                <w:bCs w:val="false"/>
+                <w:i w:val="false"/>
+                <w:iCs w:val="false"/>
+                <w:color w:val="111111"/>
+                <w:sz w:val="16"/>
+                <w:szCs w:val="16"/>
               </w:rPr>
               <w:t xml:space="preserve">15</w:t>
             </w:r>
@@ -7483,18 +7265,18 @@
           </w:tcPr>
           <w:p>
             <w:pPr>
-              <w:spacing w:after="0" w:line="270"/>
-            </w:pPr>
-            <w:r>
-              <w:rPr>
-                <w:rFonts w:ascii="Times New Roman" w:cs="Times New Roman" w:eastAsia="Times New Roman" w:hAnsi="Times New Roman"/>
-                <w:b w:val="false"/>
-                <w:bCs w:val="false"/>
-                <w:i w:val="false"/>
-                <w:iCs w:val="false"/>
-                <w:color w:val="111111"/>
-                <w:sz w:val="19"/>
-                <w:szCs w:val="19"/>
+              <w:spacing w:after="0" w:line="208"/>
+            </w:pPr>
+            <w:r>
+              <w:rPr>
+                <w:rFonts w:ascii="Times New Roman" w:cs="Times New Roman" w:eastAsia="Times New Roman" w:hAnsi="Times New Roman"/>
+                <w:b w:val="false"/>
+                <w:bCs w:val="false"/>
+                <w:i w:val="false"/>
+                <w:iCs w:val="false"/>
+                <w:color w:val="111111"/>
+                <w:sz w:val="16"/>
+                <w:szCs w:val="16"/>
               </w:rPr>
               <w:t xml:space="preserve">1 - A  ·  2 - B  ·  3 - A  ·  4 - C  ·  5 - B</w:t>
             </w:r>
@@ -7515,7 +7297,7 @@
           </w:tcPr>
           <w:p>
             <w:pPr>
-              <w:spacing w:after="0" w:line="270"/>
+              <w:spacing w:after="0" w:line="208"/>
               <w:jc w:val="center"/>
             </w:pPr>
             <w:r>
@@ -7526,8 +7308,8 @@
                 <w:i w:val="false"/>
                 <w:iCs w:val="false"/>
                 <w:color w:val="111111"/>
-                <w:sz w:val="19"/>
-                <w:szCs w:val="19"/>
+                <w:sz w:val="16"/>
+                <w:szCs w:val="16"/>
               </w:rPr>
               <w:t xml:space="preserve">6</w:t>
             </w:r>
@@ -7546,19 +7328,19 @@
           </w:tcPr>
           <w:p>
             <w:pPr>
-              <w:spacing w:after="0" w:line="270"/>
-              <w:jc w:val="center"/>
-            </w:pPr>
-            <w:r>
-              <w:rPr>
-                <w:rFonts w:ascii="Times New Roman" w:cs="Times New Roman" w:eastAsia="Times New Roman" w:hAnsi="Times New Roman"/>
-                <w:b w:val="false"/>
-                <w:bCs w:val="false"/>
-                <w:i w:val="false"/>
-                <w:iCs w:val="false"/>
-                <w:color w:val="111111"/>
-                <w:sz w:val="19"/>
-                <w:szCs w:val="19"/>
+              <w:spacing w:after="0" w:line="208"/>
+              <w:jc w:val="center"/>
+            </w:pPr>
+            <w:r>
+              <w:rPr>
+                <w:rFonts w:ascii="Times New Roman" w:cs="Times New Roman" w:eastAsia="Times New Roman" w:hAnsi="Times New Roman"/>
+                <w:b w:val="false"/>
+                <w:bCs w:val="false"/>
+                <w:i w:val="false"/>
+                <w:iCs w:val="false"/>
+                <w:color w:val="111111"/>
+                <w:sz w:val="16"/>
+                <w:szCs w:val="16"/>
               </w:rPr>
               <w:t xml:space="preserve">10</w:t>
             </w:r>
@@ -7577,18 +7359,18 @@
           </w:tcPr>
           <w:p>
             <w:pPr>
-              <w:spacing w:after="0" w:line="270"/>
-            </w:pPr>
-            <w:r>
-              <w:rPr>
-                <w:rFonts w:ascii="Times New Roman" w:cs="Times New Roman" w:eastAsia="Times New Roman" w:hAnsi="Times New Roman"/>
-                <w:b w:val="false"/>
-                <w:bCs w:val="false"/>
-                <w:i w:val="false"/>
-                <w:iCs w:val="false"/>
-                <w:color w:val="111111"/>
-                <w:sz w:val="19"/>
-                <w:szCs w:val="19"/>
+              <w:spacing w:after="0" w:line="208"/>
+            </w:pPr>
+            <w:r>
+              <w:rPr>
+                <w:rFonts w:ascii="Times New Roman" w:cs="Times New Roman" w:eastAsia="Times New Roman" w:hAnsi="Times New Roman"/>
+                <w:b w:val="false"/>
+                <w:bCs w:val="false"/>
+                <w:i w:val="false"/>
+                <w:iCs w:val="false"/>
+                <w:color w:val="111111"/>
+                <w:sz w:val="16"/>
+                <w:szCs w:val="16"/>
               </w:rPr>
               <w:t xml:space="preserve">1 - D  ·  2 - Y  ·  3 - D  ·  4 - D  ·  5 - Y</w:t>
             </w:r>
@@ -7609,7 +7391,7 @@
           </w:tcPr>
           <w:p>
             <w:pPr>
-              <w:spacing w:after="0" w:line="270"/>
+              <w:spacing w:after="0" w:line="208"/>
               <w:jc w:val="center"/>
             </w:pPr>
             <w:r>
@@ -7620,8 +7402,8 @@
                 <w:i w:val="false"/>
                 <w:iCs w:val="false"/>
                 <w:color w:val="111111"/>
-                <w:sz w:val="19"/>
-                <w:szCs w:val="19"/>
+                <w:sz w:val="16"/>
+                <w:szCs w:val="16"/>
               </w:rPr>
               <w:t xml:space="preserve">7</w:t>
             </w:r>
@@ -7640,19 +7422,19 @@
           </w:tcPr>
           <w:p>
             <w:pPr>
-              <w:spacing w:after="0" w:line="270"/>
-              <w:jc w:val="center"/>
-            </w:pPr>
-            <w:r>
-              <w:rPr>
-                <w:rFonts w:ascii="Times New Roman" w:cs="Times New Roman" w:eastAsia="Times New Roman" w:hAnsi="Times New Roman"/>
-                <w:b w:val="false"/>
-                <w:bCs w:val="false"/>
-                <w:i w:val="false"/>
-                <w:iCs w:val="false"/>
-                <w:color w:val="111111"/>
-                <w:sz w:val="19"/>
-                <w:szCs w:val="19"/>
+              <w:spacing w:after="0" w:line="208"/>
+              <w:jc w:val="center"/>
+            </w:pPr>
+            <w:r>
+              <w:rPr>
+                <w:rFonts w:ascii="Times New Roman" w:cs="Times New Roman" w:eastAsia="Times New Roman" w:hAnsi="Times New Roman"/>
+                <w:b w:val="false"/>
+                <w:bCs w:val="false"/>
+                <w:i w:val="false"/>
+                <w:iCs w:val="false"/>
+                <w:color w:val="111111"/>
+                <w:sz w:val="16"/>
+                <w:szCs w:val="16"/>
               </w:rPr>
               <w:t xml:space="preserve">10</w:t>
             </w:r>
@@ -7672,7 +7454,7 @@
           <w:p>
             <w:pPr>
               <w:bidi/>
-              <w:spacing w:after="0" w:line="320"/>
+              <w:spacing w:after="0" w:line="208"/>
             </w:pPr>
             <w:r>
               <w:rPr>
@@ -7680,8 +7462,8 @@
                 <w:b w:val="false"/>
                 <w:bCs w:val="false"/>
                 <w:color w:val="111111"/>
-                <w:sz w:val="27"/>
-                <w:szCs w:val="27"/>
+                <w:sz w:val="24"/>
+                <w:szCs w:val="24"/>
                 <w:rtl/>
               </w:rPr>
               <w:t xml:space="preserve">ذَهَبْنَا إِلَى الْمَطَارِ بِالسَّيَّارَةِ. · اَلْقَرْيَةُ أَجْمَلُ مِنَ الْمَدِينَةِ.</w:t>
@@ -7690,7 +7472,7 @@
           <w:p>
             <w:pPr>
               <w:bidi/>
-              <w:spacing w:after="0" w:line="320"/>
+              <w:spacing w:after="0" w:line="208"/>
             </w:pPr>
             <w:r>
               <w:rPr>
@@ -7698,8 +7480,8 @@
                 <w:b w:val="false"/>
                 <w:bCs w:val="false"/>
                 <w:color w:val="111111"/>
-                <w:sz w:val="27"/>
-                <w:szCs w:val="27"/>
+                <w:sz w:val="24"/>
+                <w:szCs w:val="24"/>
                 <w:rtl/>
               </w:rPr>
               <w:t xml:space="preserve">أُرِيدُ أَنْ أَحْجِزَ غُرْفَةً. · اَلْفُنْدُقُ قَرِيبٌ مِنَ السُّوقِ.</w:t>
@@ -7708,7 +7490,7 @@
           <w:p>
             <w:pPr>
               <w:bidi/>
-              <w:spacing w:after="0" w:line="320"/>
+              <w:spacing w:after="0" w:line="208"/>
             </w:pPr>
             <w:r>
               <w:rPr>
@@ -7716,8 +7498,8 @@
                 <w:b w:val="false"/>
                 <w:bCs w:val="false"/>
                 <w:color w:val="111111"/>
-                <w:sz w:val="27"/>
-                <w:szCs w:val="27"/>
+                <w:sz w:val="24"/>
+                <w:szCs w:val="24"/>
                 <w:rtl/>
               </w:rPr>
               <w:t xml:space="preserve">لَا تَنْسَ تَذْكِرَتَكَ فِي الْحَقِيبَةِ.</w:t>
@@ -7739,7 +7521,7 @@
           </w:tcPr>
           <w:p>
             <w:pPr>
-              <w:spacing w:after="0" w:line="270"/>
+              <w:spacing w:after="0" w:line="208"/>
               <w:jc w:val="center"/>
             </w:pPr>
             <w:r>
@@ -7750,8 +7532,8 @@
                 <w:i w:val="false"/>
                 <w:iCs w:val="false"/>
                 <w:color w:val="111111"/>
-                <w:sz w:val="19"/>
-                <w:szCs w:val="19"/>
+                <w:sz w:val="16"/>
+                <w:szCs w:val="16"/>
               </w:rPr>
               <w:t xml:space="preserve">8</w:t>
             </w:r>
@@ -7770,19 +7552,19 @@
           </w:tcPr>
           <w:p>
             <w:pPr>
-              <w:spacing w:after="0" w:line="270"/>
-              <w:jc w:val="center"/>
-            </w:pPr>
-            <w:r>
-              <w:rPr>
-                <w:rFonts w:ascii="Times New Roman" w:cs="Times New Roman" w:eastAsia="Times New Roman" w:hAnsi="Times New Roman"/>
-                <w:b w:val="false"/>
-                <w:bCs w:val="false"/>
-                <w:i w:val="false"/>
-                <w:iCs w:val="false"/>
-                <w:color w:val="111111"/>
-                <w:sz w:val="19"/>
-                <w:szCs w:val="19"/>
+              <w:spacing w:after="0" w:line="208"/>
+              <w:jc w:val="center"/>
+            </w:pPr>
+            <w:r>
+              <w:rPr>
+                <w:rFonts w:ascii="Times New Roman" w:cs="Times New Roman" w:eastAsia="Times New Roman" w:hAnsi="Times New Roman"/>
+                <w:b w:val="false"/>
+                <w:bCs w:val="false"/>
+                <w:i w:val="false"/>
+                <w:iCs w:val="false"/>
+                <w:color w:val="111111"/>
+                <w:sz w:val="16"/>
+                <w:szCs w:val="16"/>
               </w:rPr>
               <w:t xml:space="preserve">15</w:t>
             </w:r>
@@ -7801,18 +7583,18 @@
           </w:tcPr>
           <w:p>
             <w:pPr>
-              <w:spacing w:after="0" w:line="270"/>
-            </w:pPr>
-            <w:r>
-              <w:rPr>
-                <w:rFonts w:ascii="Times New Roman" w:cs="Times New Roman" w:eastAsia="Times New Roman" w:hAnsi="Times New Roman"/>
-                <w:b w:val="false"/>
-                <w:bCs w:val="false"/>
-                <w:i w:val="false"/>
-                <w:iCs w:val="false"/>
-                <w:color w:val="111111"/>
-                <w:sz w:val="19"/>
-                <w:szCs w:val="19"/>
+              <w:spacing w:after="0" w:line="208"/>
+            </w:pPr>
+            <w:r>
+              <w:rPr>
+                <w:rFonts w:ascii="Times New Roman" w:cs="Times New Roman" w:eastAsia="Times New Roman" w:hAnsi="Times New Roman"/>
+                <w:b w:val="false"/>
+                <w:bCs w:val="false"/>
+                <w:i w:val="false"/>
+                <w:iCs w:val="false"/>
+                <w:color w:val="111111"/>
+                <w:sz w:val="16"/>
+                <w:szCs w:val="16"/>
               </w:rPr>
               <w:t xml:space="preserve">Dereceli puanlama anahtarına göre değerlendirilir.</w:t>
             </w:r>
@@ -7822,7 +7604,7 @@
     </w:tbl>
     <w:p>
       <w:pPr>
-        <w:spacing w:after="110"/>
+        <w:spacing w:after="33"/>
       </w:pPr>
       <w:r>
         <w:rPr>
@@ -7832,8 +7614,8 @@
           <w:i w:val="false"/>
           <w:iCs w:val="false"/>
           <w:color w:val="111111"/>
-          <w:sz w:val="21"/>
-          <w:szCs w:val="21"/>
+          <w:sz w:val="17"/>
+          <w:szCs w:val="17"/>
         </w:rPr>
         <w:t xml:space="preserve"/>
       </w:r>
@@ -7841,7 +7623,7 @@
     <w:p>
       <w:pPr>
         <w:keepNext w:val="false"/>
-        <w:spacing w:after="90" w:before="0" w:line="280"/>
+        <w:spacing w:after="27" w:before="0" w:line="208"/>
       </w:pPr>
       <w:r>
         <w:rPr>
@@ -7851,8 +7633,8 @@
           <w:i w:val="false"/>
           <w:iCs w:val="false"/>
           <w:color w:val="111111"/>
-          <w:sz w:val="20"/>
-          <w:szCs w:val="20"/>
+          <w:sz w:val="17"/>
+          <w:szCs w:val="17"/>
         </w:rPr>
         <w:t xml:space="preserve">8. soru (yazma görevi) için dereceli puanlama anahtarı</w:t>
       </w:r>
@@ -7892,7 +7674,7 @@
           </w:tcPr>
           <w:p>
             <w:pPr>
-              <w:spacing w:after="0" w:line="270"/>
+              <w:spacing w:after="0" w:line="208"/>
               <w:jc w:val="center"/>
             </w:pPr>
             <w:r>
@@ -7903,8 +7685,8 @@
                 <w:i w:val="false"/>
                 <w:iCs w:val="false"/>
                 <w:color w:val="111111"/>
-                <w:sz w:val="18"/>
-                <w:szCs w:val="18"/>
+                <w:sz w:val="15"/>
+                <w:szCs w:val="15"/>
               </w:rPr>
               <w:t xml:space="preserve">Ölçüt</w:t>
             </w:r>
@@ -7924,7 +7706,7 @@
           </w:tcPr>
           <w:p>
             <w:pPr>
-              <w:spacing w:after="0" w:line="270"/>
+              <w:spacing w:after="0" w:line="208"/>
               <w:jc w:val="center"/>
             </w:pPr>
             <w:r>
@@ -7935,8 +7717,8 @@
                 <w:i w:val="false"/>
                 <w:iCs w:val="false"/>
                 <w:color w:val="111111"/>
-                <w:sz w:val="18"/>
-                <w:szCs w:val="18"/>
+                <w:sz w:val="15"/>
+                <w:szCs w:val="15"/>
               </w:rPr>
               <w:t xml:space="preserve">Beklenen davranış</w:t>
             </w:r>
@@ -7956,7 +7738,7 @@
           </w:tcPr>
           <w:p>
             <w:pPr>
-              <w:spacing w:after="0" w:line="270"/>
+              <w:spacing w:after="0" w:line="208"/>
               <w:jc w:val="center"/>
             </w:pPr>
             <w:r>
@@ -7967,8 +7749,8 @@
                 <w:i w:val="false"/>
                 <w:iCs w:val="false"/>
                 <w:color w:val="111111"/>
-                <w:sz w:val="18"/>
-                <w:szCs w:val="18"/>
+                <w:sz w:val="15"/>
+                <w:szCs w:val="15"/>
               </w:rPr>
               <w:t xml:space="preserve">Puan</w:t>
             </w:r>
@@ -7989,7 +7771,7 @@
           </w:tcPr>
           <w:p>
             <w:pPr>
-              <w:spacing w:after="0" w:line="270"/>
+              <w:spacing w:after="0" w:line="208"/>
             </w:pPr>
             <w:r>
               <w:rPr>
@@ -7999,8 +7781,8 @@
                 <w:i w:val="false"/>
                 <w:iCs w:val="false"/>
                 <w:color w:val="111111"/>
-                <w:sz w:val="19"/>
-                <w:szCs w:val="19"/>
+                <w:sz w:val="16"/>
+                <w:szCs w:val="16"/>
               </w:rPr>
               <w:t xml:space="preserve">Görevin yerine getirilmesi</w:t>
             </w:r>
@@ -8019,18 +7801,18 @@
           </w:tcPr>
           <w:p>
             <w:pPr>
-              <w:spacing w:after="0" w:line="270"/>
-            </w:pPr>
-            <w:r>
-              <w:rPr>
-                <w:rFonts w:ascii="Times New Roman" w:cs="Times New Roman" w:eastAsia="Times New Roman" w:hAnsi="Times New Roman"/>
-                <w:b w:val="false"/>
-                <w:bCs w:val="false"/>
-                <w:i w:val="false"/>
-                <w:iCs w:val="false"/>
-                <w:color w:val="111111"/>
-                <w:sz w:val="19"/>
-                <w:szCs w:val="19"/>
+              <w:spacing w:after="0" w:line="208"/>
+            </w:pPr>
+            <w:r>
+              <w:rPr>
+                <w:rFonts w:ascii="Times New Roman" w:cs="Times New Roman" w:eastAsia="Times New Roman" w:hAnsi="Times New Roman"/>
+                <w:b w:val="false"/>
+                <w:bCs w:val="false"/>
+                <w:i w:val="false"/>
+                <w:iCs w:val="false"/>
+                <w:color w:val="111111"/>
+                <w:sz w:val="16"/>
+                <w:szCs w:val="16"/>
               </w:rPr>
               <w:t xml:space="preserve">Bir seyahati en az sekiz cümleyle anlatır.</w:t>
             </w:r>
@@ -8049,19 +7831,19 @@
           </w:tcPr>
           <w:p>
             <w:pPr>
-              <w:spacing w:after="0" w:line="270"/>
-              <w:jc w:val="center"/>
-            </w:pPr>
-            <w:r>
-              <w:rPr>
-                <w:rFonts w:ascii="Times New Roman" w:cs="Times New Roman" w:eastAsia="Times New Roman" w:hAnsi="Times New Roman"/>
-                <w:b w:val="false"/>
-                <w:bCs w:val="false"/>
-                <w:i w:val="false"/>
-                <w:iCs w:val="false"/>
-                <w:color w:val="111111"/>
-                <w:sz w:val="19"/>
-                <w:szCs w:val="19"/>
+              <w:spacing w:after="0" w:line="208"/>
+              <w:jc w:val="center"/>
+            </w:pPr>
+            <w:r>
+              <w:rPr>
+                <w:rFonts w:ascii="Times New Roman" w:cs="Times New Roman" w:eastAsia="Times New Roman" w:hAnsi="Times New Roman"/>
+                <w:b w:val="false"/>
+                <w:bCs w:val="false"/>
+                <w:i w:val="false"/>
+                <w:iCs w:val="false"/>
+                <w:color w:val="111111"/>
+                <w:sz w:val="16"/>
+                <w:szCs w:val="16"/>
               </w:rPr>
               <w:t xml:space="preserve">4</w:t>
             </w:r>
@@ -8082,7 +7864,7 @@
           </w:tcPr>
           <w:p>
             <w:pPr>
-              <w:spacing w:after="0" w:line="270"/>
+              <w:spacing w:after="0" w:line="208"/>
             </w:pPr>
             <w:r>
               <w:rPr>
@@ -8092,8 +7874,8 @@
                 <w:i w:val="false"/>
                 <w:iCs w:val="false"/>
                 <w:color w:val="111111"/>
-                <w:sz w:val="19"/>
-                <w:szCs w:val="19"/>
+                <w:sz w:val="16"/>
+                <w:szCs w:val="16"/>
               </w:rPr>
               <w:t xml:space="preserve">Metnin kurgusu</w:t>
             </w:r>
@@ -8112,18 +7894,18 @@
           </w:tcPr>
           <w:p>
             <w:pPr>
-              <w:spacing w:after="0" w:line="270"/>
-            </w:pPr>
-            <w:r>
-              <w:rPr>
-                <w:rFonts w:ascii="Times New Roman" w:cs="Times New Roman" w:eastAsia="Times New Roman" w:hAnsi="Times New Roman"/>
-                <w:b w:val="false"/>
-                <w:bCs w:val="false"/>
-                <w:i w:val="false"/>
-                <w:iCs w:val="false"/>
-                <w:color w:val="111111"/>
-                <w:sz w:val="19"/>
-                <w:szCs w:val="19"/>
+              <w:spacing w:after="0" w:line="208"/>
+            </w:pPr>
+            <w:r>
+              <w:rPr>
+                <w:rFonts w:ascii="Times New Roman" w:cs="Times New Roman" w:eastAsia="Times New Roman" w:hAnsi="Times New Roman"/>
+                <w:b w:val="false"/>
+                <w:bCs w:val="false"/>
+                <w:i w:val="false"/>
+                <w:iCs w:val="false"/>
+                <w:color w:val="111111"/>
+                <w:sz w:val="16"/>
+                <w:szCs w:val="16"/>
               </w:rPr>
               <w:t xml:space="preserve">Olayları zaman bağlaçlarıyla sıraya koyar.</w:t>
             </w:r>
@@ -8142,19 +7924,19 @@
           </w:tcPr>
           <w:p>
             <w:pPr>
-              <w:spacing w:after="0" w:line="270"/>
-              <w:jc w:val="center"/>
-            </w:pPr>
-            <w:r>
-              <w:rPr>
-                <w:rFonts w:ascii="Times New Roman" w:cs="Times New Roman" w:eastAsia="Times New Roman" w:hAnsi="Times New Roman"/>
-                <w:b w:val="false"/>
-                <w:bCs w:val="false"/>
-                <w:i w:val="false"/>
-                <w:iCs w:val="false"/>
-                <w:color w:val="111111"/>
-                <w:sz w:val="19"/>
-                <w:szCs w:val="19"/>
+              <w:spacing w:after="0" w:line="208"/>
+              <w:jc w:val="center"/>
+            </w:pPr>
+            <w:r>
+              <w:rPr>
+                <w:rFonts w:ascii="Times New Roman" w:cs="Times New Roman" w:eastAsia="Times New Roman" w:hAnsi="Times New Roman"/>
+                <w:b w:val="false"/>
+                <w:bCs w:val="false"/>
+                <w:i w:val="false"/>
+                <w:iCs w:val="false"/>
+                <w:color w:val="111111"/>
+                <w:sz w:val="16"/>
+                <w:szCs w:val="16"/>
               </w:rPr>
               <w:t xml:space="preserve">4</w:t>
             </w:r>
@@ -8175,7 +7957,7 @@
           </w:tcPr>
           <w:p>
             <w:pPr>
-              <w:spacing w:after="0" w:line="270"/>
+              <w:spacing w:after="0" w:line="208"/>
             </w:pPr>
             <w:r>
               <w:rPr>
@@ -8185,8 +7967,8 @@
                 <w:i w:val="false"/>
                 <w:iCs w:val="false"/>
                 <w:color w:val="111111"/>
-                <w:sz w:val="19"/>
-                <w:szCs w:val="19"/>
+                <w:sz w:val="16"/>
+                <w:szCs w:val="16"/>
               </w:rPr>
               <w:t xml:space="preserve">Söz varlığı</w:t>
             </w:r>
@@ -8205,18 +7987,18 @@
           </w:tcPr>
           <w:p>
             <w:pPr>
-              <w:spacing w:after="0" w:line="270"/>
-            </w:pPr>
-            <w:r>
-              <w:rPr>
-                <w:rFonts w:ascii="Times New Roman" w:cs="Times New Roman" w:eastAsia="Times New Roman" w:hAnsi="Times New Roman"/>
-                <w:b w:val="false"/>
-                <w:bCs w:val="false"/>
-                <w:i w:val="false"/>
-                <w:iCs w:val="false"/>
-                <w:color w:val="111111"/>
-                <w:sz w:val="19"/>
-                <w:szCs w:val="19"/>
+              <w:spacing w:after="0" w:line="208"/>
+            </w:pPr>
+            <w:r>
+              <w:rPr>
+                <w:rFonts w:ascii="Times New Roman" w:cs="Times New Roman" w:eastAsia="Times New Roman" w:hAnsi="Times New Roman"/>
+                <w:b w:val="false"/>
+                <w:bCs w:val="false"/>
+                <w:i w:val="false"/>
+                <w:iCs w:val="false"/>
+                <w:color w:val="111111"/>
+                <w:sz w:val="16"/>
+                <w:szCs w:val="16"/>
               </w:rPr>
               <w:t xml:space="preserve">Seyahat ve ulaşım sözcüklerini bağlama uygun kullanır.</w:t>
             </w:r>
@@ -8235,19 +8017,19 @@
           </w:tcPr>
           <w:p>
             <w:pPr>
-              <w:spacing w:after="0" w:line="270"/>
-              <w:jc w:val="center"/>
-            </w:pPr>
-            <w:r>
-              <w:rPr>
-                <w:rFonts w:ascii="Times New Roman" w:cs="Times New Roman" w:eastAsia="Times New Roman" w:hAnsi="Times New Roman"/>
-                <w:b w:val="false"/>
-                <w:bCs w:val="false"/>
-                <w:i w:val="false"/>
-                <w:iCs w:val="false"/>
-                <w:color w:val="111111"/>
-                <w:sz w:val="19"/>
-                <w:szCs w:val="19"/>
+              <w:spacing w:after="0" w:line="208"/>
+              <w:jc w:val="center"/>
+            </w:pPr>
+            <w:r>
+              <w:rPr>
+                <w:rFonts w:ascii="Times New Roman" w:cs="Times New Roman" w:eastAsia="Times New Roman" w:hAnsi="Times New Roman"/>
+                <w:b w:val="false"/>
+                <w:bCs w:val="false"/>
+                <w:i w:val="false"/>
+                <w:iCs w:val="false"/>
+                <w:color w:val="111111"/>
+                <w:sz w:val="16"/>
+                <w:szCs w:val="16"/>
               </w:rPr>
               <w:t xml:space="preserve">3</w:t>
             </w:r>
@@ -8268,7 +8050,7 @@
           </w:tcPr>
           <w:p>
             <w:pPr>
-              <w:spacing w:after="0" w:line="270"/>
+              <w:spacing w:after="0" w:line="208"/>
             </w:pPr>
             <w:r>
               <w:rPr>
@@ -8278,8 +8060,8 @@
                 <w:i w:val="false"/>
                 <w:iCs w:val="false"/>
                 <w:color w:val="111111"/>
-                <w:sz w:val="19"/>
-                <w:szCs w:val="19"/>
+                <w:sz w:val="16"/>
+                <w:szCs w:val="16"/>
               </w:rPr>
               <w:t xml:space="preserve">Dil bilgisi</w:t>
             </w:r>
@@ -8298,18 +8080,18 @@
           </w:tcPr>
           <w:p>
             <w:pPr>
-              <w:spacing w:after="0" w:line="270"/>
-            </w:pPr>
-            <w:r>
-              <w:rPr>
-                <w:rFonts w:ascii="Times New Roman" w:cs="Times New Roman" w:eastAsia="Times New Roman" w:hAnsi="Times New Roman"/>
-                <w:b w:val="false"/>
-                <w:bCs w:val="false"/>
-                <w:i w:val="false"/>
-                <w:iCs w:val="false"/>
-                <w:color w:val="111111"/>
-                <w:sz w:val="19"/>
-                <w:szCs w:val="19"/>
+              <w:spacing w:after="0" w:line="208"/>
+            </w:pPr>
+            <w:r>
+              <w:rPr>
+                <w:rFonts w:ascii="Times New Roman" w:cs="Times New Roman" w:eastAsia="Times New Roman" w:hAnsi="Times New Roman"/>
+                <w:b w:val="false"/>
+                <w:bCs w:val="false"/>
+                <w:i w:val="false"/>
+                <w:iCs w:val="false"/>
+                <w:color w:val="111111"/>
+                <w:sz w:val="16"/>
+                <w:szCs w:val="16"/>
               </w:rPr>
               <w:t xml:space="preserve">Vasıta “bi-”, cer harfleri ve ism-i tafdîli doğru kullanır.</w:t>
             </w:r>
@@ -8328,19 +8110,19 @@
           </w:tcPr>
           <w:p>
             <w:pPr>
-              <w:spacing w:after="0" w:line="270"/>
-              <w:jc w:val="center"/>
-            </w:pPr>
-            <w:r>
-              <w:rPr>
-                <w:rFonts w:ascii="Times New Roman" w:cs="Times New Roman" w:eastAsia="Times New Roman" w:hAnsi="Times New Roman"/>
-                <w:b w:val="false"/>
-                <w:bCs w:val="false"/>
-                <w:i w:val="false"/>
-                <w:iCs w:val="false"/>
-                <w:color w:val="111111"/>
-                <w:sz w:val="19"/>
-                <w:szCs w:val="19"/>
+              <w:spacing w:after="0" w:line="208"/>
+              <w:jc w:val="center"/>
+            </w:pPr>
+            <w:r>
+              <w:rPr>
+                <w:rFonts w:ascii="Times New Roman" w:cs="Times New Roman" w:eastAsia="Times New Roman" w:hAnsi="Times New Roman"/>
+                <w:b w:val="false"/>
+                <w:bCs w:val="false"/>
+                <w:i w:val="false"/>
+                <w:iCs w:val="false"/>
+                <w:color w:val="111111"/>
+                <w:sz w:val="16"/>
+                <w:szCs w:val="16"/>
               </w:rPr>
               <w:t xml:space="preserve">2</w:t>
             </w:r>
@@ -8361,7 +8143,7 @@
           </w:tcPr>
           <w:p>
             <w:pPr>
-              <w:spacing w:after="0" w:line="270"/>
+              <w:spacing w:after="0" w:line="208"/>
             </w:pPr>
             <w:r>
               <w:rPr>
@@ -8371,8 +8153,8 @@
                 <w:i w:val="false"/>
                 <w:iCs w:val="false"/>
                 <w:color w:val="111111"/>
-                <w:sz w:val="19"/>
-                <w:szCs w:val="19"/>
+                <w:sz w:val="16"/>
+                <w:szCs w:val="16"/>
               </w:rPr>
               <w:t xml:space="preserve">Yazım ve hareke</w:t>
             </w:r>
@@ -8391,18 +8173,18 @@
           </w:tcPr>
           <w:p>
             <w:pPr>
-              <w:spacing w:after="0" w:line="270"/>
-            </w:pPr>
-            <w:r>
-              <w:rPr>
-                <w:rFonts w:ascii="Times New Roman" w:cs="Times New Roman" w:eastAsia="Times New Roman" w:hAnsi="Times New Roman"/>
-                <w:b w:val="false"/>
-                <w:bCs w:val="false"/>
-                <w:i w:val="false"/>
-                <w:iCs w:val="false"/>
-                <w:color w:val="111111"/>
-                <w:sz w:val="19"/>
-                <w:szCs w:val="19"/>
+              <w:spacing w:after="0" w:line="208"/>
+            </w:pPr>
+            <w:r>
+              <w:rPr>
+                <w:rFonts w:ascii="Times New Roman" w:cs="Times New Roman" w:eastAsia="Times New Roman" w:hAnsi="Times New Roman"/>
+                <w:b w:val="false"/>
+                <w:bCs w:val="false"/>
+                <w:i w:val="false"/>
+                <w:iCs w:val="false"/>
+                <w:color w:val="111111"/>
+                <w:sz w:val="16"/>
+                <w:szCs w:val="16"/>
               </w:rPr>
               <w:t xml:space="preserve">Harf bitişimlerini ve harekeleri doğru yazar.</w:t>
             </w:r>
@@ -8421,19 +8203,19 @@
           </w:tcPr>
           <w:p>
             <w:pPr>
-              <w:spacing w:after="0" w:line="270"/>
-              <w:jc w:val="center"/>
-            </w:pPr>
-            <w:r>
-              <w:rPr>
-                <w:rFonts w:ascii="Times New Roman" w:cs="Times New Roman" w:eastAsia="Times New Roman" w:hAnsi="Times New Roman"/>
-                <w:b w:val="false"/>
-                <w:bCs w:val="false"/>
-                <w:i w:val="false"/>
-                <w:iCs w:val="false"/>
-                <w:color w:val="111111"/>
-                <w:sz w:val="19"/>
-                <w:szCs w:val="19"/>
+              <w:spacing w:after="0" w:line="208"/>
+              <w:jc w:val="center"/>
+            </w:pPr>
+            <w:r>
+              <w:rPr>
+                <w:rFonts w:ascii="Times New Roman" w:cs="Times New Roman" w:eastAsia="Times New Roman" w:hAnsi="Times New Roman"/>
+                <w:b w:val="false"/>
+                <w:bCs w:val="false"/>
+                <w:i w:val="false"/>
+                <w:iCs w:val="false"/>
+                <w:color w:val="111111"/>
+                <w:sz w:val="16"/>
+                <w:szCs w:val="16"/>
               </w:rPr>
               <w:t xml:space="preserve">2</w:t>
             </w:r>
@@ -8455,7 +8237,7 @@
           </w:tcPr>
           <w:p>
             <w:pPr>
-              <w:spacing w:after="0" w:line="270"/>
+              <w:spacing w:after="0" w:line="208"/>
             </w:pPr>
             <w:r>
               <w:rPr>
@@ -8465,8 +8247,8 @@
                 <w:i w:val="false"/>
                 <w:iCs w:val="false"/>
                 <w:color w:val="111111"/>
-                <w:sz w:val="19"/>
-                <w:szCs w:val="19"/>
+                <w:sz w:val="16"/>
+                <w:szCs w:val="16"/>
               </w:rPr>
               <w:t xml:space="preserve">TOPLAM</w:t>
             </w:r>
@@ -8486,18 +8268,18 @@
           </w:tcPr>
           <w:p>
             <w:pPr>
-              <w:spacing w:after="0" w:line="270"/>
-            </w:pPr>
-            <w:r>
-              <w:rPr>
-                <w:rFonts w:ascii="Times New Roman" w:cs="Times New Roman" w:eastAsia="Times New Roman" w:hAnsi="Times New Roman"/>
-                <w:b w:val="false"/>
-                <w:bCs w:val="false"/>
-                <w:i w:val="false"/>
-                <w:iCs w:val="false"/>
-                <w:color w:val="111111"/>
-                <w:sz w:val="21"/>
-                <w:szCs w:val="21"/>
+              <w:spacing w:after="0" w:line="208"/>
+            </w:pPr>
+            <w:r>
+              <w:rPr>
+                <w:rFonts w:ascii="Times New Roman" w:cs="Times New Roman" w:eastAsia="Times New Roman" w:hAnsi="Times New Roman"/>
+                <w:b w:val="false"/>
+                <w:bCs w:val="false"/>
+                <w:i w:val="false"/>
+                <w:iCs w:val="false"/>
+                <w:color w:val="111111"/>
+                <w:sz w:val="17"/>
+                <w:szCs w:val="17"/>
               </w:rPr>
               <w:t xml:space="preserve"/>
             </w:r>
@@ -8517,7 +8299,7 @@
           </w:tcPr>
           <w:p>
             <w:pPr>
-              <w:spacing w:after="0" w:line="270"/>
+              <w:spacing w:after="0" w:line="208"/>
               <w:jc w:val="center"/>
             </w:pPr>
             <w:r>
@@ -8528,8 +8310,8 @@
                 <w:i w:val="false"/>
                 <w:iCs w:val="false"/>
                 <w:color w:val="111111"/>
-                <w:sz w:val="19"/>
-                <w:szCs w:val="19"/>
+                <w:sz w:val="16"/>
+                <w:szCs w:val="16"/>
               </w:rPr>
               <w:t xml:space="preserve">15</w:t>
             </w:r>
@@ -8539,7 +8321,7 @@
     </w:tbl>
     <w:p>
       <w:pPr>
-        <w:spacing w:after="110"/>
+        <w:spacing w:after="33"/>
       </w:pPr>
       <w:r>
         <w:rPr>
@@ -8549,8 +8331,8 @@
           <w:i w:val="false"/>
           <w:iCs w:val="false"/>
           <w:color w:val="111111"/>
-          <w:sz w:val="21"/>
-          <w:szCs w:val="21"/>
+          <w:sz w:val="17"/>
+          <w:szCs w:val="17"/>
         </w:rPr>
         <w:t xml:space="preserve"/>
       </w:r>
@@ -8558,7 +8340,7 @@
     <w:p>
       <w:pPr>
         <w:keepNext w:val="false"/>
-        <w:spacing w:after="90" w:before="0" w:line="280"/>
+        <w:spacing w:after="27" w:before="0" w:line="208"/>
       </w:pPr>
       <w:r>
         <w:rPr>
@@ -8568,8 +8350,8 @@
           <w:i w:val="false"/>
           <w:iCs w:val="false"/>
           <w:color w:val="111111"/>
-          <w:sz w:val="20"/>
-          <w:szCs w:val="20"/>
+          <w:sz w:val="17"/>
+          <w:szCs w:val="17"/>
         </w:rPr>
         <w:t xml:space="preserve">Öğrenme çıktısı / kazanım dağılımı</w:t>
       </w:r>
@@ -8610,7 +8392,7 @@
           </w:tcPr>
           <w:p>
             <w:pPr>
-              <w:spacing w:after="0" w:line="270"/>
+              <w:spacing w:after="0" w:line="208"/>
               <w:jc w:val="center"/>
             </w:pPr>
             <w:r>
@@ -8621,8 +8403,8 @@
                 <w:i w:val="false"/>
                 <w:iCs w:val="false"/>
                 <w:color w:val="111111"/>
-                <w:sz w:val="18"/>
-                <w:szCs w:val="18"/>
+                <w:sz w:val="15"/>
+                <w:szCs w:val="15"/>
               </w:rPr>
               <w:t xml:space="preserve">Soru</w:t>
             </w:r>
@@ -8642,7 +8424,7 @@
           </w:tcPr>
           <w:p>
             <w:pPr>
-              <w:spacing w:after="0" w:line="270"/>
+              <w:spacing w:after="0" w:line="208"/>
               <w:jc w:val="center"/>
             </w:pPr>
             <w:r>
@@ -8653,8 +8435,8 @@
                 <w:i w:val="false"/>
                 <w:iCs w:val="false"/>
                 <w:color w:val="111111"/>
-                <w:sz w:val="18"/>
-                <w:szCs w:val="18"/>
+                <w:sz w:val="15"/>
+                <w:szCs w:val="15"/>
               </w:rPr>
               <w:t xml:space="preserve">Öğrenme çıktısı</w:t>
             </w:r>
@@ -8674,7 +8456,7 @@
           </w:tcPr>
           <w:p>
             <w:pPr>
-              <w:spacing w:after="0" w:line="270"/>
+              <w:spacing w:after="0" w:line="208"/>
               <w:jc w:val="center"/>
             </w:pPr>
             <w:r>
@@ -8685,8 +8467,8 @@
                 <w:i w:val="false"/>
                 <w:iCs w:val="false"/>
                 <w:color w:val="111111"/>
-                <w:sz w:val="18"/>
-                <w:szCs w:val="18"/>
+                <w:sz w:val="15"/>
+                <w:szCs w:val="15"/>
               </w:rPr>
               <w:t xml:space="preserve">Beceri alanı</w:t>
             </w:r>
@@ -8706,7 +8488,7 @@
           </w:tcPr>
           <w:p>
             <w:pPr>
-              <w:spacing w:after="0" w:line="270"/>
+              <w:spacing w:after="0" w:line="208"/>
               <w:jc w:val="center"/>
             </w:pPr>
             <w:r>
@@ -8717,8 +8499,8 @@
                 <w:i w:val="false"/>
                 <w:iCs w:val="false"/>
                 <w:color w:val="111111"/>
-                <w:sz w:val="18"/>
-                <w:szCs w:val="18"/>
+                <w:sz w:val="15"/>
+                <w:szCs w:val="15"/>
               </w:rPr>
               <w:t xml:space="preserve">Puan</w:t>
             </w:r>
@@ -8739,7 +8521,7 @@
           </w:tcPr>
           <w:p>
             <w:pPr>
-              <w:spacing w:after="0" w:line="270"/>
+              <w:spacing w:after="0" w:line="208"/>
               <w:jc w:val="center"/>
             </w:pPr>
             <w:r>
@@ -8750,8 +8532,8 @@
                 <w:i w:val="false"/>
                 <w:iCs w:val="false"/>
                 <w:color w:val="111111"/>
-                <w:sz w:val="18"/>
-                <w:szCs w:val="18"/>
+                <w:sz w:val="15"/>
+                <w:szCs w:val="15"/>
               </w:rPr>
               <w:t xml:space="preserve">1</w:t>
             </w:r>
@@ -8770,18 +8552,18 @@
           </w:tcPr>
           <w:p>
             <w:pPr>
-              <w:spacing w:after="0" w:line="270"/>
-            </w:pPr>
-            <w:r>
-              <w:rPr>
-                <w:rFonts w:ascii="Times New Roman" w:cs="Times New Roman" w:eastAsia="Times New Roman" w:hAnsi="Times New Roman"/>
-                <w:b w:val="false"/>
-                <w:bCs w:val="false"/>
-                <w:i w:val="false"/>
-                <w:iCs w:val="false"/>
-                <w:color w:val="111111"/>
-                <w:sz w:val="17"/>
-                <w:szCs w:val="17"/>
+              <w:spacing w:after="0" w:line="208"/>
+            </w:pPr>
+            <w:r>
+              <w:rPr>
+                <w:rFonts w:ascii="Times New Roman" w:cs="Times New Roman" w:eastAsia="Times New Roman" w:hAnsi="Times New Roman"/>
+                <w:b w:val="false"/>
+                <w:bCs w:val="false"/>
+                <w:i w:val="false"/>
+                <w:iCs w:val="false"/>
+                <w:color w:val="111111"/>
+                <w:sz w:val="14"/>
+                <w:szCs w:val="14"/>
               </w:rPr>
               <w:t xml:space="preserve">ARP.10.3.4.1 — Seyahatle ilgili hedef sözcükleri kullanır.</w:t>
             </w:r>
@@ -8800,19 +8582,19 @@
           </w:tcPr>
           <w:p>
             <w:pPr>
-              <w:spacing w:after="0" w:line="270"/>
-              <w:jc w:val="center"/>
-            </w:pPr>
-            <w:r>
-              <w:rPr>
-                <w:rFonts w:ascii="Times New Roman" w:cs="Times New Roman" w:eastAsia="Times New Roman" w:hAnsi="Times New Roman"/>
-                <w:b w:val="false"/>
-                <w:bCs w:val="false"/>
-                <w:i w:val="false"/>
-                <w:iCs w:val="false"/>
-                <w:color w:val="111111"/>
-                <w:sz w:val="17"/>
-                <w:szCs w:val="17"/>
+              <w:spacing w:after="0" w:line="208"/>
+              <w:jc w:val="center"/>
+            </w:pPr>
+            <w:r>
+              <w:rPr>
+                <w:rFonts w:ascii="Times New Roman" w:cs="Times New Roman" w:eastAsia="Times New Roman" w:hAnsi="Times New Roman"/>
+                <w:b w:val="false"/>
+                <w:bCs w:val="false"/>
+                <w:i w:val="false"/>
+                <w:iCs w:val="false"/>
+                <w:color w:val="111111"/>
+                <w:sz w:val="14"/>
+                <w:szCs w:val="14"/>
               </w:rPr>
               <w:t xml:space="preserve">Sözcük</w:t>
             </w:r>
@@ -8831,19 +8613,19 @@
           </w:tcPr>
           <w:p>
             <w:pPr>
-              <w:spacing w:after="0" w:line="270"/>
-              <w:jc w:val="center"/>
-            </w:pPr>
-            <w:r>
-              <w:rPr>
-                <w:rFonts w:ascii="Times New Roman" w:cs="Times New Roman" w:eastAsia="Times New Roman" w:hAnsi="Times New Roman"/>
-                <w:b w:val="false"/>
-                <w:bCs w:val="false"/>
-                <w:i w:val="false"/>
-                <w:iCs w:val="false"/>
-                <w:color w:val="111111"/>
-                <w:sz w:val="18"/>
-                <w:szCs w:val="18"/>
+              <w:spacing w:after="0" w:line="208"/>
+              <w:jc w:val="center"/>
+            </w:pPr>
+            <w:r>
+              <w:rPr>
+                <w:rFonts w:ascii="Times New Roman" w:cs="Times New Roman" w:eastAsia="Times New Roman" w:hAnsi="Times New Roman"/>
+                <w:b w:val="false"/>
+                <w:bCs w:val="false"/>
+                <w:i w:val="false"/>
+                <w:iCs w:val="false"/>
+                <w:color w:val="111111"/>
+                <w:sz w:val="15"/>
+                <w:szCs w:val="15"/>
               </w:rPr>
               <w:t xml:space="preserve">12</w:t>
             </w:r>
@@ -8864,7 +8646,7 @@
           </w:tcPr>
           <w:p>
             <w:pPr>
-              <w:spacing w:after="0" w:line="270"/>
+              <w:spacing w:after="0" w:line="208"/>
               <w:jc w:val="center"/>
             </w:pPr>
             <w:r>
@@ -8875,8 +8657,8 @@
                 <w:i w:val="false"/>
                 <w:iCs w:val="false"/>
                 <w:color w:val="111111"/>
-                <w:sz w:val="18"/>
-                <w:szCs w:val="18"/>
+                <w:sz w:val="15"/>
+                <w:szCs w:val="15"/>
               </w:rPr>
               <w:t xml:space="preserve">2</w:t>
             </w:r>
@@ -8895,18 +8677,18 @@
           </w:tcPr>
           <w:p>
             <w:pPr>
-              <w:spacing w:after="0" w:line="270"/>
-            </w:pPr>
-            <w:r>
-              <w:rPr>
-                <w:rFonts w:ascii="Times New Roman" w:cs="Times New Roman" w:eastAsia="Times New Roman" w:hAnsi="Times New Roman"/>
-                <w:b w:val="false"/>
-                <w:bCs w:val="false"/>
-                <w:i w:val="false"/>
-                <w:iCs w:val="false"/>
-                <w:color w:val="111111"/>
-                <w:sz w:val="17"/>
-                <w:szCs w:val="17"/>
+              <w:spacing w:after="0" w:line="208"/>
+            </w:pPr>
+            <w:r>
+              <w:rPr>
+                <w:rFonts w:ascii="Times New Roman" w:cs="Times New Roman" w:eastAsia="Times New Roman" w:hAnsi="Times New Roman"/>
+                <w:b w:val="false"/>
+                <w:bCs w:val="false"/>
+                <w:i w:val="false"/>
+                <w:iCs w:val="false"/>
+                <w:color w:val="111111"/>
+                <w:sz w:val="14"/>
+                <w:szCs w:val="14"/>
               </w:rPr>
               <w:t xml:space="preserve">ARP.10.3.6.2 — Yazı modelinden yararlanarak cümle kurar.</w:t>
             </w:r>
@@ -8925,19 +8707,19 @@
           </w:tcPr>
           <w:p>
             <w:pPr>
-              <w:spacing w:after="0" w:line="270"/>
-              <w:jc w:val="center"/>
-            </w:pPr>
-            <w:r>
-              <w:rPr>
-                <w:rFonts w:ascii="Times New Roman" w:cs="Times New Roman" w:eastAsia="Times New Roman" w:hAnsi="Times New Roman"/>
-                <w:b w:val="false"/>
-                <w:bCs w:val="false"/>
-                <w:i w:val="false"/>
-                <w:iCs w:val="false"/>
-                <w:color w:val="111111"/>
-                <w:sz w:val="17"/>
-                <w:szCs w:val="17"/>
+              <w:spacing w:after="0" w:line="208"/>
+              <w:jc w:val="center"/>
+            </w:pPr>
+            <w:r>
+              <w:rPr>
+                <w:rFonts w:ascii="Times New Roman" w:cs="Times New Roman" w:eastAsia="Times New Roman" w:hAnsi="Times New Roman"/>
+                <w:b w:val="false"/>
+                <w:bCs w:val="false"/>
+                <w:i w:val="false"/>
+                <w:iCs w:val="false"/>
+                <w:color w:val="111111"/>
+                <w:sz w:val="14"/>
+                <w:szCs w:val="14"/>
               </w:rPr>
               <w:t xml:space="preserve">Yazma</w:t>
             </w:r>
@@ -8956,19 +8738,19 @@
           </w:tcPr>
           <w:p>
             <w:pPr>
-              <w:spacing w:after="0" w:line="270"/>
-              <w:jc w:val="center"/>
-            </w:pPr>
-            <w:r>
-              <w:rPr>
-                <w:rFonts w:ascii="Times New Roman" w:cs="Times New Roman" w:eastAsia="Times New Roman" w:hAnsi="Times New Roman"/>
-                <w:b w:val="false"/>
-                <w:bCs w:val="false"/>
-                <w:i w:val="false"/>
-                <w:iCs w:val="false"/>
-                <w:color w:val="111111"/>
-                <w:sz w:val="18"/>
-                <w:szCs w:val="18"/>
+              <w:spacing w:after="0" w:line="208"/>
+              <w:jc w:val="center"/>
+            </w:pPr>
+            <w:r>
+              <w:rPr>
+                <w:rFonts w:ascii="Times New Roman" w:cs="Times New Roman" w:eastAsia="Times New Roman" w:hAnsi="Times New Roman"/>
+                <w:b w:val="false"/>
+                <w:bCs w:val="false"/>
+                <w:i w:val="false"/>
+                <w:iCs w:val="false"/>
+                <w:color w:val="111111"/>
+                <w:sz w:val="15"/>
+                <w:szCs w:val="15"/>
               </w:rPr>
               <w:t xml:space="preserve">12</w:t>
             </w:r>
@@ -8989,7 +8771,7 @@
           </w:tcPr>
           <w:p>
             <w:pPr>
-              <w:spacing w:after="0" w:line="270"/>
+              <w:spacing w:after="0" w:line="208"/>
               <w:jc w:val="center"/>
             </w:pPr>
             <w:r>
@@ -9000,8 +8782,8 @@
                 <w:i w:val="false"/>
                 <w:iCs w:val="false"/>
                 <w:color w:val="111111"/>
-                <w:sz w:val="18"/>
-                <w:szCs w:val="18"/>
+                <w:sz w:val="15"/>
+                <w:szCs w:val="15"/>
               </w:rPr>
               <w:t xml:space="preserve">3</w:t>
             </w:r>
@@ -9020,18 +8802,18 @@
           </w:tcPr>
           <w:p>
             <w:pPr>
-              <w:spacing w:after="0" w:line="270"/>
-            </w:pPr>
-            <w:r>
-              <w:rPr>
-                <w:rFonts w:ascii="Times New Roman" w:cs="Times New Roman" w:eastAsia="Times New Roman" w:hAnsi="Times New Roman"/>
-                <w:b w:val="false"/>
-                <w:bCs w:val="false"/>
-                <w:i w:val="false"/>
-                <w:iCs w:val="false"/>
-                <w:color w:val="111111"/>
-                <w:sz w:val="17"/>
-                <w:szCs w:val="17"/>
+              <w:spacing w:after="0" w:line="208"/>
+            </w:pPr>
+            <w:r>
+              <w:rPr>
+                <w:rFonts w:ascii="Times New Roman" w:cs="Times New Roman" w:eastAsia="Times New Roman" w:hAnsi="Times New Roman"/>
+                <w:b w:val="false"/>
+                <w:bCs w:val="false"/>
+                <w:i w:val="false"/>
+                <w:iCs w:val="false"/>
+                <w:color w:val="111111"/>
+                <w:sz w:val="14"/>
+                <w:szCs w:val="14"/>
               </w:rPr>
               <w:t xml:space="preserve">ARP.10.3.4.1 — Seyahatle ilgili hedef sözcükleri kullanır.</w:t>
             </w:r>
@@ -9050,19 +8832,19 @@
           </w:tcPr>
           <w:p>
             <w:pPr>
-              <w:spacing w:after="0" w:line="270"/>
-              <w:jc w:val="center"/>
-            </w:pPr>
-            <w:r>
-              <w:rPr>
-                <w:rFonts w:ascii="Times New Roman" w:cs="Times New Roman" w:eastAsia="Times New Roman" w:hAnsi="Times New Roman"/>
-                <w:b w:val="false"/>
-                <w:bCs w:val="false"/>
-                <w:i w:val="false"/>
-                <w:iCs w:val="false"/>
-                <w:color w:val="111111"/>
-                <w:sz w:val="17"/>
-                <w:szCs w:val="17"/>
+              <w:spacing w:after="0" w:line="208"/>
+              <w:jc w:val="center"/>
+            </w:pPr>
+            <w:r>
+              <w:rPr>
+                <w:rFonts w:ascii="Times New Roman" w:cs="Times New Roman" w:eastAsia="Times New Roman" w:hAnsi="Times New Roman"/>
+                <w:b w:val="false"/>
+                <w:bCs w:val="false"/>
+                <w:i w:val="false"/>
+                <w:iCs w:val="false"/>
+                <w:color w:val="111111"/>
+                <w:sz w:val="14"/>
+                <w:szCs w:val="14"/>
               </w:rPr>
               <w:t xml:space="preserve">Sözcük</w:t>
             </w:r>
@@ -9081,19 +8863,19 @@
           </w:tcPr>
           <w:p>
             <w:pPr>
-              <w:spacing w:after="0" w:line="270"/>
-              <w:jc w:val="center"/>
-            </w:pPr>
-            <w:r>
-              <w:rPr>
-                <w:rFonts w:ascii="Times New Roman" w:cs="Times New Roman" w:eastAsia="Times New Roman" w:hAnsi="Times New Roman"/>
-                <w:b w:val="false"/>
-                <w:bCs w:val="false"/>
-                <w:i w:val="false"/>
-                <w:iCs w:val="false"/>
-                <w:color w:val="111111"/>
-                <w:sz w:val="18"/>
-                <w:szCs w:val="18"/>
+              <w:spacing w:after="0" w:line="208"/>
+              <w:jc w:val="center"/>
+            </w:pPr>
+            <w:r>
+              <w:rPr>
+                <w:rFonts w:ascii="Times New Roman" w:cs="Times New Roman" w:eastAsia="Times New Roman" w:hAnsi="Times New Roman"/>
+                <w:b w:val="false"/>
+                <w:bCs w:val="false"/>
+                <w:i w:val="false"/>
+                <w:iCs w:val="false"/>
+                <w:color w:val="111111"/>
+                <w:sz w:val="15"/>
+                <w:szCs w:val="15"/>
               </w:rPr>
               <w:t xml:space="preserve">12</w:t>
             </w:r>
@@ -9114,7 +8896,7 @@
           </w:tcPr>
           <w:p>
             <w:pPr>
-              <w:spacing w:after="0" w:line="270"/>
+              <w:spacing w:after="0" w:line="208"/>
               <w:jc w:val="center"/>
             </w:pPr>
             <w:r>
@@ -9125,8 +8907,8 @@
                 <w:i w:val="false"/>
                 <w:iCs w:val="false"/>
                 <w:color w:val="111111"/>
-                <w:sz w:val="18"/>
-                <w:szCs w:val="18"/>
+                <w:sz w:val="15"/>
+                <w:szCs w:val="15"/>
               </w:rPr>
               <w:t xml:space="preserve">4</w:t>
             </w:r>
@@ -9145,18 +8927,18 @@
           </w:tcPr>
           <w:p>
             <w:pPr>
-              <w:spacing w:after="0" w:line="270"/>
-            </w:pPr>
-            <w:r>
-              <w:rPr>
-                <w:rFonts w:ascii="Times New Roman" w:cs="Times New Roman" w:eastAsia="Times New Roman" w:hAnsi="Times New Roman"/>
-                <w:b w:val="false"/>
-                <w:bCs w:val="false"/>
-                <w:i w:val="false"/>
-                <w:iCs w:val="false"/>
-                <w:color w:val="111111"/>
-                <w:sz w:val="17"/>
-                <w:szCs w:val="17"/>
+              <w:spacing w:after="0" w:line="208"/>
+            </w:pPr>
+            <w:r>
+              <w:rPr>
+                <w:rFonts w:ascii="Times New Roman" w:cs="Times New Roman" w:eastAsia="Times New Roman" w:hAnsi="Times New Roman"/>
+                <w:b w:val="false"/>
+                <w:bCs w:val="false"/>
+                <w:i w:val="false"/>
+                <w:iCs w:val="false"/>
+                <w:color w:val="111111"/>
+                <w:sz w:val="14"/>
+                <w:szCs w:val="14"/>
               </w:rPr>
               <w:t xml:space="preserve">ARP.10.3.3.1 — Hedef dil yapılarını bağlam içinde kullanır.</w:t>
             </w:r>
@@ -9175,19 +8957,19 @@
           </w:tcPr>
           <w:p>
             <w:pPr>
-              <w:spacing w:after="0" w:line="270"/>
-              <w:jc w:val="center"/>
-            </w:pPr>
-            <w:r>
-              <w:rPr>
-                <w:rFonts w:ascii="Times New Roman" w:cs="Times New Roman" w:eastAsia="Times New Roman" w:hAnsi="Times New Roman"/>
-                <w:b w:val="false"/>
-                <w:bCs w:val="false"/>
-                <w:i w:val="false"/>
-                <w:iCs w:val="false"/>
-                <w:color w:val="111111"/>
-                <w:sz w:val="17"/>
-                <w:szCs w:val="17"/>
+              <w:spacing w:after="0" w:line="208"/>
+              <w:jc w:val="center"/>
+            </w:pPr>
+            <w:r>
+              <w:rPr>
+                <w:rFonts w:ascii="Times New Roman" w:cs="Times New Roman" w:eastAsia="Times New Roman" w:hAnsi="Times New Roman"/>
+                <w:b w:val="false"/>
+                <w:bCs w:val="false"/>
+                <w:i w:val="false"/>
+                <w:iCs w:val="false"/>
+                <w:color w:val="111111"/>
+                <w:sz w:val="14"/>
+                <w:szCs w:val="14"/>
               </w:rPr>
               <w:t xml:space="preserve">Dil Bilgisi</w:t>
             </w:r>
@@ -9206,19 +8988,19 @@
           </w:tcPr>
           <w:p>
             <w:pPr>
-              <w:spacing w:after="0" w:line="270"/>
-              <w:jc w:val="center"/>
-            </w:pPr>
-            <w:r>
-              <w:rPr>
-                <w:rFonts w:ascii="Times New Roman" w:cs="Times New Roman" w:eastAsia="Times New Roman" w:hAnsi="Times New Roman"/>
-                <w:b w:val="false"/>
-                <w:bCs w:val="false"/>
-                <w:i w:val="false"/>
-                <w:iCs w:val="false"/>
-                <w:color w:val="111111"/>
-                <w:sz w:val="18"/>
-                <w:szCs w:val="18"/>
+              <w:spacing w:after="0" w:line="208"/>
+              <w:jc w:val="center"/>
+            </w:pPr>
+            <w:r>
+              <w:rPr>
+                <w:rFonts w:ascii="Times New Roman" w:cs="Times New Roman" w:eastAsia="Times New Roman" w:hAnsi="Times New Roman"/>
+                <w:b w:val="false"/>
+                <w:bCs w:val="false"/>
+                <w:i w:val="false"/>
+                <w:iCs w:val="false"/>
+                <w:color w:val="111111"/>
+                <w:sz w:val="15"/>
+                <w:szCs w:val="15"/>
               </w:rPr>
               <w:t xml:space="preserve">14</w:t>
             </w:r>
@@ -9239,7 +9021,7 @@
           </w:tcPr>
           <w:p>
             <w:pPr>
-              <w:spacing w:after="0" w:line="270"/>
+              <w:spacing w:after="0" w:line="208"/>
               <w:jc w:val="center"/>
             </w:pPr>
             <w:r>
@@ -9250,8 +9032,8 @@
                 <w:i w:val="false"/>
                 <w:iCs w:val="false"/>
                 <w:color w:val="111111"/>
-                <w:sz w:val="18"/>
-                <w:szCs w:val="18"/>
+                <w:sz w:val="15"/>
+                <w:szCs w:val="15"/>
               </w:rPr>
               <w:t xml:space="preserve">5</w:t>
             </w:r>
@@ -9270,18 +9052,18 @@
           </w:tcPr>
           <w:p>
             <w:pPr>
-              <w:spacing w:after="0" w:line="270"/>
-            </w:pPr>
-            <w:r>
-              <w:rPr>
-                <w:rFonts w:ascii="Times New Roman" w:cs="Times New Roman" w:eastAsia="Times New Roman" w:hAnsi="Times New Roman"/>
-                <w:b w:val="false"/>
-                <w:bCs w:val="false"/>
-                <w:i w:val="false"/>
-                <w:iCs w:val="false"/>
-                <w:color w:val="111111"/>
-                <w:sz w:val="17"/>
-                <w:szCs w:val="17"/>
+              <w:spacing w:after="0" w:line="208"/>
+            </w:pPr>
+            <w:r>
+              <w:rPr>
+                <w:rFonts w:ascii="Times New Roman" w:cs="Times New Roman" w:eastAsia="Times New Roman" w:hAnsi="Times New Roman"/>
+                <w:b w:val="false"/>
+                <w:bCs w:val="false"/>
+                <w:i w:val="false"/>
+                <w:iCs w:val="false"/>
+                <w:color w:val="111111"/>
+                <w:sz w:val="14"/>
+                <w:szCs w:val="14"/>
               </w:rPr>
               <w:t xml:space="preserve">ARP.10.3.3.1 — Hedef dil yapılarının işlevini ayırt eder.</w:t>
             </w:r>
@@ -9300,19 +9082,19 @@
           </w:tcPr>
           <w:p>
             <w:pPr>
-              <w:spacing w:after="0" w:line="270"/>
-              <w:jc w:val="center"/>
-            </w:pPr>
-            <w:r>
-              <w:rPr>
-                <w:rFonts w:ascii="Times New Roman" w:cs="Times New Roman" w:eastAsia="Times New Roman" w:hAnsi="Times New Roman"/>
-                <w:b w:val="false"/>
-                <w:bCs w:val="false"/>
-                <w:i w:val="false"/>
-                <w:iCs w:val="false"/>
-                <w:color w:val="111111"/>
-                <w:sz w:val="17"/>
-                <w:szCs w:val="17"/>
+              <w:spacing w:after="0" w:line="208"/>
+              <w:jc w:val="center"/>
+            </w:pPr>
+            <w:r>
+              <w:rPr>
+                <w:rFonts w:ascii="Times New Roman" w:cs="Times New Roman" w:eastAsia="Times New Roman" w:hAnsi="Times New Roman"/>
+                <w:b w:val="false"/>
+                <w:bCs w:val="false"/>
+                <w:i w:val="false"/>
+                <w:iCs w:val="false"/>
+                <w:color w:val="111111"/>
+                <w:sz w:val="14"/>
+                <w:szCs w:val="14"/>
               </w:rPr>
               <w:t xml:space="preserve">Dil Bilgisi</w:t>
             </w:r>
@@ -9331,19 +9113,19 @@
           </w:tcPr>
           <w:p>
             <w:pPr>
-              <w:spacing w:after="0" w:line="270"/>
-              <w:jc w:val="center"/>
-            </w:pPr>
-            <w:r>
-              <w:rPr>
-                <w:rFonts w:ascii="Times New Roman" w:cs="Times New Roman" w:eastAsia="Times New Roman" w:hAnsi="Times New Roman"/>
-                <w:b w:val="false"/>
-                <w:bCs w:val="false"/>
-                <w:i w:val="false"/>
-                <w:iCs w:val="false"/>
-                <w:color w:val="111111"/>
-                <w:sz w:val="18"/>
-                <w:szCs w:val="18"/>
+              <w:spacing w:after="0" w:line="208"/>
+              <w:jc w:val="center"/>
+            </w:pPr>
+            <w:r>
+              <w:rPr>
+                <w:rFonts w:ascii="Times New Roman" w:cs="Times New Roman" w:eastAsia="Times New Roman" w:hAnsi="Times New Roman"/>
+                <w:b w:val="false"/>
+                <w:bCs w:val="false"/>
+                <w:i w:val="false"/>
+                <w:iCs w:val="false"/>
+                <w:color w:val="111111"/>
+                <w:sz w:val="15"/>
+                <w:szCs w:val="15"/>
               </w:rPr>
               <w:t xml:space="preserve">15</w:t>
             </w:r>
@@ -9364,7 +9146,7 @@
           </w:tcPr>
           <w:p>
             <w:pPr>
-              <w:spacing w:after="0" w:line="270"/>
+              <w:spacing w:after="0" w:line="208"/>
               <w:jc w:val="center"/>
             </w:pPr>
             <w:r>
@@ -9375,8 +9157,8 @@
                 <w:i w:val="false"/>
                 <w:iCs w:val="false"/>
                 <w:color w:val="111111"/>
-                <w:sz w:val="18"/>
-                <w:szCs w:val="18"/>
+                <w:sz w:val="15"/>
+                <w:szCs w:val="15"/>
               </w:rPr>
               <w:t xml:space="preserve">6</w:t>
             </w:r>
@@ -9395,18 +9177,18 @@
           </w:tcPr>
           <w:p>
             <w:pPr>
-              <w:spacing w:after="0" w:line="270"/>
-            </w:pPr>
-            <w:r>
-              <w:rPr>
-                <w:rFonts w:ascii="Times New Roman" w:cs="Times New Roman" w:eastAsia="Times New Roman" w:hAnsi="Times New Roman"/>
-                <w:b w:val="false"/>
-                <w:bCs w:val="false"/>
-                <w:i w:val="false"/>
-                <w:iCs w:val="false"/>
-                <w:color w:val="111111"/>
-                <w:sz w:val="17"/>
-                <w:szCs w:val="17"/>
+              <w:spacing w:after="0" w:line="208"/>
+            </w:pPr>
+            <w:r>
+              <w:rPr>
+                <w:rFonts w:ascii="Times New Roman" w:cs="Times New Roman" w:eastAsia="Times New Roman" w:hAnsi="Times New Roman"/>
+                <w:b w:val="false"/>
+                <w:bCs w:val="false"/>
+                <w:i w:val="false"/>
+                <w:iCs w:val="false"/>
+                <w:color w:val="111111"/>
+                <w:sz w:val="14"/>
+                <w:szCs w:val="14"/>
               </w:rPr>
               <w:t xml:space="preserve">ARP.10.3.3.1 — Cümledeki dil bilgisi yanlışlarını fark eder.</w:t>
             </w:r>
@@ -9425,19 +9207,19 @@
           </w:tcPr>
           <w:p>
             <w:pPr>
-              <w:spacing w:after="0" w:line="270"/>
-              <w:jc w:val="center"/>
-            </w:pPr>
-            <w:r>
-              <w:rPr>
-                <w:rFonts w:ascii="Times New Roman" w:cs="Times New Roman" w:eastAsia="Times New Roman" w:hAnsi="Times New Roman"/>
-                <w:b w:val="false"/>
-                <w:bCs w:val="false"/>
-                <w:i w:val="false"/>
-                <w:iCs w:val="false"/>
-                <w:color w:val="111111"/>
-                <w:sz w:val="17"/>
-                <w:szCs w:val="17"/>
+              <w:spacing w:after="0" w:line="208"/>
+              <w:jc w:val="center"/>
+            </w:pPr>
+            <w:r>
+              <w:rPr>
+                <w:rFonts w:ascii="Times New Roman" w:cs="Times New Roman" w:eastAsia="Times New Roman" w:hAnsi="Times New Roman"/>
+                <w:b w:val="false"/>
+                <w:bCs w:val="false"/>
+                <w:i w:val="false"/>
+                <w:iCs w:val="false"/>
+                <w:color w:val="111111"/>
+                <w:sz w:val="14"/>
+                <w:szCs w:val="14"/>
               </w:rPr>
               <w:t xml:space="preserve">Dil Bilgisi</w:t>
             </w:r>
@@ -9456,19 +9238,19 @@
           </w:tcPr>
           <w:p>
             <w:pPr>
-              <w:spacing w:after="0" w:line="270"/>
-              <w:jc w:val="center"/>
-            </w:pPr>
-            <w:r>
-              <w:rPr>
-                <w:rFonts w:ascii="Times New Roman" w:cs="Times New Roman" w:eastAsia="Times New Roman" w:hAnsi="Times New Roman"/>
-                <w:b w:val="false"/>
-                <w:bCs w:val="false"/>
-                <w:i w:val="false"/>
-                <w:iCs w:val="false"/>
-                <w:color w:val="111111"/>
-                <w:sz w:val="18"/>
-                <w:szCs w:val="18"/>
+              <w:spacing w:after="0" w:line="208"/>
+              <w:jc w:val="center"/>
+            </w:pPr>
+            <w:r>
+              <w:rPr>
+                <w:rFonts w:ascii="Times New Roman" w:cs="Times New Roman" w:eastAsia="Times New Roman" w:hAnsi="Times New Roman"/>
+                <w:b w:val="false"/>
+                <w:bCs w:val="false"/>
+                <w:i w:val="false"/>
+                <w:iCs w:val="false"/>
+                <w:color w:val="111111"/>
+                <w:sz w:val="15"/>
+                <w:szCs w:val="15"/>
               </w:rPr>
               <w:t xml:space="preserve">10</w:t>
             </w:r>
@@ -9489,7 +9271,7 @@
           </w:tcPr>
           <w:p>
             <w:pPr>
-              <w:spacing w:after="0" w:line="270"/>
+              <w:spacing w:after="0" w:line="208"/>
               <w:jc w:val="center"/>
             </w:pPr>
             <w:r>
@@ -9500,8 +9282,8 @@
                 <w:i w:val="false"/>
                 <w:iCs w:val="false"/>
                 <w:color w:val="111111"/>
-                <w:sz w:val="18"/>
-                <w:szCs w:val="18"/>
+                <w:sz w:val="15"/>
+                <w:szCs w:val="15"/>
               </w:rPr>
               <w:t xml:space="preserve">7</w:t>
             </w:r>
@@ -9520,18 +9302,18 @@
           </w:tcPr>
           <w:p>
             <w:pPr>
-              <w:spacing w:after="0" w:line="270"/>
-            </w:pPr>
-            <w:r>
-              <w:rPr>
-                <w:rFonts w:ascii="Times New Roman" w:cs="Times New Roman" w:eastAsia="Times New Roman" w:hAnsi="Times New Roman"/>
-                <w:b w:val="false"/>
-                <w:bCs w:val="false"/>
-                <w:i w:val="false"/>
-                <w:iCs w:val="false"/>
-                <w:color w:val="111111"/>
-                <w:sz w:val="17"/>
-                <w:szCs w:val="17"/>
+              <w:spacing w:after="0" w:line="208"/>
+            </w:pPr>
+            <w:r>
+              <w:rPr>
+                <w:rFonts w:ascii="Times New Roman" w:cs="Times New Roman" w:eastAsia="Times New Roman" w:hAnsi="Times New Roman"/>
+                <w:b w:val="false"/>
+                <w:bCs w:val="false"/>
+                <w:i w:val="false"/>
+                <w:iCs w:val="false"/>
+                <w:color w:val="111111"/>
+                <w:sz w:val="14"/>
+                <w:szCs w:val="14"/>
               </w:rPr>
               <w:t xml:space="preserve">ARP.10.3.3.1 — Sözcüklerden kurallı cümle kurar.</w:t>
             </w:r>
@@ -9550,19 +9332,19 @@
           </w:tcPr>
           <w:p>
             <w:pPr>
-              <w:spacing w:after="0" w:line="270"/>
-              <w:jc w:val="center"/>
-            </w:pPr>
-            <w:r>
-              <w:rPr>
-                <w:rFonts w:ascii="Times New Roman" w:cs="Times New Roman" w:eastAsia="Times New Roman" w:hAnsi="Times New Roman"/>
-                <w:b w:val="false"/>
-                <w:bCs w:val="false"/>
-                <w:i w:val="false"/>
-                <w:iCs w:val="false"/>
-                <w:color w:val="111111"/>
-                <w:sz w:val="17"/>
-                <w:szCs w:val="17"/>
+              <w:spacing w:after="0" w:line="208"/>
+              <w:jc w:val="center"/>
+            </w:pPr>
+            <w:r>
+              <w:rPr>
+                <w:rFonts w:ascii="Times New Roman" w:cs="Times New Roman" w:eastAsia="Times New Roman" w:hAnsi="Times New Roman"/>
+                <w:b w:val="false"/>
+                <w:bCs w:val="false"/>
+                <w:i w:val="false"/>
+                <w:iCs w:val="false"/>
+                <w:color w:val="111111"/>
+                <w:sz w:val="14"/>
+                <w:szCs w:val="14"/>
               </w:rPr>
               <w:t xml:space="preserve">Dil Bilgisi</w:t>
             </w:r>
@@ -9581,19 +9363,19 @@
           </w:tcPr>
           <w:p>
             <w:pPr>
-              <w:spacing w:after="0" w:line="270"/>
-              <w:jc w:val="center"/>
-            </w:pPr>
-            <w:r>
-              <w:rPr>
-                <w:rFonts w:ascii="Times New Roman" w:cs="Times New Roman" w:eastAsia="Times New Roman" w:hAnsi="Times New Roman"/>
-                <w:b w:val="false"/>
-                <w:bCs w:val="false"/>
-                <w:i w:val="false"/>
-                <w:iCs w:val="false"/>
-                <w:color w:val="111111"/>
-                <w:sz w:val="18"/>
-                <w:szCs w:val="18"/>
+              <w:spacing w:after="0" w:line="208"/>
+              <w:jc w:val="center"/>
+            </w:pPr>
+            <w:r>
+              <w:rPr>
+                <w:rFonts w:ascii="Times New Roman" w:cs="Times New Roman" w:eastAsia="Times New Roman" w:hAnsi="Times New Roman"/>
+                <w:b w:val="false"/>
+                <w:bCs w:val="false"/>
+                <w:i w:val="false"/>
+                <w:iCs w:val="false"/>
+                <w:color w:val="111111"/>
+                <w:sz w:val="15"/>
+                <w:szCs w:val="15"/>
               </w:rPr>
               <w:t xml:space="preserve">10</w:t>
             </w:r>
@@ -9614,7 +9396,7 @@
           </w:tcPr>
           <w:p>
             <w:pPr>
-              <w:spacing w:after="0" w:line="270"/>
+              <w:spacing w:after="0" w:line="208"/>
               <w:jc w:val="center"/>
             </w:pPr>
             <w:r>
@@ -9625,8 +9407,8 @@
                 <w:i w:val="false"/>
                 <w:iCs w:val="false"/>
                 <w:color w:val="111111"/>
-                <w:sz w:val="18"/>
-                <w:szCs w:val="18"/>
+                <w:sz w:val="15"/>
+                <w:szCs w:val="15"/>
               </w:rPr>
               <w:t xml:space="preserve">8</w:t>
             </w:r>
@@ -9645,18 +9427,18 @@
           </w:tcPr>
           <w:p>
             <w:pPr>
-              <w:spacing w:after="0" w:line="270"/>
-            </w:pPr>
-            <w:r>
-              <w:rPr>
-                <w:rFonts w:ascii="Times New Roman" w:cs="Times New Roman" w:eastAsia="Times New Roman" w:hAnsi="Times New Roman"/>
-                <w:b w:val="false"/>
-                <w:bCs w:val="false"/>
-                <w:i w:val="false"/>
-                <w:iCs w:val="false"/>
-                <w:color w:val="111111"/>
-                <w:sz w:val="17"/>
-                <w:szCs w:val="17"/>
+              <w:spacing w:after="0" w:line="208"/>
+            </w:pPr>
+            <w:r>
+              <w:rPr>
+                <w:rFonts w:ascii="Times New Roman" w:cs="Times New Roman" w:eastAsia="Times New Roman" w:hAnsi="Times New Roman"/>
+                <w:b w:val="false"/>
+                <w:bCs w:val="false"/>
+                <w:i w:val="false"/>
+                <w:iCs w:val="false"/>
+                <w:color w:val="111111"/>
+                <w:sz w:val="14"/>
+                <w:szCs w:val="14"/>
               </w:rPr>
               <w:t xml:space="preserve">ARP.10.3.6.3 — Yazılarında içerik oluşturur.</w:t>
             </w:r>
@@ -9675,19 +9457,19 @@
           </w:tcPr>
           <w:p>
             <w:pPr>
-              <w:spacing w:after="0" w:line="270"/>
-              <w:jc w:val="center"/>
-            </w:pPr>
-            <w:r>
-              <w:rPr>
-                <w:rFonts w:ascii="Times New Roman" w:cs="Times New Roman" w:eastAsia="Times New Roman" w:hAnsi="Times New Roman"/>
-                <w:b w:val="false"/>
-                <w:bCs w:val="false"/>
-                <w:i w:val="false"/>
-                <w:iCs w:val="false"/>
-                <w:color w:val="111111"/>
-                <w:sz w:val="17"/>
-                <w:szCs w:val="17"/>
+              <w:spacing w:after="0" w:line="208"/>
+              <w:jc w:val="center"/>
+            </w:pPr>
+            <w:r>
+              <w:rPr>
+                <w:rFonts w:ascii="Times New Roman" w:cs="Times New Roman" w:eastAsia="Times New Roman" w:hAnsi="Times New Roman"/>
+                <w:b w:val="false"/>
+                <w:bCs w:val="false"/>
+                <w:i w:val="false"/>
+                <w:iCs w:val="false"/>
+                <w:color w:val="111111"/>
+                <w:sz w:val="14"/>
+                <w:szCs w:val="14"/>
               </w:rPr>
               <w:t xml:space="preserve">Yazma</w:t>
             </w:r>
@@ -9706,19 +9488,19 @@
           </w:tcPr>
           <w:p>
             <w:pPr>
-              <w:spacing w:after="0" w:line="270"/>
-              <w:jc w:val="center"/>
-            </w:pPr>
-            <w:r>
-              <w:rPr>
-                <w:rFonts w:ascii="Times New Roman" w:cs="Times New Roman" w:eastAsia="Times New Roman" w:hAnsi="Times New Roman"/>
-                <w:b w:val="false"/>
-                <w:bCs w:val="false"/>
-                <w:i w:val="false"/>
-                <w:iCs w:val="false"/>
-                <w:color w:val="111111"/>
-                <w:sz w:val="18"/>
-                <w:szCs w:val="18"/>
+              <w:spacing w:after="0" w:line="208"/>
+              <w:jc w:val="center"/>
+            </w:pPr>
+            <w:r>
+              <w:rPr>
+                <w:rFonts w:ascii="Times New Roman" w:cs="Times New Roman" w:eastAsia="Times New Roman" w:hAnsi="Times New Roman"/>
+                <w:b w:val="false"/>
+                <w:bCs w:val="false"/>
+                <w:i w:val="false"/>
+                <w:iCs w:val="false"/>
+                <w:color w:val="111111"/>
+                <w:sz w:val="15"/>
+                <w:szCs w:val="15"/>
               </w:rPr>
               <w:t xml:space="preserve">15</w:t>
             </w:r>
@@ -9728,7 +9510,7 @@
     </w:tbl>
     <w:p>
       <w:pPr>
-        <w:spacing w:after="60"/>
+        <w:spacing w:after="18"/>
       </w:pPr>
       <w:r>
         <w:rPr>
@@ -9738,8 +9520,8 @@
           <w:i w:val="false"/>
           <w:iCs w:val="false"/>
           <w:color w:val="111111"/>
-          <w:sz w:val="21"/>
-          <w:szCs w:val="21"/>
+          <w:sz w:val="17"/>
+          <w:szCs w:val="17"/>
         </w:rPr>
         <w:t xml:space="preserve"/>
       </w:r>
@@ -9783,44 +9565,26 @@
           </w:tcPr>
           <w:p>
             <w:pPr>
-              <w:spacing w:after="0" w:line="120"/>
-            </w:pPr>
-            <w:r>
-              <w:rPr>
-                <w:rFonts w:ascii="Times New Roman" w:cs="Times New Roman" w:eastAsia="Times New Roman" w:hAnsi="Times New Roman"/>
-                <w:b w:val="false"/>
-                <w:bCs w:val="false"/>
-                <w:i w:val="false"/>
-                <w:iCs w:val="false"/>
-                <w:color w:val="111111"/>
-                <w:sz w:val="6"/>
-                <w:szCs w:val="6"/>
-              </w:rPr>
-              <w:t xml:space="preserve"/>
-            </w:r>
-          </w:p>
-          <w:p>
-            <w:pPr>
-              <w:spacing w:after="25"/>
-              <w:jc w:val="center"/>
-            </w:pPr>
-            <w:r>
-              <w:rPr>
-                <w:rFonts w:ascii="Times New Roman" w:cs="Times New Roman" w:eastAsia="Times New Roman" w:hAnsi="Times New Roman"/>
-                <w:b w:val="false"/>
-                <w:bCs w:val="false"/>
-                <w:i w:val="false"/>
-                <w:iCs w:val="false"/>
-                <w:color w:val="111111"/>
-                <w:sz w:val="19"/>
-                <w:szCs w:val="19"/>
+              <w:spacing w:after="8"/>
+              <w:jc w:val="center"/>
+            </w:pPr>
+            <w:r>
+              <w:rPr>
+                <w:rFonts w:ascii="Times New Roman" w:cs="Times New Roman" w:eastAsia="Times New Roman" w:hAnsi="Times New Roman"/>
+                <w:b w:val="false"/>
+                <w:bCs w:val="false"/>
+                <w:i w:val="false"/>
+                <w:iCs w:val="false"/>
+                <w:color w:val="111111"/>
+                <w:sz w:val="16"/>
+                <w:szCs w:val="16"/>
               </w:rPr>
               <w:t xml:space="preserve">……………………………………</w:t>
             </w:r>
           </w:p>
           <w:p>
             <w:pPr>
-              <w:spacing w:after="8"/>
+              <w:spacing w:after="2"/>
               <w:jc w:val="center"/>
             </w:pPr>
             <w:r>
@@ -9831,8 +9595,8 @@
                 <w:i w:val="false"/>
                 <w:iCs w:val="false"/>
                 <w:color w:val="111111"/>
-                <w:sz w:val="19"/>
-                <w:szCs w:val="19"/>
+                <w:sz w:val="16"/>
+                <w:szCs w:val="16"/>
               </w:rPr>
               <w:t xml:space="preserve">Ders Öğretmeni</w:t>
             </w:r>
@@ -9850,8 +9614,8 @@
                 <w:i w:val="false"/>
                 <w:iCs w:val="false"/>
                 <w:color w:val="55636F"/>
-                <w:sz w:val="17"/>
-                <w:szCs w:val="17"/>
+                <w:sz w:val="14"/>
+                <w:szCs w:val="14"/>
               </w:rPr>
               <w:t xml:space="preserve">Arapça</w:t>
             </w:r>
@@ -9886,34 +9650,34 @@
                 <w:i w:val="false"/>
                 <w:iCs w:val="false"/>
                 <w:color w:val="111111"/>
-                <w:sz w:val="6"/>
-                <w:szCs w:val="6"/>
+                <w:sz w:val="12"/>
+                <w:szCs w:val="12"/>
               </w:rPr>
               <w:t xml:space="preserve"/>
             </w:r>
           </w:p>
           <w:p>
             <w:pPr>
-              <w:spacing w:after="25"/>
-              <w:jc w:val="center"/>
-            </w:pPr>
-            <w:r>
-              <w:rPr>
-                <w:rFonts w:ascii="Times New Roman" w:cs="Times New Roman" w:eastAsia="Times New Roman" w:hAnsi="Times New Roman"/>
-                <w:b w:val="false"/>
-                <w:bCs w:val="false"/>
-                <w:i w:val="false"/>
-                <w:iCs w:val="false"/>
-                <w:color w:val="111111"/>
-                <w:sz w:val="19"/>
-                <w:szCs w:val="19"/>
+              <w:spacing w:after="8"/>
+              <w:jc w:val="center"/>
+            </w:pPr>
+            <w:r>
+              <w:rPr>
+                <w:rFonts w:ascii="Times New Roman" w:cs="Times New Roman" w:eastAsia="Times New Roman" w:hAnsi="Times New Roman"/>
+                <w:b w:val="false"/>
+                <w:bCs w:val="false"/>
+                <w:i w:val="false"/>
+                <w:iCs w:val="false"/>
+                <w:color w:val="111111"/>
+                <w:sz w:val="16"/>
+                <w:szCs w:val="16"/>
               </w:rPr>
               <w:t xml:space="preserve">……………………………………</w:t>
             </w:r>
           </w:p>
           <w:p>
             <w:pPr>
-              <w:spacing w:after="8"/>
+              <w:spacing w:after="2"/>
               <w:jc w:val="center"/>
             </w:pPr>
             <w:r>
@@ -9924,8 +9688,8 @@
                 <w:i w:val="false"/>
                 <w:iCs w:val="false"/>
                 <w:color w:val="111111"/>
-                <w:sz w:val="19"/>
-                <w:szCs w:val="19"/>
+                <w:sz w:val="16"/>
+                <w:szCs w:val="16"/>
               </w:rPr>
               <w:t xml:space="preserve">Okul Müdürü</w:t>
             </w:r>
@@ -9943,8 +9707,8 @@
                 <w:i w:val="false"/>
                 <w:iCs w:val="false"/>
                 <w:color w:val="55636F"/>
-                <w:sz w:val="17"/>
-                <w:szCs w:val="17"/>
+                <w:sz w:val="14"/>
+                <w:szCs w:val="14"/>
               </w:rPr>
               <w:t xml:space="preserve"/>
             </w:r>
@@ -9955,7 +9719,7 @@
     <w:sectPr>
       <w:footerReference w:type="default" r:id="rId7"/>
       <w:pgSz w:w="11906" w:h="16838" w:orient="portrait"/>
-      <w:pgMar w:top="1021" w:right="1021" w:bottom="1021" w:left="1021" w:header="708" w:footer="708" w:gutter="0"/>
+      <w:pgMar w:top="430" w:right="430" w:bottom="430" w:left="430" w:header="454" w:footer="400" w:gutter="0"/>
       <w:pgNumType/>
       <w:docGrid w:linePitch="360"/>
     </w:sectPr>

--- a/dosyalar/sinavlar/10-sinif/arapca-10-2d1y-klasik.docx
+++ b/dosyalar/sinavlar/10-sinif/arapca-10-2d1y-klasik.docx
@@ -640,7 +640,7 @@
                 <w:szCs w:val="26"/>
                 <w:rtl/>
               </w:rPr>
-              <w:t xml:space="preserve">اَلرِّحْلَةُ</w:t>
+              <w:t xml:space="preserve">اَلرِّحْلَةُ</w:t>
             </w:r>
           </w:p>
         </w:tc>
@@ -736,7 +736,7 @@
                 <w:szCs w:val="26"/>
                 <w:rtl/>
               </w:rPr>
-              <w:t xml:space="preserve">اَلطَّائِرَةُ</w:t>
+              <w:t xml:space="preserve">اَلطَّائِرَةُ</w:t>
             </w:r>
           </w:p>
         </w:tc>
@@ -832,7 +832,7 @@
                 <w:szCs w:val="26"/>
                 <w:rtl/>
               </w:rPr>
-              <w:t xml:space="preserve">اَلْمَحَطَّةُ</w:t>
+              <w:t xml:space="preserve">اَلمَحَطَّةُ</w:t>
             </w:r>
           </w:p>
         </w:tc>
@@ -928,7 +928,7 @@
                 <w:szCs w:val="26"/>
                 <w:rtl/>
               </w:rPr>
-              <w:t xml:space="preserve">جَوَازُ السَّفَرِ</w:t>
+              <w:t xml:space="preserve">جَوَازُ السَّفَرِ</w:t>
             </w:r>
           </w:p>
         </w:tc>
@@ -1024,7 +1024,7 @@
                 <w:szCs w:val="26"/>
                 <w:rtl/>
               </w:rPr>
-              <w:t xml:space="preserve">اَلْحَقِيبَةُ</w:t>
+              <w:t xml:space="preserve">اَلحَقِيبَةُ</w:t>
             </w:r>
           </w:p>
         </w:tc>
@@ -1120,7 +1120,7 @@
                 <w:szCs w:val="26"/>
                 <w:rtl/>
               </w:rPr>
-              <w:t xml:space="preserve">اَلْعَاصِمَةُ</w:t>
+              <w:t xml:space="preserve">اَلعَاصِمَةُ</w:t>
             </w:r>
           </w:p>
         </w:tc>
@@ -2105,7 +2105,7 @@
                 <w:szCs w:val="25"/>
                 <w:rtl/>
               </w:rPr>
-              <w:t xml:space="preserve">اَلْمَطَارُ</w:t>
+              <w:t xml:space="preserve">اَلمَطَارُ</w:t>
             </w:r>
           </w:p>
         </w:tc>
@@ -2275,7 +2275,7 @@
                 <w:szCs w:val="25"/>
                 <w:rtl/>
               </w:rPr>
-              <w:t xml:space="preserve">اَلسَّفِينَةُ</w:t>
+              <w:t xml:space="preserve">اَلسَّفِينَةُ</w:t>
             </w:r>
           </w:p>
         </w:tc>
@@ -2445,7 +2445,7 @@
                 <w:szCs w:val="25"/>
                 <w:rtl/>
               </w:rPr>
-              <w:t xml:space="preserve">اَلْفُنْدُقُ</w:t>
+              <w:t xml:space="preserve">اَلفُنْدُقُ</w:t>
             </w:r>
           </w:p>
         </w:tc>
@@ -2615,7 +2615,7 @@
                 <w:szCs w:val="25"/>
                 <w:rtl/>
               </w:rPr>
-              <w:t xml:space="preserve">اَلتَّذْكِرَةُ</w:t>
+              <w:t xml:space="preserve">اَلتَّذْكِرَةُ</w:t>
             </w:r>
           </w:p>
         </w:tc>
@@ -2785,7 +2785,7 @@
                 <w:szCs w:val="25"/>
                 <w:rtl/>
               </w:rPr>
-              <w:t xml:space="preserve">اَلْقَلْعَةُ</w:t>
+              <w:t xml:space="preserve">اَلقَلْعَةُ</w:t>
             </w:r>
           </w:p>
         </w:tc>
@@ -2955,7 +2955,7 @@
                 <w:szCs w:val="25"/>
                 <w:rtl/>
               </w:rPr>
-              <w:t xml:space="preserve">اَلسُّوقُ</w:t>
+              <w:t xml:space="preserve">اَلسُّوقُ</w:t>
             </w:r>
           </w:p>
         </w:tc>
@@ -3205,7 +3205,7 @@
                 <w:szCs w:val="26"/>
                 <w:rtl/>
               </w:rPr>
-              <w:t xml:space="preserve">بِالْقِطَارِ   —   لِأَنَّ   —   إِلَى   —   عَلَى الْيَمِينِ   —   أَكْبَرُ   —   لَا تَنْسَ   —   هَلْ يُمْكِنُ</w:t>
+              <w:t xml:space="preserve">بِالْقِطَارِ   —   لِأَنَّ   —   إِلَى   —   عَلَى اليَمِينِ   —   أَكْبَرُ   —   لَا تَنْسَ   —   هَلْ يُمْكِنُ</w:t>
             </w:r>
           </w:p>
         </w:tc>
@@ -3312,7 +3312,7 @@
                 <w:szCs w:val="25"/>
                 <w:rtl/>
               </w:rPr>
-              <w:t xml:space="preserve">سَافَرَ أَخِي ……………………… مِنْ أَنْقَرَةَ إِلَى إِسْطَنْبُولَ.</w:t>
+              <w:t xml:space="preserve">سَافَرَ أَخِي ……………………… مِنْ أَنْقَرَة إِلَى إِسْطَنْبُول.</w:t>
             </w:r>
           </w:p>
         </w:tc>
@@ -3384,7 +3384,7 @@
                 <w:szCs w:val="25"/>
                 <w:rtl/>
               </w:rPr>
-              <w:t xml:space="preserve">أُحِبُّ السَّفَرَ ……………………… فِيهِ فَوَائِدَ كَثِيرَةً.</w:t>
+              <w:t xml:space="preserve">أُحِبُّ السَّفَرَ ……………………… فِيهِ فَوَائِدَ كَثِيرَةً.</w:t>
             </w:r>
           </w:p>
         </w:tc>
@@ -3456,7 +3456,7 @@
                 <w:szCs w:val="25"/>
                 <w:rtl/>
               </w:rPr>
-              <w:t xml:space="preserve">نَذْهَبُ غَدًا ……………………… الْمَتْحَفِ التَّارِيخِيِّ.</w:t>
+              <w:t xml:space="preserve">نَذْهَبُ غَدًا ……………………… المَتْحَفِ التَّارِيخِيِّ.</w:t>
             </w:r>
           </w:p>
         </w:tc>
@@ -3528,7 +3528,7 @@
                 <w:szCs w:val="25"/>
                 <w:rtl/>
               </w:rPr>
-              <w:t xml:space="preserve">اَلْمَسْجِدُ ……………………… وَالْمَكْتَبَةُ عَلَى الْيَسَارِ.</w:t>
+              <w:t xml:space="preserve">اَلمَسْجِدُ ……………………… وَالْمَكْتَبَةُ عَلَى اليَسَارِ.</w:t>
             </w:r>
           </w:p>
         </w:tc>
@@ -3600,7 +3600,7 @@
                 <w:szCs w:val="25"/>
                 <w:rtl/>
               </w:rPr>
-              <w:t xml:space="preserve">اَلْقَاهِرَةُ ……………………… مِنْ دِمَشْقَ.</w:t>
+              <w:t xml:space="preserve">اَلقَاهِرَة ……………………… مِنْ دِمَشْق.</w:t>
             </w:r>
           </w:p>
         </w:tc>
@@ -3672,7 +3672,7 @@
                 <w:szCs w:val="25"/>
                 <w:rtl/>
               </w:rPr>
-              <w:t xml:space="preserve">……………………… جَوَازَ سَفَرِكَ يَا مُحَمَّدُ.</w:t>
+              <w:t xml:space="preserve">……………………… جَوَازَ سَفَرِكَ يَا مُحَمَّد.</w:t>
             </w:r>
           </w:p>
         </w:tc>
@@ -3851,7 +3851,7 @@
           <w:sz w:val="17"/>
           <w:szCs w:val="17"/>
         </w:rPr>
-        <w:t xml:space="preserve">1.  Aşağıdaki soruya verilebilecek en uygun cevap hangisidir:  «لِمَاذَا تُسَافِرُ إِلَى مَكَّةَ»</w:t>
+        <w:t xml:space="preserve">1.  Aşağıdaki soruya verilebilecek en uygun cevap hangisidir:  «لِمَاذَا تُسَافِرُ إِلَى مَكَّة»</w:t>
       </w:r>
     </w:p>
     <w:tbl>
@@ -3920,7 +3920,7 @@
                 <w:szCs w:val="25"/>
                 <w:rtl/>
               </w:rPr>
-              <w:t xml:space="preserve">لِأَنِّي أُرِيدُ الْعُمْرَةَ</w:t>
+              <w:t xml:space="preserve">لِأَنِّي أُرِيدُ العُمْرَةَ</w:t>
             </w:r>
           </w:p>
         </w:tc>
@@ -4025,7 +4025,7 @@
                 <w:szCs w:val="25"/>
                 <w:rtl/>
               </w:rPr>
-              <w:t xml:space="preserve">فِي السَّاعَةِ الثَّامِنَةِ</w:t>
+              <w:t xml:space="preserve">فِي السَّاعَةِ الثَّامِنَةِ</w:t>
             </w:r>
           </w:p>
         </w:tc>
@@ -4075,7 +4075,7 @@
                 <w:szCs w:val="25"/>
                 <w:rtl/>
               </w:rPr>
-              <w:t xml:space="preserve">هُوَ فِي الْمَحَطَّةِ</w:t>
+              <w:t xml:space="preserve">هُوَ فِي المَحَطَّةِ</w:t>
             </w:r>
           </w:p>
         </w:tc>
@@ -4098,7 +4098,7 @@
           <w:sz w:val="17"/>
           <w:szCs w:val="17"/>
         </w:rPr>
-        <w:t xml:space="preserve">2.  «أَذْهَبُ إِلَى الْمَدْرَسَةِ بِالْحَافِلَةِ» cümlesinde «بِ» harfi hangi anlamı verir?</w:t>
+        <w:t xml:space="preserve">2.  «أَذْهَبُ إِلَى المَدْرَسَةِ بِالْحَافِلَةِ» cümlesinde «بِ» harfi hangi anlamı verir?</w:t>
       </w:r>
     </w:p>
     <w:tbl>
@@ -4410,7 +4410,7 @@
                 <w:szCs w:val="25"/>
                 <w:rtl/>
               </w:rPr>
-              <w:t xml:space="preserve">تَفَضَّلْ، هَذَا جَوَازُ سَفَرِي</w:t>
+              <w:t xml:space="preserve">تَفَضَّلْ، هَذَا جَوَازُ سَفَرِي</w:t>
             </w:r>
           </w:p>
         </w:tc>
@@ -4460,7 +4460,7 @@
                 <w:szCs w:val="25"/>
                 <w:rtl/>
               </w:rPr>
-              <w:t xml:space="preserve">أَيْنَ الْفُنْدُقُ؟</w:t>
+              <w:t xml:space="preserve">أَيْن الفُنْدُقُ؟</w:t>
             </w:r>
           </w:p>
         </w:tc>
@@ -4515,7 +4515,7 @@
                 <w:szCs w:val="25"/>
                 <w:rtl/>
               </w:rPr>
-              <w:t xml:space="preserve">مَعَ السَّلَامَةِ</w:t>
+              <w:t xml:space="preserve">مَعَ السَّلَامَةِ</w:t>
             </w:r>
           </w:p>
         </w:tc>
@@ -4565,7 +4565,7 @@
                 <w:szCs w:val="25"/>
                 <w:rtl/>
               </w:rPr>
-              <w:t xml:space="preserve">كَمْ ثَمَنُ الْغُرْفَةِ؟</w:t>
+              <w:t xml:space="preserve">كَمْ ثَمَنُ الغُرْفَةِ؟</w:t>
             </w:r>
           </w:p>
         </w:tc>
@@ -4588,7 +4588,7 @@
           <w:sz w:val="17"/>
           <w:szCs w:val="17"/>
         </w:rPr>
-        <w:t xml:space="preserve">4.  «اَلْمَدِينَةُ الْمُنَوَّرَةُ أَجْمَلُ مِنْ غَيْرِهَا» cümlesinde «أَجْمَلُ» kelimesi hangi yapıdadır?</w:t>
+        <w:t xml:space="preserve">4.  «اَلمَدِينَةُ المُنَوَّرَةُ أَجْمَلُ مِنْ غَيْرِهَا» cümlesinde «أَجْمَلُ» kelimesi hangi yapıdadır?</w:t>
       </w:r>
     </w:p>
     <w:tbl>
@@ -4900,7 +4900,7 @@
                 <w:szCs w:val="25"/>
                 <w:rtl/>
               </w:rPr>
-              <w:t xml:space="preserve">عَلَى الْيَسَارِ</w:t>
+              <w:t xml:space="preserve">عَلَى اليَسَارِ</w:t>
             </w:r>
           </w:p>
         </w:tc>
@@ -4950,7 +4950,7 @@
                 <w:szCs w:val="25"/>
                 <w:rtl/>
               </w:rPr>
-              <w:t xml:space="preserve">إِلَى الْأَمَامِ</w:t>
+              <w:t xml:space="preserve">إِلَى الأَمَامِ</w:t>
             </w:r>
           </w:p>
         </w:tc>
@@ -5055,7 +5055,7 @@
                 <w:szCs w:val="25"/>
                 <w:rtl/>
               </w:rPr>
-              <w:t xml:space="preserve">قَرِيبٌ مِنَ السُّوقِ</w:t>
+              <w:t xml:space="preserve">قَرِيبٌ مِن السُّوقِ</w:t>
             </w:r>
           </w:p>
         </w:tc>
@@ -5357,7 +5357,7 @@
                 <w:szCs w:val="25"/>
                 <w:rtl/>
               </w:rPr>
-              <w:t xml:space="preserve">سَافَرْتُ إِلَى إِسْطَنْبُولَ بِالطَّائِرَةِ.</w:t>
+              <w:t xml:space="preserve">سَافَرْتُ إِلَى إِسْطَنْبُول بِالطَّائِرَةِ.</w:t>
             </w:r>
           </w:p>
         </w:tc>
@@ -5573,7 +5573,7 @@
                 <w:szCs w:val="25"/>
                 <w:rtl/>
               </w:rPr>
-              <w:t xml:space="preserve">اَلْمَتْحَفُ أَقْرَبُ مِنَ الْقَلْعَةِ.</w:t>
+              <w:t xml:space="preserve">اَلمَتْحَفُ أَقْرَبُ مِن القَلْعَةِ.</w:t>
             </w:r>
           </w:p>
         </w:tc>
@@ -5789,7 +5789,7 @@
                 <w:szCs w:val="25"/>
                 <w:rtl/>
               </w:rPr>
-              <w:t xml:space="preserve">ذَهَبَ الْمُسَافِرُونَ إِلَى الْمَحَطَّةُ.</w:t>
+              <w:t xml:space="preserve">ذَهَبَ المُسَافِرُونَ إِلَى المَحَطَّةُ.</w:t>
             </w:r>
           </w:p>
         </w:tc>
@@ -6004,7 +6004,7 @@
                 <w:szCs w:val="25"/>
                 <w:rtl/>
               </w:rPr>
-              <w:t xml:space="preserve">اَلْمَطَارِ  ـ  إِلَى  ـ  ذَهَبْنَا  ـ  بِالسَّيَّارَةِ</w:t>
+              <w:t xml:space="preserve">اَلمَطَارِ  ـ  إِلَى  ـ  ذَهَبْنَا  ـ  بِالسَّيَّارَةِ</w:t>
             </w:r>
           </w:p>
         </w:tc>
@@ -6076,7 +6076,7 @@
                 <w:szCs w:val="25"/>
                 <w:rtl/>
               </w:rPr>
-              <w:t xml:space="preserve">أَجْمَلُ  ـ  مِنْ  ـ  اَلْقَرْيَةُ  ـ  اَلْمَدِينَةِ</w:t>
+              <w:t xml:space="preserve">أَجْمَلُ  ـ  مِن  ـ  اَلقَرْيَةُ  ـ  اَلمَدِينَةِ</w:t>
             </w:r>
           </w:p>
         </w:tc>
@@ -6220,7 +6220,7 @@
                 <w:szCs w:val="25"/>
                 <w:rtl/>
               </w:rPr>
-              <w:t xml:space="preserve">اَلسُّوقِ  ـ  قَرِيبٌ  ـ  مِنَ  ـ  اَلْفُنْدُقُ</w:t>
+              <w:t xml:space="preserve">اَلسُّوقِ  ـ  قَرِيبٌ  ـ  مِن  ـ  اَلفُنْدُقُ</w:t>
             </w:r>
           </w:p>
         </w:tc>
@@ -6292,7 +6292,7 @@
                 <w:szCs w:val="25"/>
                 <w:rtl/>
               </w:rPr>
-              <w:t xml:space="preserve">تَذْكِرَتَكَ  ـ  فِي  ـ  لَا  ـ  تَنْسَ  ـ  الْحَقِيبَةِ</w:t>
+              <w:t xml:space="preserve">تَذْكِرَتَكَ  ـ  فِي  ـ  لَا  ـ  تَنْسَ  ـ  الحَقِيبَةِ</w:t>
             </w:r>
           </w:p>
         </w:tc>
@@ -6444,7 +6444,7 @@
                 <w:szCs w:val="26"/>
                 <w:rtl/>
               </w:rPr>
-              <w:t xml:space="preserve">سَافَرْتُ إِلَى   —   بِالطَّائِرَةِ   —   لِأَنَّ   —   فِي الْبِدَايَةِ   —   بَعْدَ ذَلِكَ   —   زُرْنَا   —   أَجْمَلُ مِنْ   —   فِي النِّهَايَةِ</w:t>
+              <w:t xml:space="preserve">سَافَرْتُ إِلَى   —   بِالطَّائِرَةِ   —   لِأَنَّ   —   فِي البِدَايَةِ   —   بَعْدَ ذَلِكَ   —   زُرْنَا   —   أَجْمَلُ مِنْ   —   فِي النِّهَايَةِ</w:t>
             </w:r>
           </w:p>
         </w:tc>
@@ -6960,7 +6960,7 @@
                 <w:szCs w:val="24"/>
                 <w:rtl/>
               </w:rPr>
-              <w:t xml:space="preserve">سَأُسَافِرُ غَدًا إِلَى الْقَاهِرَةِ بِالطَّائِرَةِ. · هَلْ مَحَطَّةُ الْحَافِلَاتِ بَعِيدَةٌ مِنْ هُنَا؟</w:t>
+              <w:t xml:space="preserve">سَأُسَافِرُ غَدًا إِلَى القَاهِرَة بِالطَّائِرَةِ. · هَلْ مَحَطَّةُ الحَافِلَاتِ بَعِيدَةٌ مِنْ هُنَا؟</w:t>
             </w:r>
           </w:p>
           <w:p>
@@ -6978,7 +6978,7 @@
                 <w:szCs w:val="24"/>
                 <w:rtl/>
               </w:rPr>
-              <w:t xml:space="preserve">مِنْ فَضْلِكَ، لَا تَنْسَ تَذْكِرَتَكَ وَجَوَازَ سَفَرِكَ. · إِسْطَنْبُولُ أَكْبَرُ مِنْ أَنْقَرَةَ.</w:t>
+              <w:t xml:space="preserve">مِنْ فَضْلِكَ، لَا تَنْسَ تَذْكِرَتَكَ وَجَوَازَ سَفَرِكَ. · إِسْطَنْبُول أَكْبَرُ مِنْ أَنْقَرَة.</w:t>
             </w:r>
           </w:p>
           <w:p>
@@ -6996,7 +6996,7 @@
                 <w:szCs w:val="24"/>
                 <w:rtl/>
               </w:rPr>
-              <w:t xml:space="preserve">اَلْمَتْحَفُ عَلَى يَسَارِ الْجَامِعِ. · هَلْ يُمْكِنُ أَنْ أَحْجِزَ غُرْفَةً؟</w:t>
+              <w:t xml:space="preserve">اَلمَتْحَفُ عَلَى يَسَارِ الجَامِعِ. · هَلْ يُمْكِنُ أَنْ أَحْجِزَ غُرْفَةً؟</w:t>
             </w:r>
           </w:p>
         </w:tc>
@@ -7184,7 +7184,7 @@
                 <w:szCs w:val="24"/>
                 <w:rtl/>
               </w:rPr>
-              <w:t xml:space="preserve">بِالْقِطَارِ ، لِأَنَّ ، إِلَى ، عَلَى الْيَمِينِ ، أَكْبَرُ ، لَا تَنْسَ ، هَلْ يُمْكِنُ</w:t>
+              <w:t xml:space="preserve">بِالْقِطَارِ ، لِأَنَّ ، إِلَى ، عَلَى اليَمِينِ ، أَكْبَرُ ، لَا تَنْسَ ، هَلْ يُمْكِنُ</w:t>
             </w:r>
           </w:p>
         </w:tc>
@@ -7466,7 +7466,7 @@
                 <w:szCs w:val="24"/>
                 <w:rtl/>
               </w:rPr>
-              <w:t xml:space="preserve">ذَهَبْنَا إِلَى الْمَطَارِ بِالسَّيَّارَةِ. · اَلْقَرْيَةُ أَجْمَلُ مِنَ الْمَدِينَةِ.</w:t>
+              <w:t xml:space="preserve">ذَهَبْنَا إِلَى المَطَارِ بِالسَّيَّارَةِ. · اَلقَرْيَةُ أَجْمَلُ مِن المَدِينَةِ.</w:t>
             </w:r>
           </w:p>
           <w:p>
@@ -7484,7 +7484,7 @@
                 <w:szCs w:val="24"/>
                 <w:rtl/>
               </w:rPr>
-              <w:t xml:space="preserve">أُرِيدُ أَنْ أَحْجِزَ غُرْفَةً. · اَلْفُنْدُقُ قَرِيبٌ مِنَ السُّوقِ.</w:t>
+              <w:t xml:space="preserve">أُرِيدُ أَنْ أَحْجِزَ غُرْفَةً. · اَلفُنْدُقُ قَرِيبٌ مِن السُّوقِ.</w:t>
             </w:r>
           </w:p>
           <w:p>
@@ -7502,7 +7502,7 @@
                 <w:szCs w:val="24"/>
                 <w:rtl/>
               </w:rPr>
-              <w:t xml:space="preserve">لَا تَنْسَ تَذْكِرَتَكَ فِي الْحَقِيبَةِ.</w:t>
+              <w:t xml:space="preserve">لَا تَنْسَ تَذْكِرَتَكَ فِي الحَقِيبَةِ.</w:t>
             </w:r>
           </w:p>
         </w:tc>

--- a/dosyalar/sinavlar/10-sinif/arapca-10-2d1y-klasik.docx
+++ b/dosyalar/sinavlar/10-sinif/arapca-10-2d1y-klasik.docx
@@ -632,7 +632,7 @@
             </w:pPr>
             <w:r>
               <w:rPr>
-                <w:rFonts w:ascii="Markazi Text" w:cs="Markazi Text" w:eastAsia="Markazi Text" w:hAnsi="Markazi Text"/>
+                <w:rFonts w:ascii="Arakom" w:cs="Arakom" w:eastAsia="Arakom" w:hAnsi="Arakom"/>
                 <w:b w:val="false"/>
                 <w:bCs w:val="false"/>
                 <w:color w:val="111111"/>
@@ -728,7 +728,7 @@
             </w:pPr>
             <w:r>
               <w:rPr>
-                <w:rFonts w:ascii="Markazi Text" w:cs="Markazi Text" w:eastAsia="Markazi Text" w:hAnsi="Markazi Text"/>
+                <w:rFonts w:ascii="Arakom" w:cs="Arakom" w:eastAsia="Arakom" w:hAnsi="Arakom"/>
                 <w:b w:val="false"/>
                 <w:bCs w:val="false"/>
                 <w:color w:val="111111"/>
@@ -824,7 +824,7 @@
             </w:pPr>
             <w:r>
               <w:rPr>
-                <w:rFonts w:ascii="Markazi Text" w:cs="Markazi Text" w:eastAsia="Markazi Text" w:hAnsi="Markazi Text"/>
+                <w:rFonts w:ascii="Arakom" w:cs="Arakom" w:eastAsia="Arakom" w:hAnsi="Arakom"/>
                 <w:b w:val="false"/>
                 <w:bCs w:val="false"/>
                 <w:color w:val="111111"/>
@@ -920,7 +920,7 @@
             </w:pPr>
             <w:r>
               <w:rPr>
-                <w:rFonts w:ascii="Markazi Text" w:cs="Markazi Text" w:eastAsia="Markazi Text" w:hAnsi="Markazi Text"/>
+                <w:rFonts w:ascii="Arakom" w:cs="Arakom" w:eastAsia="Arakom" w:hAnsi="Arakom"/>
                 <w:b w:val="false"/>
                 <w:bCs w:val="false"/>
                 <w:color w:val="111111"/>
@@ -1016,7 +1016,7 @@
             </w:pPr>
             <w:r>
               <w:rPr>
-                <w:rFonts w:ascii="Markazi Text" w:cs="Markazi Text" w:eastAsia="Markazi Text" w:hAnsi="Markazi Text"/>
+                <w:rFonts w:ascii="Arakom" w:cs="Arakom" w:eastAsia="Arakom" w:hAnsi="Arakom"/>
                 <w:b w:val="false"/>
                 <w:bCs w:val="false"/>
                 <w:color w:val="111111"/>
@@ -1112,7 +1112,7 @@
             </w:pPr>
             <w:r>
               <w:rPr>
-                <w:rFonts w:ascii="Markazi Text" w:cs="Markazi Text" w:eastAsia="Markazi Text" w:hAnsi="Markazi Text"/>
+                <w:rFonts w:ascii="Arakom" w:cs="Arakom" w:eastAsia="Arakom" w:hAnsi="Arakom"/>
                 <w:b w:val="false"/>
                 <w:bCs w:val="false"/>
                 <w:color w:val="111111"/>
@@ -1441,7 +1441,7 @@
             </w:pPr>
             <w:r>
               <w:rPr>
-                <w:rFonts w:ascii="Markazi Text" w:cs="Markazi Text" w:eastAsia="Markazi Text" w:hAnsi="Markazi Text"/>
+                <w:rFonts w:ascii="Arakom" w:cs="Arakom" w:eastAsia="Arakom" w:hAnsi="Arakom"/>
                 <w:b w:val="false"/>
                 <w:bCs w:val="false"/>
                 <w:color w:val="111111"/>
@@ -1537,7 +1537,7 @@
             </w:pPr>
             <w:r>
               <w:rPr>
-                <w:rFonts w:ascii="Markazi Text" w:cs="Markazi Text" w:eastAsia="Markazi Text" w:hAnsi="Markazi Text"/>
+                <w:rFonts w:ascii="Arakom" w:cs="Arakom" w:eastAsia="Arakom" w:hAnsi="Arakom"/>
                 <w:b w:val="false"/>
                 <w:bCs w:val="false"/>
                 <w:color w:val="111111"/>
@@ -1633,7 +1633,7 @@
             </w:pPr>
             <w:r>
               <w:rPr>
-                <w:rFonts w:ascii="Markazi Text" w:cs="Markazi Text" w:eastAsia="Markazi Text" w:hAnsi="Markazi Text"/>
+                <w:rFonts w:ascii="Arakom" w:cs="Arakom" w:eastAsia="Arakom" w:hAnsi="Arakom"/>
                 <w:b w:val="false"/>
                 <w:bCs w:val="false"/>
                 <w:color w:val="111111"/>
@@ -1729,7 +1729,7 @@
             </w:pPr>
             <w:r>
               <w:rPr>
-                <w:rFonts w:ascii="Markazi Text" w:cs="Markazi Text" w:eastAsia="Markazi Text" w:hAnsi="Markazi Text"/>
+                <w:rFonts w:ascii="Arakom" w:cs="Arakom" w:eastAsia="Arakom" w:hAnsi="Arakom"/>
                 <w:b w:val="false"/>
                 <w:bCs w:val="false"/>
                 <w:color w:val="111111"/>
@@ -1825,7 +1825,7 @@
             </w:pPr>
             <w:r>
               <w:rPr>
-                <w:rFonts w:ascii="Markazi Text" w:cs="Markazi Text" w:eastAsia="Markazi Text" w:hAnsi="Markazi Text"/>
+                <w:rFonts w:ascii="Arakom" w:cs="Arakom" w:eastAsia="Arakom" w:hAnsi="Arakom"/>
                 <w:b w:val="false"/>
                 <w:bCs w:val="false"/>
                 <w:color w:val="111111"/>
@@ -1921,7 +1921,7 @@
             </w:pPr>
             <w:r>
               <w:rPr>
-                <w:rFonts w:ascii="Markazi Text" w:cs="Markazi Text" w:eastAsia="Markazi Text" w:hAnsi="Markazi Text"/>
+                <w:rFonts w:ascii="Arakom" w:cs="Arakom" w:eastAsia="Arakom" w:hAnsi="Arakom"/>
                 <w:b w:val="false"/>
                 <w:bCs w:val="false"/>
                 <w:color w:val="111111"/>
@@ -2097,7 +2097,7 @@
             </w:pPr>
             <w:r>
               <w:rPr>
-                <w:rFonts w:ascii="Markazi Text" w:cs="Markazi Text" w:eastAsia="Markazi Text" w:hAnsi="Markazi Text"/>
+                <w:rFonts w:ascii="Arakom" w:cs="Arakom" w:eastAsia="Arakom" w:hAnsi="Arakom"/>
                 <w:b w:val="false"/>
                 <w:bCs w:val="false"/>
                 <w:color w:val="111111"/>
@@ -2267,7 +2267,7 @@
             </w:pPr>
             <w:r>
               <w:rPr>
-                <w:rFonts w:ascii="Markazi Text" w:cs="Markazi Text" w:eastAsia="Markazi Text" w:hAnsi="Markazi Text"/>
+                <w:rFonts w:ascii="Arakom" w:cs="Arakom" w:eastAsia="Arakom" w:hAnsi="Arakom"/>
                 <w:b w:val="false"/>
                 <w:bCs w:val="false"/>
                 <w:color w:val="111111"/>
@@ -2437,7 +2437,7 @@
             </w:pPr>
             <w:r>
               <w:rPr>
-                <w:rFonts w:ascii="Markazi Text" w:cs="Markazi Text" w:eastAsia="Markazi Text" w:hAnsi="Markazi Text"/>
+                <w:rFonts w:ascii="Arakom" w:cs="Arakom" w:eastAsia="Arakom" w:hAnsi="Arakom"/>
                 <w:b w:val="false"/>
                 <w:bCs w:val="false"/>
                 <w:color w:val="111111"/>
@@ -2607,7 +2607,7 @@
             </w:pPr>
             <w:r>
               <w:rPr>
-                <w:rFonts w:ascii="Markazi Text" w:cs="Markazi Text" w:eastAsia="Markazi Text" w:hAnsi="Markazi Text"/>
+                <w:rFonts w:ascii="Arakom" w:cs="Arakom" w:eastAsia="Arakom" w:hAnsi="Arakom"/>
                 <w:b w:val="false"/>
                 <w:bCs w:val="false"/>
                 <w:color w:val="111111"/>
@@ -2777,7 +2777,7 @@
             </w:pPr>
             <w:r>
               <w:rPr>
-                <w:rFonts w:ascii="Markazi Text" w:cs="Markazi Text" w:eastAsia="Markazi Text" w:hAnsi="Markazi Text"/>
+                <w:rFonts w:ascii="Arakom" w:cs="Arakom" w:eastAsia="Arakom" w:hAnsi="Arakom"/>
                 <w:b w:val="false"/>
                 <w:bCs w:val="false"/>
                 <w:color w:val="111111"/>
@@ -2947,7 +2947,7 @@
             </w:pPr>
             <w:r>
               <w:rPr>
-                <w:rFonts w:ascii="Markazi Text" w:cs="Markazi Text" w:eastAsia="Markazi Text" w:hAnsi="Markazi Text"/>
+                <w:rFonts w:ascii="Arakom" w:cs="Arakom" w:eastAsia="Arakom" w:hAnsi="Arakom"/>
                 <w:b w:val="false"/>
                 <w:bCs w:val="false"/>
                 <w:color w:val="111111"/>
@@ -3197,7 +3197,7 @@
             </w:pPr>
             <w:r>
               <w:rPr>
-                <w:rFonts w:ascii="Markazi Text" w:cs="Markazi Text" w:eastAsia="Markazi Text" w:hAnsi="Markazi Text"/>
+                <w:rFonts w:ascii="Arakom" w:cs="Arakom" w:eastAsia="Arakom" w:hAnsi="Arakom"/>
                 <w:b w:val="false"/>
                 <w:bCs w:val="false"/>
                 <w:color w:val="111111"/>
@@ -3304,7 +3304,7 @@
             </w:pPr>
             <w:r>
               <w:rPr>
-                <w:rFonts w:ascii="Markazi Text" w:cs="Markazi Text" w:eastAsia="Markazi Text" w:hAnsi="Markazi Text"/>
+                <w:rFonts w:ascii="Arakom" w:cs="Arakom" w:eastAsia="Arakom" w:hAnsi="Arakom"/>
                 <w:b w:val="false"/>
                 <w:bCs w:val="false"/>
                 <w:color w:val="111111"/>
@@ -3376,7 +3376,7 @@
             </w:pPr>
             <w:r>
               <w:rPr>
-                <w:rFonts w:ascii="Markazi Text" w:cs="Markazi Text" w:eastAsia="Markazi Text" w:hAnsi="Markazi Text"/>
+                <w:rFonts w:ascii="Arakom" w:cs="Arakom" w:eastAsia="Arakom" w:hAnsi="Arakom"/>
                 <w:b w:val="false"/>
                 <w:bCs w:val="false"/>
                 <w:color w:val="111111"/>
@@ -3448,7 +3448,7 @@
             </w:pPr>
             <w:r>
               <w:rPr>
-                <w:rFonts w:ascii="Markazi Text" w:cs="Markazi Text" w:eastAsia="Markazi Text" w:hAnsi="Markazi Text"/>
+                <w:rFonts w:ascii="Arakom" w:cs="Arakom" w:eastAsia="Arakom" w:hAnsi="Arakom"/>
                 <w:b w:val="false"/>
                 <w:bCs w:val="false"/>
                 <w:color w:val="111111"/>
@@ -3520,7 +3520,7 @@
             </w:pPr>
             <w:r>
               <w:rPr>
-                <w:rFonts w:ascii="Markazi Text" w:cs="Markazi Text" w:eastAsia="Markazi Text" w:hAnsi="Markazi Text"/>
+                <w:rFonts w:ascii="Arakom" w:cs="Arakom" w:eastAsia="Arakom" w:hAnsi="Arakom"/>
                 <w:b w:val="false"/>
                 <w:bCs w:val="false"/>
                 <w:color w:val="111111"/>
@@ -3592,7 +3592,7 @@
             </w:pPr>
             <w:r>
               <w:rPr>
-                <w:rFonts w:ascii="Markazi Text" w:cs="Markazi Text" w:eastAsia="Markazi Text" w:hAnsi="Markazi Text"/>
+                <w:rFonts w:ascii="Arakom" w:cs="Arakom" w:eastAsia="Arakom" w:hAnsi="Arakom"/>
                 <w:b w:val="false"/>
                 <w:bCs w:val="false"/>
                 <w:color w:val="111111"/>
@@ -3664,7 +3664,7 @@
             </w:pPr>
             <w:r>
               <w:rPr>
-                <w:rFonts w:ascii="Markazi Text" w:cs="Markazi Text" w:eastAsia="Markazi Text" w:hAnsi="Markazi Text"/>
+                <w:rFonts w:ascii="Arakom" w:cs="Arakom" w:eastAsia="Arakom" w:hAnsi="Arakom"/>
                 <w:b w:val="false"/>
                 <w:bCs w:val="false"/>
                 <w:color w:val="111111"/>
@@ -3736,7 +3736,7 @@
             </w:pPr>
             <w:r>
               <w:rPr>
-                <w:rFonts w:ascii="Markazi Text" w:cs="Markazi Text" w:eastAsia="Markazi Text" w:hAnsi="Markazi Text"/>
+                <w:rFonts w:ascii="Arakom" w:cs="Arakom" w:eastAsia="Arakom" w:hAnsi="Arakom"/>
                 <w:b w:val="false"/>
                 <w:bCs w:val="false"/>
                 <w:color w:val="111111"/>
@@ -3912,7 +3912,7 @@
             </w:r>
             <w:r>
               <w:rPr>
-                <w:rFonts w:ascii="Markazi Text" w:cs="Markazi Text" w:eastAsia="Markazi Text" w:hAnsi="Markazi Text"/>
+                <w:rFonts w:ascii="Arakom" w:cs="Arakom" w:eastAsia="Arakom" w:hAnsi="Arakom"/>
                 <w:b w:val="false"/>
                 <w:bCs w:val="false"/>
                 <w:color w:val="111111"/>
@@ -3962,7 +3962,7 @@
             </w:r>
             <w:r>
               <w:rPr>
-                <w:rFonts w:ascii="Markazi Text" w:cs="Markazi Text" w:eastAsia="Markazi Text" w:hAnsi="Markazi Text"/>
+                <w:rFonts w:ascii="Arakom" w:cs="Arakom" w:eastAsia="Arakom" w:hAnsi="Arakom"/>
                 <w:b w:val="false"/>
                 <w:bCs w:val="false"/>
                 <w:color w:val="111111"/>
@@ -4017,7 +4017,7 @@
             </w:r>
             <w:r>
               <w:rPr>
-                <w:rFonts w:ascii="Markazi Text" w:cs="Markazi Text" w:eastAsia="Markazi Text" w:hAnsi="Markazi Text"/>
+                <w:rFonts w:ascii="Arakom" w:cs="Arakom" w:eastAsia="Arakom" w:hAnsi="Arakom"/>
                 <w:b w:val="false"/>
                 <w:bCs w:val="false"/>
                 <w:color w:val="111111"/>
@@ -4067,7 +4067,7 @@
             </w:r>
             <w:r>
               <w:rPr>
-                <w:rFonts w:ascii="Markazi Text" w:cs="Markazi Text" w:eastAsia="Markazi Text" w:hAnsi="Markazi Text"/>
+                <w:rFonts w:ascii="Arakom" w:cs="Arakom" w:eastAsia="Arakom" w:hAnsi="Arakom"/>
                 <w:b w:val="false"/>
                 <w:bCs w:val="false"/>
                 <w:color w:val="111111"/>
@@ -4402,7 +4402,7 @@
             </w:r>
             <w:r>
               <w:rPr>
-                <w:rFonts w:ascii="Markazi Text" w:cs="Markazi Text" w:eastAsia="Markazi Text" w:hAnsi="Markazi Text"/>
+                <w:rFonts w:ascii="Arakom" w:cs="Arakom" w:eastAsia="Arakom" w:hAnsi="Arakom"/>
                 <w:b w:val="false"/>
                 <w:bCs w:val="false"/>
                 <w:color w:val="111111"/>
@@ -4452,7 +4452,7 @@
             </w:r>
             <w:r>
               <w:rPr>
-                <w:rFonts w:ascii="Markazi Text" w:cs="Markazi Text" w:eastAsia="Markazi Text" w:hAnsi="Markazi Text"/>
+                <w:rFonts w:ascii="Arakom" w:cs="Arakom" w:eastAsia="Arakom" w:hAnsi="Arakom"/>
                 <w:b w:val="false"/>
                 <w:bCs w:val="false"/>
                 <w:color w:val="111111"/>
@@ -4507,7 +4507,7 @@
             </w:r>
             <w:r>
               <w:rPr>
-                <w:rFonts w:ascii="Markazi Text" w:cs="Markazi Text" w:eastAsia="Markazi Text" w:hAnsi="Markazi Text"/>
+                <w:rFonts w:ascii="Arakom" w:cs="Arakom" w:eastAsia="Arakom" w:hAnsi="Arakom"/>
                 <w:b w:val="false"/>
                 <w:bCs w:val="false"/>
                 <w:color w:val="111111"/>
@@ -4557,7 +4557,7 @@
             </w:r>
             <w:r>
               <w:rPr>
-                <w:rFonts w:ascii="Markazi Text" w:cs="Markazi Text" w:eastAsia="Markazi Text" w:hAnsi="Markazi Text"/>
+                <w:rFonts w:ascii="Arakom" w:cs="Arakom" w:eastAsia="Arakom" w:hAnsi="Arakom"/>
                 <w:b w:val="false"/>
                 <w:bCs w:val="false"/>
                 <w:color w:val="111111"/>
@@ -4892,7 +4892,7 @@
             </w:r>
             <w:r>
               <w:rPr>
-                <w:rFonts w:ascii="Markazi Text" w:cs="Markazi Text" w:eastAsia="Markazi Text" w:hAnsi="Markazi Text"/>
+                <w:rFonts w:ascii="Arakom" w:cs="Arakom" w:eastAsia="Arakom" w:hAnsi="Arakom"/>
                 <w:b w:val="false"/>
                 <w:bCs w:val="false"/>
                 <w:color w:val="111111"/>
@@ -4942,7 +4942,7 @@
             </w:r>
             <w:r>
               <w:rPr>
-                <w:rFonts w:ascii="Markazi Text" w:cs="Markazi Text" w:eastAsia="Markazi Text" w:hAnsi="Markazi Text"/>
+                <w:rFonts w:ascii="Arakom" w:cs="Arakom" w:eastAsia="Arakom" w:hAnsi="Arakom"/>
                 <w:b w:val="false"/>
                 <w:bCs w:val="false"/>
                 <w:color w:val="111111"/>
@@ -4997,7 +4997,7 @@
             </w:r>
             <w:r>
               <w:rPr>
-                <w:rFonts w:ascii="Markazi Text" w:cs="Markazi Text" w:eastAsia="Markazi Text" w:hAnsi="Markazi Text"/>
+                <w:rFonts w:ascii="Arakom" w:cs="Arakom" w:eastAsia="Arakom" w:hAnsi="Arakom"/>
                 <w:b w:val="false"/>
                 <w:bCs w:val="false"/>
                 <w:color w:val="111111"/>
@@ -5047,7 +5047,7 @@
             </w:r>
             <w:r>
               <w:rPr>
-                <w:rFonts w:ascii="Markazi Text" w:cs="Markazi Text" w:eastAsia="Markazi Text" w:hAnsi="Markazi Text"/>
+                <w:rFonts w:ascii="Arakom" w:cs="Arakom" w:eastAsia="Arakom" w:hAnsi="Arakom"/>
                 <w:b w:val="false"/>
                 <w:bCs w:val="false"/>
                 <w:color w:val="111111"/>
@@ -5349,7 +5349,7 @@
             </w:pPr>
             <w:r>
               <w:rPr>
-                <w:rFonts w:ascii="Markazi Text" w:cs="Markazi Text" w:eastAsia="Markazi Text" w:hAnsi="Markazi Text"/>
+                <w:rFonts w:ascii="Arakom" w:cs="Arakom" w:eastAsia="Arakom" w:hAnsi="Arakom"/>
                 <w:b w:val="false"/>
                 <w:bCs w:val="false"/>
                 <w:color w:val="111111"/>
@@ -5457,7 +5457,7 @@
             </w:pPr>
             <w:r>
               <w:rPr>
-                <w:rFonts w:ascii="Markazi Text" w:cs="Markazi Text" w:eastAsia="Markazi Text" w:hAnsi="Markazi Text"/>
+                <w:rFonts w:ascii="Arakom" w:cs="Arakom" w:eastAsia="Arakom" w:hAnsi="Arakom"/>
                 <w:b w:val="false"/>
                 <w:bCs w:val="false"/>
                 <w:color w:val="111111"/>
@@ -5565,7 +5565,7 @@
             </w:pPr>
             <w:r>
               <w:rPr>
-                <w:rFonts w:ascii="Markazi Text" w:cs="Markazi Text" w:eastAsia="Markazi Text" w:hAnsi="Markazi Text"/>
+                <w:rFonts w:ascii="Arakom" w:cs="Arakom" w:eastAsia="Arakom" w:hAnsi="Arakom"/>
                 <w:b w:val="false"/>
                 <w:bCs w:val="false"/>
                 <w:color w:val="111111"/>
@@ -5673,7 +5673,7 @@
             </w:pPr>
             <w:r>
               <w:rPr>
-                <w:rFonts w:ascii="Markazi Text" w:cs="Markazi Text" w:eastAsia="Markazi Text" w:hAnsi="Markazi Text"/>
+                <w:rFonts w:ascii="Arakom" w:cs="Arakom" w:eastAsia="Arakom" w:hAnsi="Arakom"/>
                 <w:b w:val="false"/>
                 <w:bCs w:val="false"/>
                 <w:color w:val="111111"/>
@@ -5781,7 +5781,7 @@
             </w:pPr>
             <w:r>
               <w:rPr>
-                <w:rFonts w:ascii="Markazi Text" w:cs="Markazi Text" w:eastAsia="Markazi Text" w:hAnsi="Markazi Text"/>
+                <w:rFonts w:ascii="Arakom" w:cs="Arakom" w:eastAsia="Arakom" w:hAnsi="Arakom"/>
                 <w:b w:val="false"/>
                 <w:bCs w:val="false"/>
                 <w:color w:val="111111"/>
@@ -5996,7 +5996,7 @@
             </w:pPr>
             <w:r>
               <w:rPr>
-                <w:rFonts w:ascii="Markazi Text" w:cs="Markazi Text" w:eastAsia="Markazi Text" w:hAnsi="Markazi Text"/>
+                <w:rFonts w:ascii="Arakom" w:cs="Arakom" w:eastAsia="Arakom" w:hAnsi="Arakom"/>
                 <w:b w:val="false"/>
                 <w:bCs w:val="false"/>
                 <w:color w:val="111111"/>
@@ -6068,7 +6068,7 @@
             </w:pPr>
             <w:r>
               <w:rPr>
-                <w:rFonts w:ascii="Markazi Text" w:cs="Markazi Text" w:eastAsia="Markazi Text" w:hAnsi="Markazi Text"/>
+                <w:rFonts w:ascii="Arakom" w:cs="Arakom" w:eastAsia="Arakom" w:hAnsi="Arakom"/>
                 <w:b w:val="false"/>
                 <w:bCs w:val="false"/>
                 <w:color w:val="111111"/>
@@ -6140,7 +6140,7 @@
             </w:pPr>
             <w:r>
               <w:rPr>
-                <w:rFonts w:ascii="Markazi Text" w:cs="Markazi Text" w:eastAsia="Markazi Text" w:hAnsi="Markazi Text"/>
+                <w:rFonts w:ascii="Arakom" w:cs="Arakom" w:eastAsia="Arakom" w:hAnsi="Arakom"/>
                 <w:b w:val="false"/>
                 <w:bCs w:val="false"/>
                 <w:color w:val="111111"/>
@@ -6212,7 +6212,7 @@
             </w:pPr>
             <w:r>
               <w:rPr>
-                <w:rFonts w:ascii="Markazi Text" w:cs="Markazi Text" w:eastAsia="Markazi Text" w:hAnsi="Markazi Text"/>
+                <w:rFonts w:ascii="Arakom" w:cs="Arakom" w:eastAsia="Arakom" w:hAnsi="Arakom"/>
                 <w:b w:val="false"/>
                 <w:bCs w:val="false"/>
                 <w:color w:val="111111"/>
@@ -6284,7 +6284,7 @@
             </w:pPr>
             <w:r>
               <w:rPr>
-                <w:rFonts w:ascii="Markazi Text" w:cs="Markazi Text" w:eastAsia="Markazi Text" w:hAnsi="Markazi Text"/>
+                <w:rFonts w:ascii="Arakom" w:cs="Arakom" w:eastAsia="Arakom" w:hAnsi="Arakom"/>
                 <w:b w:val="false"/>
                 <w:bCs w:val="false"/>
                 <w:color w:val="111111"/>
@@ -6436,7 +6436,7 @@
             </w:pPr>
             <w:r>
               <w:rPr>
-                <w:rFonts w:ascii="Markazi Text" w:cs="Markazi Text" w:eastAsia="Markazi Text" w:hAnsi="Markazi Text"/>
+                <w:rFonts w:ascii="Arakom" w:cs="Arakom" w:eastAsia="Arakom" w:hAnsi="Arakom"/>
                 <w:b w:val="false"/>
                 <w:bCs w:val="false"/>
                 <w:color w:val="111111"/>
@@ -6952,7 +6952,7 @@
             </w:pPr>
             <w:r>
               <w:rPr>
-                <w:rFonts w:ascii="Markazi Text" w:cs="Markazi Text" w:eastAsia="Markazi Text" w:hAnsi="Markazi Text"/>
+                <w:rFonts w:ascii="Arakom" w:cs="Arakom" w:eastAsia="Arakom" w:hAnsi="Arakom"/>
                 <w:b w:val="false"/>
                 <w:bCs w:val="false"/>
                 <w:color w:val="111111"/>
@@ -6970,7 +6970,7 @@
             </w:pPr>
             <w:r>
               <w:rPr>
-                <w:rFonts w:ascii="Markazi Text" w:cs="Markazi Text" w:eastAsia="Markazi Text" w:hAnsi="Markazi Text"/>
+                <w:rFonts w:ascii="Arakom" w:cs="Arakom" w:eastAsia="Arakom" w:hAnsi="Arakom"/>
                 <w:b w:val="false"/>
                 <w:bCs w:val="false"/>
                 <w:color w:val="111111"/>
@@ -6988,7 +6988,7 @@
             </w:pPr>
             <w:r>
               <w:rPr>
-                <w:rFonts w:ascii="Markazi Text" w:cs="Markazi Text" w:eastAsia="Markazi Text" w:hAnsi="Markazi Text"/>
+                <w:rFonts w:ascii="Arakom" w:cs="Arakom" w:eastAsia="Arakom" w:hAnsi="Arakom"/>
                 <w:b w:val="false"/>
                 <w:bCs w:val="false"/>
                 <w:color w:val="111111"/>
@@ -7176,7 +7176,7 @@
             </w:pPr>
             <w:r>
               <w:rPr>
-                <w:rFonts w:ascii="Markazi Text" w:cs="Markazi Text" w:eastAsia="Markazi Text" w:hAnsi="Markazi Text"/>
+                <w:rFonts w:ascii="Arakom" w:cs="Arakom" w:eastAsia="Arakom" w:hAnsi="Arakom"/>
                 <w:b w:val="false"/>
                 <w:bCs w:val="false"/>
                 <w:color w:val="111111"/>
@@ -7458,7 +7458,7 @@
             </w:pPr>
             <w:r>
               <w:rPr>
-                <w:rFonts w:ascii="Markazi Text" w:cs="Markazi Text" w:eastAsia="Markazi Text" w:hAnsi="Markazi Text"/>
+                <w:rFonts w:ascii="Arakom" w:cs="Arakom" w:eastAsia="Arakom" w:hAnsi="Arakom"/>
                 <w:b w:val="false"/>
                 <w:bCs w:val="false"/>
                 <w:color w:val="111111"/>
@@ -7476,7 +7476,7 @@
             </w:pPr>
             <w:r>
               <w:rPr>
-                <w:rFonts w:ascii="Markazi Text" w:cs="Markazi Text" w:eastAsia="Markazi Text" w:hAnsi="Markazi Text"/>
+                <w:rFonts w:ascii="Arakom" w:cs="Arakom" w:eastAsia="Arakom" w:hAnsi="Arakom"/>
                 <w:b w:val="false"/>
                 <w:bCs w:val="false"/>
                 <w:color w:val="111111"/>
@@ -7494,7 +7494,7 @@
             </w:pPr>
             <w:r>
               <w:rPr>
-                <w:rFonts w:ascii="Markazi Text" w:cs="Markazi Text" w:eastAsia="Markazi Text" w:hAnsi="Markazi Text"/>
+                <w:rFonts w:ascii="Arakom" w:cs="Arakom" w:eastAsia="Arakom" w:hAnsi="Arakom"/>
                 <w:b w:val="false"/>
                 <w:bCs w:val="false"/>
                 <w:color w:val="111111"/>
